--- a/대본/8부/01화_Roadshow.docx
+++ b/대본/8부/01화_Roadshow.docx
@@ -2,7 +2,7 @@
 <file path=word/document.xml><?xml version="1.0" encoding="utf-8"?>
 <w:document xmlns:w="http://schemas.openxmlformats.org/wordprocessingml/2006/main" xmlns:m="http://schemas.openxmlformats.org/officeDocument/2006/math" xmlns:r="http://schemas.openxmlformats.org/officeDocument/2006/relationships" xmlns:o="urn:schemas-microsoft-com:office:office" xmlns:v="urn:schemas-microsoft-com:vml" xmlns:w10="urn:schemas-microsoft-com:office:word" xmlns:a="http://schemas.openxmlformats.org/drawingml/2006/main" xmlns:pic="http://schemas.openxmlformats.org/drawingml/2006/picture" xmlns:wp="http://schemas.openxmlformats.org/drawingml/2006/wordprocessingDrawing">
   <w:body>
-    <w:bookmarkStart w:id="31" w:name="ship-it-8부-1화"/>
+    <w:bookmarkStart w:id="32" w:name="ship-it-8부-1화"/>
     <w:p>
       <w:pPr>
         <w:pStyle w:val="Heading1"/>
@@ -65,7 +65,7 @@
         <w:t xml:space="preserve"> </w:t>
       </w:r>
       <w:r>
-        <w:t xml:space="preserve">- 규칙: 지문 없음. 전 화 100% 「화자명: 대사」. 1턴 20단어 이내.</w:t>
+        <w:t xml:space="preserve">- 규칙: 지문 없음. 전 화 100% 「화자명: 대사」. 1턴 20단어 이내 + 긴 턴 10~15회(30~60단어).</w:t>
       </w:r>
       <w:r>
         <w:t xml:space="preserve"> </w:t>
@@ -327,13 +327,13 @@
         </w:numPr>
       </w:pPr>
       <w:r>
-        <w:t xml:space="preserve">RUTH: Especially then. Investors compare notes. If Boston hears a different answer than New York, they wonder which one is true.</w:t>
-      </w:r>
-      <w:r>
-        <w:t xml:space="preserve"> </w:t>
-      </w:r>
-      <w:r>
-        <w:t xml:space="preserve">루스: 특히 그때요. 투자자들은 서로 메모를 비교해요. 보스턴이 뉴욕과 다른 답을 들으면, 어느 게 사실인지 의심하죠.</w:t>
+        <w:t xml:space="preserve">RUTH: Especially then. Investors compare notes, and they compare them more than you’d think. If Boston hears a different answer than New York, they don’t assume you’ve improved it; they wonder which one is true, and then they start wondering what else might not be.</w:t>
+      </w:r>
+      <w:r>
+        <w:t xml:space="preserve"> </w:t>
+      </w:r>
+      <w:r>
+        <w:t xml:space="preserve">루스: 특히 그때요. 투자자들은 서로 메모를 비교하는데, 생각보다 훨씬 많이 해요. 보스턴이 뉴욕과 다른 답을 들으면, 답이 나아졌다고 생각하지 않아요. 어느 쪽이 사실인지 의심하고, 그다음엔 또 뭐가 사실이 아닐지 의심하기 시작하죠.</w:t>
       </w:r>
     </w:p>
     <w:p>
@@ -344,13 +344,13 @@
         </w:numPr>
       </w:pPr>
       <w:r>
-        <w:t xml:space="preserve">PAUL: Ruth ran investor relations at a large device company for twelve years. She’s seen three IPOs. From the inside.</w:t>
-      </w:r>
-      <w:r>
-        <w:t xml:space="preserve"> </w:t>
-      </w:r>
-      <w:r>
-        <w:t xml:space="preserve">폴: 루스는 대형 의료기기 회사에서 12년간 IR을 했어요. IPO를 세 번 봤죠. 안에서.</w:t>
+        <w:t xml:space="preserve">PAUL: Ruth ran investor relations at a large device company for twelve years, so she’s not guessing about any of this. She’s seen three IPOs, and not from the audience. From the inside, where the decisions actually get made.</w:t>
+      </w:r>
+      <w:r>
+        <w:t xml:space="preserve"> </w:t>
+      </w:r>
+      <w:r>
+        <w:t xml:space="preserve">폴: 루스는 대형 의료기기 회사에서 12년간 IR을 했어요. 그러니 이 중 어느 것도 짐작으로 하는 말이 아니에요. IPO를 세 번 봤는데, 객석에서가 아니에요. 안에서요. 실제로 결정이 내려지는 곳에서.</w:t>
       </w:r>
     </w:p>
     <w:p>
@@ -616,13 +616,13 @@
         </w:numPr>
       </w:pPr>
       <w:r>
-        <w:t xml:space="preserve">NOAH: Because medical-only is the brand. In Korea and Japan, only doctors may inject anyway. It’s the law there.</w:t>
-      </w:r>
-      <w:r>
-        <w:t xml:space="preserve"> </w:t>
-      </w:r>
-      <w:r>
-        <w:t xml:space="preserve">노아: 의료인 전용이 브랜드니까요. 한국과 일본에선 어차피 의사만 주사할 수 있어요. 그게 그곳 법이고요.</w:t>
+        <w:t xml:space="preserve">NOAH: Because medical-only is the brand, and the brand is what doctors are paying for. In Korea and Japan, only doctors may inject anyway, since it’s the law there. Selling to aestheticians would cost us the trust that makes the product worth buying.</w:t>
+      </w:r>
+      <w:r>
+        <w:t xml:space="preserve"> </w:t>
+      </w:r>
+      <w:r>
+        <w:t xml:space="preserve">노아: 의료인 전용이 브랜드이고, 의사들이 돈을 내는 이유가 바로 그 브랜드니까요. 한국과 일본에선 어차피 의사만 주사할 수 있어요. 그곳 법이니까요. 미용 시술자에게 팔면 이 제품을 살 만한 가치가 있게 만드는 신뢰를 잃게 됩니다.</w:t>
       </w:r>
     </w:p>
     <w:p>
@@ -952,13 +952,13 @@
         </w:numPr>
       </w:pPr>
       <w:r>
-        <w:t xml:space="preserve">NOAH: Because hiding them is how the last generation of filler companies lost doctors’ trust. Ours includes the recall.</w:t>
-      </w:r>
-      <w:r>
-        <w:t xml:space="preserve"> </w:t>
-      </w:r>
-      <w:r>
-        <w:t xml:space="preserve">노아: 숨기는 게 이전 세대 필러 회사들이 의사의 신뢰를 잃은 방식이니까요. 우리 건 회수까지 포함해요.</w:t>
+        <w:t xml:space="preserve">NOAH: Because hiding them is exactly how the last generation of filler companies lost doctors’ trust, and once a doctor stops trusting your data, they stop trusting your product. So we publish everything. Ours even includes the recall, which wasn’t comfortable to put in.</w:t>
+      </w:r>
+      <w:r>
+        <w:t xml:space="preserve"> </w:t>
+      </w:r>
+      <w:r>
+        <w:t xml:space="preserve">노아: 숨기는 게 바로 이전 세대 필러 회사들이 의사의 신뢰를 잃은 방식이니까요. 의사가 데이터를 믿지 않게 되면, 제품도 믿지 않게 돼요. 그래서 전부 공개합니다. 우리 건 회수까지 포함해요. 넣기 편한 내용은 아니었지만요.</w:t>
       </w:r>
     </w:p>
     <w:p>
@@ -1214,13 +1214,13 @@
         </w:numPr>
       </w:pPr>
       <w:r>
-        <w:t xml:space="preserve">RUTH: Changed the story without changing the facts. Most people can’t tell the difference.</w:t>
-      </w:r>
-      <w:r>
-        <w:t xml:space="preserve"> </w:t>
-      </w:r>
-      <w:r>
-        <w:t xml:space="preserve">루스: 사실은 바꾸지 않고 이야기를 바꾸는 것. 대부분 그 차이를 구분 못 해요.</w:t>
+        <w:t xml:space="preserve">RUTH: Changed the story without changing the facts. The numbers stay exactly the same, and so do the three messages, but the way in, the first minute, can be new. Most people can’t tell the difference, and that’s why they either bore investors or start improvising.</w:t>
+      </w:r>
+      <w:r>
+        <w:t xml:space="preserve"> </w:t>
+      </w:r>
+      <w:r>
+        <w:t xml:space="preserve">루스: 사실은 바꾸지 않고 이야기를 바꾸는 것. 숫자는 그대로, 메시지 세 개도 그대로지만, 들어가는 방식, 그러니까 첫 1분은 새로울 수 있어요. 대부분 그 차이를 구분 못 해요. 그래서 투자자를 지루하게 하거나, 즉흥으로 말하기 시작하죠.</w:t>
       </w:r>
     </w:p>
     <w:p>
@@ -1386,13 +1386,13 @@
         </w:numPr>
       </w:pPr>
       <w:r>
-        <w:t xml:space="preserve">NOAH: Thirteen minutes. A trained doctor. A traced syringe. A hotline in two languages. That’s what you’d be investing in.</w:t>
-      </w:r>
-      <w:r>
-        <w:t xml:space="preserve"> </w:t>
-      </w:r>
-      <w:r>
-        <w:t xml:space="preserve">노아: 13분. 교육받은 의사. 추적되는 주사기. 두 언어의 핫라인. 그게 여러분이 투자하시는 겁니다.</w:t>
+        <w:t xml:space="preserve">NOAH: Thirteen minutes. A trained doctor who recognised the signs. A traced syringe, so we knew exactly where it came from. A hotline that answered in two languages. That’s the system, and that’s what you’d really be investing in, more than the filler itself.</w:t>
+      </w:r>
+      <w:r>
+        <w:t xml:space="preserve"> </w:t>
+      </w:r>
+      <w:r>
+        <w:t xml:space="preserve">노아: 13분. 징후를 알아본 교육받은 의사. 추적되는 주사기, 그래서 어디서 온 건지 정확히 알았죠. 두 언어로 응답한 핫라인. 그게 시스템이고, 필러 자체보다 그게 여러분이 실제로 투자하시는 겁니다.</w:t>
       </w:r>
     </w:p>
     <w:p>
@@ -1810,13 +1810,13 @@
         </w:numPr>
       </w:pPr>
       <w:r>
-        <w:t xml:space="preserve">VICTOR: And now you’re worth more than that. I like being right slowly.</w:t>
-      </w:r>
-      <w:r>
-        <w:t xml:space="preserve"> </w:t>
-      </w:r>
-      <w:r>
-        <w:t xml:space="preserve">빅터: 그리고 지금은 그보다 가치가 높죠. 난 천천히 맞는 게 좋아요.</w:t>
+        <w:t xml:space="preserve">VICTOR: And now you’re worth more than that. I don’t mind admitting it, because that’s the whole point of a ten-year order: you let the company prove you wrong, or right, slowly. I like being right slowly.</w:t>
+      </w:r>
+      <w:r>
+        <w:t xml:space="preserve"> </w:t>
+      </w:r>
+      <w:r>
+        <w:t xml:space="preserve">빅터: 그리고 지금은 그보다 가치가 높죠. 인정하는 거 아무렇지 않아요. 그게 10년짜리 주문의 핵심이니까요. 회사가 내가 틀렸는지, 맞았는지 천천히 증명하게 두는 거죠. 난 천천히 맞는 게 좋아요.</w:t>
       </w:r>
     </w:p>
     <w:p>
@@ -1878,13 +1878,13 @@
         </w:numPr>
       </w:pPr>
       <w:r>
-        <w:t xml:space="preserve">RUTH: It’s good. It’s also dangerous. Tonight, the bankers will want to raise the price. Be ready.</w:t>
-      </w:r>
-      <w:r>
-        <w:t xml:space="preserve"> </w:t>
-      </w:r>
-      <w:r>
-        <w:t xml:space="preserve">루스: 좋아요. 위험하기도 하고요. 오늘 밤 주관사가 가격을 올리자고 할 거예요. 준비해요.</w:t>
+        <w:t xml:space="preserve">RUTH: It’s good. It’s also dangerous, because nine times covered gives the bankers a reason to push. Tonight, they’ll want to raise the price, and they’ll have numbers to back it up. Be ready with your reason before they finish their slide.</w:t>
+      </w:r>
+      <w:r>
+        <w:t xml:space="preserve"> </w:t>
+      </w:r>
+      <w:r>
+        <w:t xml:space="preserve">루스: 좋아요. 위험하기도 하고요. 9배 청약이면 주관사가 밀어붙일 이유가 생기거든요. 오늘 밤 그들은 가격을 올리자고 할 거고, 뒷받침할 숫자도 갖고 올 거예요. 그들이 슬라이드를 다 넘기기 전에 당신 이유를 준비해 둬요.</w:t>
       </w:r>
     </w:p>
     <w:bookmarkEnd w:id="23"/>
@@ -2024,13 +2024,13 @@
         </w:numPr>
       </w:pPr>
       <w:r>
-        <w:t xml:space="preserve">JONATHAN: Mostly the long-only funds drop their size. The fast money stays. They expect a pop either way.</w:t>
-      </w:r>
-      <w:r>
-        <w:t xml:space="preserve"> </w:t>
-      </w:r>
-      <w:r>
-        <w:t xml:space="preserve">조너선: 주로 장기 펀드들이 규모를 줄여요. 빠른 돈은 남고요. 어쨌든 상승을 기대하니까.</w:t>
+        <w:t xml:space="preserve">JONATHAN: Mostly the long-only funds drop their size, because they’re disciplined about valuation and twenty-nine is above where they modelled it. The fast money stays, since they expect a pop either way and they’re planning to sell into it.</w:t>
+      </w:r>
+      <w:r>
+        <w:t xml:space="preserve"> </w:t>
+      </w:r>
+      <w:r>
+        <w:t xml:space="preserve">조너선: 주로 장기 펀드들이 규모를 줄여요. 밸류에이션에 엄격한데, 29는 그들이 모델링한 가격보다 높거든요. 빠른 돈은 남고요. 어쨌든 상승을 기대하고, 그때 팔 계획이니까요.</w:t>
       </w:r>
     </w:p>
     <w:p>
@@ -2125,13 +2125,13 @@
         </w:numPr>
       </w:pPr>
       <w:r>
-        <w:t xml:space="preserve">NOAH: Here’s the thing. We’re not selling shares tonight. We’re choosing shareholders. For ten years.</w:t>
-      </w:r>
-      <w:r>
-        <w:t xml:space="preserve"> </w:t>
-      </w:r>
-      <w:r>
-        <w:t xml:space="preserve">노아: 요점은 이거예요. 오늘 밤 우린 주식을 파는 게 아니에요. 주주를 고르는 거예요. 10년 동안.</w:t>
+        <w:t xml:space="preserve">NOAH: Here’s the thing. We’re not selling shares tonight. We’re choosing shareholders, for ten years. The people who asked about the registry will still be here when something goes wrong, and something will. The people who asked about the pop won’t.</w:t>
+      </w:r>
+      <w:r>
+        <w:t xml:space="preserve"> </w:t>
+      </w:r>
+      <w:r>
+        <w:t xml:space="preserve">노아: 요점은 이거예요. 오늘 밤 우린 주식을 파는 게 아니에요. 주주를 고르는 거예요. 10년 동안. 레지스트리를 물은 사람들은 뭔가 잘못될 때도 여기 있을 거예요. 그리고 뭔가는 반드시 잘못돼요. 상승을 물은 사람들은 없을 거고요.</w:t>
       </w:r>
     </w:p>
     <w:p>
@@ -2227,13 +2227,13 @@
         </w:numPr>
       </w:pPr>
       <w:r>
-        <w:t xml:space="preserve">PAUL: My head says twenty-nine. My experience says twenty-seven. A first day that’s too flat scares long-term holders too.</w:t>
-      </w:r>
-      <w:r>
-        <w:t xml:space="preserve"> </w:t>
-      </w:r>
-      <w:r>
-        <w:t xml:space="preserve">폴: 머리는 29라고 해요. 경험은 27이라고 하고요. 첫날이 너무 밋밋하면 장기 보유자도 겁먹어요.</w:t>
+        <w:t xml:space="preserve">PAUL: My head says twenty-nine, because twenty-three million is real money for Line C. My experience says twenty-seven. A first day that’s too flat scares long-term holders too, and a little room for them to win early buys a lot of loyalty later.</w:t>
+      </w:r>
+      <w:r>
+        <w:t xml:space="preserve"> </w:t>
+      </w:r>
+      <w:r>
+        <w:t xml:space="preserve">폴: 머리는 29라고 해요. 2,300만은 라인 C에 진짜 큰돈이니까요. 경험은 27이라고 하고요. 첫날이 너무 밋밋하면 장기 보유자도 겁먹어요. 초반에 그들이 이길 여지를 조금 남겨 두면, 나중에 큰 충성도로 돌아와요.</w:t>
       </w:r>
     </w:p>
     <w:p>
@@ -2637,13 +2637,13 @@
         </w:numPr>
       </w:pPr>
       <w:r>
-        <w:t xml:space="preserve">RUTH: Especially then. A CEO who celebrates the stock price owns it on the way down too.</w:t>
-      </w:r>
-      <w:r>
-        <w:t xml:space="preserve"> </w:t>
-      </w:r>
-      <w:r>
-        <w:t xml:space="preserve">루스: 특히 그때요. 주가를 축하하는 CEO는 떨어질 때도 그걸 책임지게 돼요.</w:t>
+        <w:t xml:space="preserve">RUTH: Especially then. A CEO who celebrates the stock price owns it on the way down too. And it will go down at some point, on a day that has nothing to do with patients. If you didn’t cheer on the way up, nobody can quote you on the way down.</w:t>
+      </w:r>
+      <w:r>
+        <w:t xml:space="preserve"> </w:t>
+      </w:r>
+      <w:r>
+        <w:t xml:space="preserve">루스: 특히 그때요. 주가를 축하하는 CEO는 떨어질 때도 그걸 책임지게 돼요. 그리고 언젠가는 떨어져요. 환자와 아무 상관 없는 날에요. 오를 때 환호하지 않았다면, 떨어질 때 아무도 당신 말을 인용할 수 없어요.</w:t>
       </w:r>
     </w:p>
     <w:p>
@@ -2689,7 +2689,7 @@
     </w:p>
     <w:bookmarkEnd w:id="25"/>
     <w:bookmarkEnd w:id="26"/>
-    <w:bookmarkStart w:id="30" w:name="학습-부록"/>
+    <w:bookmarkStart w:id="31" w:name="학습-부록"/>
     <w:p>
       <w:pPr>
         <w:pStyle w:val="Heading2"/>
@@ -3711,8 +3711,316 @@
       </w:r>
     </w:p>
     <w:bookmarkEnd w:id="29"/>
+    <w:bookmarkStart w:id="30" w:name="긴-발화-분석"/>
+    <w:p>
+      <w:pPr>
+        <w:pStyle w:val="Heading3"/>
+      </w:pPr>
+      <w:r>
+        <w:t xml:space="preserve">④ 긴 발화 분석</w:t>
+      </w:r>
+    </w:p>
+    <w:p>
+      <w:pPr>
+        <w:pStyle w:val="BlockText"/>
+      </w:pPr>
+      <w:r>
+        <w:rPr>
+          <w:bCs/>
+          <w:b/>
+        </w:rPr>
+        <w:t xml:space="preserve">3턴 RUTH:</w:t>
+      </w:r>
+      <w:r>
+        <w:t xml:space="preserve"> </w:t>
+      </w:r>
+      <w:r>
+        <w:t xml:space="preserve">“</w:t>
+      </w:r>
+      <w:r>
+        <w:t xml:space="preserve">Especially then. Investors compare notes, and they compare them more than you’d think. If Boston hears a different answer than New York, they don’t assume you’ve improved it; they wonder which one is true, and then they start wondering what else might not be.</w:t>
+      </w:r>
+      <w:r>
+        <w:t xml:space="preserve">”</w:t>
+      </w:r>
+    </w:p>
+    <w:tbl>
+      <w:tblPr>
+        <w:tblStyle w:val="Table"/>
+        <w:tblW w:type="pct" w:w="5000"/>
+        <w:tblLook w:firstRow="1" w:lastRow="0" w:firstColumn="0" w:lastColumn="0" w:noHBand="0" w:noVBand="0" w:val="0020"/>
+        <w:jc w:val="start"/>
+      </w:tblPr>
+      <w:tblGrid>
+        <w:gridCol w:w="2640"/>
+        <w:gridCol w:w="2640"/>
+        <w:gridCol w:w="2640"/>
+      </w:tblGrid>
+      <w:tr>
+        <w:trPr>
+          <w:tblHeader w:val="true"/>
+        </w:trPr>
+        <w:tc>
+          <w:tcPr/>
+          <w:p>
+            <w:pPr>
+              <w:pStyle w:val="Compact"/>
+              <w:jc w:val="left"/>
+            </w:pPr>
+            <w:r>
+              <w:t xml:space="preserve">구조</w:t>
+            </w:r>
+          </w:p>
+        </w:tc>
+        <w:tc>
+          <w:tcPr/>
+          <w:p>
+            <w:pPr>
+              <w:pStyle w:val="Compact"/>
+              <w:jc w:val="left"/>
+            </w:pPr>
+            <w:r>
+              <w:t xml:space="preserve">영어</w:t>
+            </w:r>
+          </w:p>
+        </w:tc>
+        <w:tc>
+          <w:tcPr/>
+          <w:p>
+            <w:pPr>
+              <w:pStyle w:val="Compact"/>
+              <w:jc w:val="left"/>
+            </w:pPr>
+            <w:r>
+              <w:t xml:space="preserve">기능</w:t>
+            </w:r>
+          </w:p>
+        </w:tc>
+      </w:tr>
+      <w:tr>
+        <w:tc>
+          <w:tcPr/>
+          <w:p>
+            <w:pPr>
+              <w:pStyle w:val="Compact"/>
+              <w:jc w:val="left"/>
+            </w:pPr>
+            <w:r>
+              <w:t xml:space="preserve">① 결론(짧게 반박)</w:t>
+            </w:r>
+          </w:p>
+        </w:tc>
+        <w:tc>
+          <w:tcPr/>
+          <w:p>
+            <w:pPr>
+              <w:pStyle w:val="Compact"/>
+              <w:jc w:val="left"/>
+            </w:pPr>
+            <w:r>
+              <w:t xml:space="preserve">Especially then.</w:t>
+            </w:r>
+          </w:p>
+        </w:tc>
+        <w:tc>
+          <w:tcPr/>
+          <w:p>
+            <w:pPr>
+              <w:pStyle w:val="Compact"/>
+              <w:jc w:val="left"/>
+            </w:pPr>
+            <w:r>
+              <w:t xml:space="preserve">상대의 예외 제안을 두 단어로 뒤집기</w:t>
+            </w:r>
+          </w:p>
+        </w:tc>
+      </w:tr>
+      <w:tr>
+        <w:tc>
+          <w:tcPr/>
+          <w:p>
+            <w:pPr>
+              <w:pStyle w:val="Compact"/>
+              <w:jc w:val="left"/>
+            </w:pPr>
+            <w:r>
+              <w:t xml:space="preserve">② 전제(사실)</w:t>
+            </w:r>
+          </w:p>
+        </w:tc>
+        <w:tc>
+          <w:tcPr/>
+          <w:p>
+            <w:pPr>
+              <w:pStyle w:val="Compact"/>
+              <w:jc w:val="left"/>
+            </w:pPr>
+            <w:r>
+              <w:t xml:space="preserve">Investors compare notes, and they compare them more than you’d think.</w:t>
+            </w:r>
+          </w:p>
+        </w:tc>
+        <w:tc>
+          <w:tcPr/>
+          <w:p>
+            <w:pPr>
+              <w:pStyle w:val="Compact"/>
+              <w:jc w:val="left"/>
+            </w:pPr>
+            <w:r>
+              <w:t xml:space="preserve">판단의 근거가 되는 시장의 현실 제시</w:t>
+            </w:r>
+          </w:p>
+        </w:tc>
+      </w:tr>
+      <w:tr>
+        <w:tc>
+          <w:tcPr/>
+          <w:p>
+            <w:pPr>
+              <w:pStyle w:val="Compact"/>
+              <w:jc w:val="left"/>
+            </w:pPr>
+            <w:r>
+              <w:t xml:space="preserve">③ 가정(if…)</w:t>
+            </w:r>
+          </w:p>
+        </w:tc>
+        <w:tc>
+          <w:tcPr/>
+          <w:p>
+            <w:pPr>
+              <w:pStyle w:val="Compact"/>
+              <w:jc w:val="left"/>
+            </w:pPr>
+            <w:r>
+              <w:t xml:space="preserve">If Boston hears a different answer than New York, they don’t assume you’ve improved it;</w:t>
+            </w:r>
+          </w:p>
+        </w:tc>
+        <w:tc>
+          <w:tcPr/>
+          <w:p>
+            <w:pPr>
+              <w:pStyle w:val="Compact"/>
+              <w:jc w:val="left"/>
+            </w:pPr>
+            <w:r>
+              <w:t xml:space="preserve">구체적 상황을 가정해 상대 관점을 바로잡기</w:t>
+            </w:r>
+          </w:p>
+        </w:tc>
+      </w:tr>
+      <w:tr>
+        <w:tc>
+          <w:tcPr/>
+          <w:p>
+            <w:pPr>
+              <w:pStyle w:val="Compact"/>
+              <w:jc w:val="left"/>
+            </w:pPr>
+            <w:r>
+              <w:t xml:space="preserve">④ 파급(연쇄 결과)</w:t>
+            </w:r>
+          </w:p>
+        </w:tc>
+        <w:tc>
+          <w:tcPr/>
+          <w:p>
+            <w:pPr>
+              <w:pStyle w:val="Compact"/>
+              <w:jc w:val="left"/>
+            </w:pPr>
+            <w:r>
+              <w:t xml:space="preserve">they wonder which one is true, and then they start wondering what else might not be.</w:t>
+            </w:r>
+          </w:p>
+        </w:tc>
+        <w:tc>
+          <w:tcPr/>
+          <w:p>
+            <w:pPr>
+              <w:pStyle w:val="Compact"/>
+              <w:jc w:val="left"/>
+            </w:pPr>
+            <w:r>
+              <w:t xml:space="preserve">작은 불일치가 전체 신뢰로 번지는 과정을 단계적으로</w:t>
+            </w:r>
+          </w:p>
+        </w:tc>
+      </w:tr>
+    </w:tbl>
+    <w:p>
+      <w:pPr>
+        <w:pStyle w:val="BodyText"/>
+      </w:pPr>
+      <w:r>
+        <w:rPr>
+          <w:bCs/>
+          <w:b/>
+        </w:rPr>
+        <w:t xml:space="preserve">활용 패턴:</w:t>
+      </w:r>
+      <w:r>
+        <w:t xml:space="preserve"> </w:t>
+      </w:r>
+      <w:r>
+        <w:t xml:space="preserve">짧은 결론 → 현실(전제) → If 가정 →</w:t>
+      </w:r>
+      <w:r>
+        <w:t xml:space="preserve"> </w:t>
+      </w:r>
+      <w:r>
+        <w:t xml:space="preserve">“</w:t>
+      </w:r>
+      <w:r>
+        <w:t xml:space="preserve">and then…</w:t>
+      </w:r>
+      <w:r>
+        <w:t xml:space="preserve">”</w:t>
+      </w:r>
+      <w:r>
+        <w:t xml:space="preserve"> </w:t>
+      </w:r>
+      <w:r>
+        <w:t xml:space="preserve">연쇄 결과</w:t>
+      </w:r>
+      <w:r>
+        <w:t xml:space="preserve"> </w:t>
+      </w:r>
+      <w:r>
+        <w:rPr>
+          <w:bCs/>
+          <w:b/>
+        </w:rPr>
+        <w:t xml:space="preserve">연결 표현:</w:t>
+      </w:r>
+      <w:r>
+        <w:t xml:space="preserve"> </w:t>
+      </w:r>
+      <w:r>
+        <w:t xml:space="preserve">more than you’d think(생각보다 훨씬) · they don’t assume…; they wonder…(~라고 여기지 않고 ~를 의심한다) · and then they start…(그러다 ~하기 시작한다)</w:t>
+      </w:r>
+      <w:r>
+        <w:t xml:space="preserve"> </w:t>
+      </w:r>
+      <w:r>
+        <w:rPr>
+          <w:bCs/>
+          <w:b/>
+        </w:rPr>
+        <w:t xml:space="preserve">연습:</w:t>
+      </w:r>
+      <w:r>
+        <w:t xml:space="preserve"> </w:t>
+      </w:r>
+      <w:r>
+        <w:t xml:space="preserve">고객마다 다른 할인율을 주자는 동료에게 같은 구조로 40단어 안팎으로 반대해 보기.</w:t>
+      </w:r>
+    </w:p>
     <w:bookmarkEnd w:id="30"/>
     <w:bookmarkEnd w:id="31"/>
+    <w:bookmarkEnd w:id="32"/>
     <w:sectPr/>
   </w:body>
 </w:document>

--- a/대본/8부/01화_Roadshow.docx
+++ b/대본/8부/01화_Roadshow.docx
@@ -2,7 +2,7 @@
 <file path=word/document.xml><?xml version="1.0" encoding="utf-8"?>
 <w:document xmlns:w="http://schemas.openxmlformats.org/wordprocessingml/2006/main" xmlns:m="http://schemas.openxmlformats.org/officeDocument/2006/math" xmlns:r="http://schemas.openxmlformats.org/officeDocument/2006/relationships" xmlns:o="urn:schemas-microsoft-com:office:office" xmlns:v="urn:schemas-microsoft-com:vml" xmlns:w10="urn:schemas-microsoft-com:office:word" xmlns:a="http://schemas.openxmlformats.org/drawingml/2006/main" xmlns:pic="http://schemas.openxmlformats.org/drawingml/2006/picture" xmlns:wp="http://schemas.openxmlformats.org/drawingml/2006/wordprocessingDrawing">
   <w:body>
-    <w:bookmarkStart w:id="32" w:name="ship-it-8부-1화"/>
+    <w:bookmarkStart w:id="38" w:name="ship-it-8부-1화"/>
     <w:p>
       <w:pPr>
         <w:pStyle w:val="Heading1"/>
@@ -287,214 +287,103 @@
     </w:p>
     <w:p>
       <w:pPr>
-        <w:numPr>
-          <w:ilvl w:val="0"/>
-          <w:numId w:val="1001"/>
-        </w:numPr>
+        <w:pStyle w:val="FirstParagraph"/>
       </w:pPr>
       <w:r>
         <w:t xml:space="preserve">RUTH: Good morning. Eight days. Three cities. Sixty meetings. And one rule. Same answer. Every time.</w:t>
       </w:r>
-      <w:r>
-        <w:t xml:space="preserve"> </w:t>
-      </w:r>
-      <w:r>
-        <w:t xml:space="preserve">루스: 좋은 아침이에요. 8일. 3개 도시. 미팅 60회. 그리고 규칙 하나. 같은 답. 매번.</w:t>
-      </w:r>
-    </w:p>
-    <w:p>
-      <w:pPr>
-        <w:numPr>
-          <w:ilvl w:val="0"/>
-          <w:numId w:val="1001"/>
-        </w:numPr>
+    </w:p>
+    <w:p>
+      <w:pPr>
+        <w:pStyle w:val="BodyText"/>
       </w:pPr>
       <w:r>
         <w:t xml:space="preserve">NOAH: Every time? Even if I think of a better answer on day five?</w:t>
       </w:r>
-      <w:r>
-        <w:t xml:space="preserve"> </w:t>
-      </w:r>
-      <w:r>
-        <w:t xml:space="preserve">노아: 매번요? 5일 차에 더 좋은 답이 생각나도요?</w:t>
-      </w:r>
-    </w:p>
-    <w:p>
-      <w:pPr>
-        <w:numPr>
-          <w:ilvl w:val="0"/>
-          <w:numId w:val="1001"/>
-        </w:numPr>
+    </w:p>
+    <w:p>
+      <w:pPr>
+        <w:pStyle w:val="BodyText"/>
       </w:pPr>
       <w:r>
         <w:t xml:space="preserve">RUTH: Especially then. Investors compare notes, and they compare them more than you’d think. If Boston hears a different answer than New York, they don’t assume you’ve improved it; they wonder which one is true, and then they start wondering what else might not be.</w:t>
       </w:r>
-      <w:r>
-        <w:t xml:space="preserve"> </w:t>
-      </w:r>
-      <w:r>
-        <w:t xml:space="preserve">루스: 특히 그때요. 투자자들은 서로 메모를 비교하는데, 생각보다 훨씬 많이 해요. 보스턴이 뉴욕과 다른 답을 들으면, 답이 나아졌다고 생각하지 않아요. 어느 쪽이 사실인지 의심하고, 그다음엔 또 뭐가 사실이 아닐지 의심하기 시작하죠.</w:t>
-      </w:r>
-    </w:p>
-    <w:p>
-      <w:pPr>
-        <w:numPr>
-          <w:ilvl w:val="0"/>
-          <w:numId w:val="1001"/>
-        </w:numPr>
+    </w:p>
+    <w:p>
+      <w:pPr>
+        <w:pStyle w:val="BodyText"/>
       </w:pPr>
       <w:r>
         <w:t xml:space="preserve">PAUL: Ruth ran investor relations at a large device company for twelve years, so she’s not guessing about any of this. She’s seen three IPOs, and not from the audience. From the inside, where the decisions actually get made.</w:t>
       </w:r>
-      <w:r>
-        <w:t xml:space="preserve"> </w:t>
-      </w:r>
-      <w:r>
-        <w:t xml:space="preserve">폴: 루스는 대형 의료기기 회사에서 12년간 IR을 했어요. 그러니 이 중 어느 것도 짐작으로 하는 말이 아니에요. IPO를 세 번 봤는데, 객석에서가 아니에요. 안에서요. 실제로 결정이 내려지는 곳에서.</w:t>
-      </w:r>
-    </w:p>
-    <w:p>
-      <w:pPr>
-        <w:numPr>
-          <w:ilvl w:val="0"/>
-          <w:numId w:val="1001"/>
-        </w:numPr>
+    </w:p>
+    <w:p>
+      <w:pPr>
+        <w:pStyle w:val="BodyText"/>
       </w:pPr>
       <w:r>
         <w:t xml:space="preserve">RUTH: And two that failed. From the inside. Those taught me more.</w:t>
       </w:r>
-      <w:r>
-        <w:t xml:space="preserve"> </w:t>
-      </w:r>
-      <w:r>
-        <w:t xml:space="preserve">루스: 그리고 실패한 두 번도요. 안에서. 그게 더 많이 가르쳐 줬어요.</w:t>
-      </w:r>
-    </w:p>
-    <w:p>
-      <w:pPr>
-        <w:numPr>
-          <w:ilvl w:val="0"/>
-          <w:numId w:val="1001"/>
-        </w:numPr>
+    </w:p>
+    <w:p>
+      <w:pPr>
+        <w:pStyle w:val="BodyText"/>
       </w:pPr>
       <w:r>
         <w:t xml:space="preserve">NOAH: What made them fail?</w:t>
       </w:r>
-      <w:r>
-        <w:t xml:space="preserve"> </w:t>
-      </w:r>
-      <w:r>
-        <w:t xml:space="preserve">노아: 왜 실패했어요?</w:t>
-      </w:r>
-    </w:p>
-    <w:p>
-      <w:pPr>
-        <w:numPr>
-          <w:ilvl w:val="0"/>
-          <w:numId w:val="1001"/>
-        </w:numPr>
+    </w:p>
+    <w:p>
+      <w:pPr>
+        <w:pStyle w:val="BodyText"/>
       </w:pPr>
       <w:r>
         <w:t xml:space="preserve">RUTH: The CEO got bored of his own story. By day four, improvising. By day six, promising things.</w:t>
       </w:r>
-      <w:r>
-        <w:t xml:space="preserve"> </w:t>
-      </w:r>
-      <w:r>
-        <w:t xml:space="preserve">루스: CEO가 자기 이야기에 질렸어요. 4일 차엔 즉흥으로. 6일 차엔 약속을 하고 있었죠.</w:t>
-      </w:r>
-    </w:p>
-    <w:p>
-      <w:pPr>
-        <w:numPr>
-          <w:ilvl w:val="0"/>
-          <w:numId w:val="1001"/>
-        </w:numPr>
+    </w:p>
+    <w:p>
+      <w:pPr>
+        <w:pStyle w:val="BodyText"/>
       </w:pPr>
       <w:r>
         <w:t xml:space="preserve">PAUL: In a quiet period, promises are illegal. Well. Unwise. Diane says illegal.</w:t>
       </w:r>
-      <w:r>
-        <w:t xml:space="preserve"> </w:t>
-      </w:r>
-      <w:r>
-        <w:t xml:space="preserve">폴: 조용한 기간에 약속은 불법이에요. 음. 현명하지 않죠. 다이앤은 불법이래요.</w:t>
-      </w:r>
-    </w:p>
-    <w:p>
-      <w:pPr>
-        <w:numPr>
-          <w:ilvl w:val="0"/>
-          <w:numId w:val="1001"/>
-        </w:numPr>
+    </w:p>
+    <w:p>
+      <w:pPr>
+        <w:pStyle w:val="BodyText"/>
       </w:pPr>
       <w:r>
         <w:t xml:space="preserve">RUTH: Three messages. Learn them like your phone number. One. The safety system is the moat.</w:t>
       </w:r>
-      <w:r>
-        <w:t xml:space="preserve"> </w:t>
-      </w:r>
-      <w:r>
-        <w:t xml:space="preserve">루스: 메시지 세 개. 전화번호처럼 외워요. 하나. 안전 시스템이 해자다.</w:t>
-      </w:r>
-    </w:p>
-    <w:p>
-      <w:pPr>
-        <w:numPr>
-          <w:ilvl w:val="0"/>
-          <w:numId w:val="1001"/>
-        </w:numPr>
+    </w:p>
+    <w:p>
+      <w:pPr>
+        <w:pStyle w:val="BodyText"/>
       </w:pPr>
       <w:r>
         <w:t xml:space="preserve">NOAH: Two. The US and UK are profitable. Asia is an investment. With a timeline.</w:t>
       </w:r>
-      <w:r>
-        <w:t xml:space="preserve"> </w:t>
-      </w:r>
-      <w:r>
-        <w:t xml:space="preserve">노아: 둘. 미국과 영국은 흑자. 아시아는 투자. 일정이 있는.</w:t>
-      </w:r>
-    </w:p>
-    <w:p>
-      <w:pPr>
-        <w:numPr>
-          <w:ilvl w:val="0"/>
-          <w:numId w:val="1001"/>
-        </w:numPr>
+    </w:p>
+    <w:p>
+      <w:pPr>
+        <w:pStyle w:val="BodyText"/>
       </w:pPr>
       <w:r>
         <w:t xml:space="preserve">PAUL: Three. Medical-only isn’t a cost. It’s the brand. Competitors can’t afford to copy it.</w:t>
       </w:r>
-      <w:r>
-        <w:t xml:space="preserve"> </w:t>
-      </w:r>
-      <w:r>
-        <w:t xml:space="preserve">폴: 셋. 의료인 전용은 비용이 아니다. 브랜드다. 경쟁사는 따라 할 여유가 없다.</w:t>
-      </w:r>
-    </w:p>
-    <w:p>
-      <w:pPr>
-        <w:numPr>
-          <w:ilvl w:val="0"/>
-          <w:numId w:val="1001"/>
-        </w:numPr>
+    </w:p>
+    <w:p>
+      <w:pPr>
+        <w:pStyle w:val="BodyText"/>
       </w:pPr>
       <w:r>
         <w:t xml:space="preserve">RUTH: Good. And when they ask something outside the prospectus?</w:t>
       </w:r>
-      <w:r>
-        <w:t xml:space="preserve"> </w:t>
-      </w:r>
-      <w:r>
-        <w:t xml:space="preserve">루스: 좋아요. 그럼 투자 설명서 밖의 걸 물으면요?</w:t>
-      </w:r>
-    </w:p>
-    <w:p>
-      <w:pPr>
-        <w:numPr>
-          <w:ilvl w:val="0"/>
-          <w:numId w:val="1001"/>
-        </w:numPr>
+    </w:p>
+    <w:p>
+      <w:pPr>
+        <w:pStyle w:val="BodyText"/>
       </w:pPr>
       <w:r>
         <w:t xml:space="preserve">NOAH:</w:t>
@@ -511,57 +400,21 @@
       <w:r>
         <w:t xml:space="preserve">”</w:t>
       </w:r>
-      <w:r>
-        <w:t xml:space="preserve"> </w:t>
-      </w:r>
-      <w:r>
-        <w:t xml:space="preserve">노아:</w:t>
-      </w:r>
-      <w:r>
-        <w:t xml:space="preserve"> </w:t>
-      </w:r>
-      <w:r>
-        <w:t xml:space="preserve">“</w:t>
-      </w:r>
-      <w:r>
-        <w:t xml:space="preserve">좋은 질문입니다. 공유할 수 있는 건 모두 S-1에 있습니다. 쪽과 항목.</w:t>
-      </w:r>
-      <w:r>
-        <w:t xml:space="preserve">”</w:t>
-      </w:r>
-    </w:p>
-    <w:p>
-      <w:pPr>
-        <w:numPr>
-          <w:ilvl w:val="0"/>
-          <w:numId w:val="1001"/>
-        </w:numPr>
+    </w:p>
+    <w:p>
+      <w:pPr>
+        <w:pStyle w:val="BodyText"/>
       </w:pPr>
       <w:r>
         <w:t xml:space="preserve">RUTH: Perfect. You’ll say that forty times. Smile every time. First meeting in twenty-two minutes.</w:t>
       </w:r>
-      <w:r>
-        <w:t xml:space="preserve"> </w:t>
-      </w:r>
-      <w:r>
-        <w:t xml:space="preserve">루스: 완벽해요. 그 말을 마흔 번 할 거예요. 매번 웃으면서. 첫 미팅 22분 후예요.</w:t>
-      </w:r>
-    </w:p>
-    <w:p>
-      <w:pPr>
-        <w:numPr>
-          <w:ilvl w:val="0"/>
-          <w:numId w:val="1001"/>
-        </w:numPr>
+    </w:p>
+    <w:p>
+      <w:pPr>
+        <w:pStyle w:val="BodyText"/>
       </w:pPr>
       <w:r>
         <w:t xml:space="preserve">NOAH: Twenty-two minutes. I’ll eat something. Claire made me promise. Three meals. Even on a roadshow.</w:t>
-      </w:r>
-      <w:r>
-        <w:t xml:space="preserve"> </w:t>
-      </w:r>
-      <w:r>
-        <w:t xml:space="preserve">노아: 22분. 뭐 좀 먹을게요. 클레어가 약속하게 했어요. 세 끼. 로드쇼 중에도.</w:t>
       </w:r>
     </w:p>
     <w:bookmarkEnd w:id="21"/>
@@ -576,112 +429,55 @@
     </w:p>
     <w:p>
       <w:pPr>
-        <w:numPr>
-          <w:ilvl w:val="0"/>
-          <w:numId w:val="1002"/>
-        </w:numPr>
+        <w:pStyle w:val="FirstParagraph"/>
       </w:pPr>
       <w:r>
         <w:t xml:space="preserve">RUTH: Meeting seven. Day one. A large mutual fund. They’ll ask about Asia. Everyone asks about Asia.</w:t>
       </w:r>
-      <w:r>
-        <w:t xml:space="preserve"> </w:t>
-      </w:r>
-      <w:r>
-        <w:t xml:space="preserve">루스: 미팅 7. 1일 차. 대형 뮤추얼 펀드. 아시아를 물을 거예요. 다들 아시아를 물어요.</w:t>
-      </w:r>
-    </w:p>
-    <w:p>
-      <w:pPr>
-        <w:numPr>
-          <w:ilvl w:val="0"/>
-          <w:numId w:val="1002"/>
-        </w:numPr>
+    </w:p>
+    <w:p>
+      <w:pPr>
+        <w:pStyle w:val="BodyText"/>
       </w:pPr>
       <w:r>
         <w:t xml:space="preserve">SANDRA: Sandra Liu. Healthcare analyst. Why not sell to aestheticians in Asia? It’s most of the market.</w:t>
       </w:r>
-      <w:r>
-        <w:t xml:space="preserve"> </w:t>
-      </w:r>
-      <w:r>
-        <w:t xml:space="preserve">샌드라: 샌드라 리우. 헬스케어 애널리스트. 아시아에서 미용 시술자에게 왜 안 팔아요? 시장 대부분인데.</w:t>
-      </w:r>
-    </w:p>
-    <w:p>
-      <w:pPr>
-        <w:numPr>
-          <w:ilvl w:val="0"/>
-          <w:numId w:val="1002"/>
-        </w:numPr>
+    </w:p>
+    <w:p>
+      <w:pPr>
+        <w:pStyle w:val="BodyText"/>
       </w:pPr>
       <w:r>
         <w:t xml:space="preserve">NOAH: Because medical-only is the brand, and the brand is what doctors are paying for. In Korea and Japan, only doctors may inject anyway, since it’s the law there. Selling to aestheticians would cost us the trust that makes the product worth buying.</w:t>
       </w:r>
-      <w:r>
-        <w:t xml:space="preserve"> </w:t>
-      </w:r>
-      <w:r>
-        <w:t xml:space="preserve">노아: 의료인 전용이 브랜드이고, 의사들이 돈을 내는 이유가 바로 그 브랜드니까요. 한국과 일본에선 어차피 의사만 주사할 수 있어요. 그곳 법이니까요. 미용 시술자에게 팔면 이 제품을 살 만한 가치가 있게 만드는 신뢰를 잃게 됩니다.</w:t>
-      </w:r>
-    </w:p>
-    <w:p>
-      <w:pPr>
-        <w:numPr>
-          <w:ilvl w:val="0"/>
-          <w:numId w:val="1002"/>
-        </w:numPr>
+    </w:p>
+    <w:p>
+      <w:pPr>
+        <w:pStyle w:val="BodyText"/>
       </w:pPr>
       <w:r>
         <w:t xml:space="preserve">SANDRA: And in Southeast Asia? Where it isn’t the law?</w:t>
       </w:r>
-      <w:r>
-        <w:t xml:space="preserve"> </w:t>
-      </w:r>
-      <w:r>
-        <w:t xml:space="preserve">샌드라: 그럼 동남아는요? 법이 아닌 곳은요?</w:t>
-      </w:r>
-    </w:p>
-    <w:p>
-      <w:pPr>
-        <w:numPr>
-          <w:ilvl w:val="0"/>
-          <w:numId w:val="1002"/>
-        </w:numPr>
+    </w:p>
+    <w:p>
+      <w:pPr>
+        <w:pStyle w:val="BodyText"/>
       </w:pPr>
       <w:r>
         <w:t xml:space="preserve">NOAH: Then it’s our rule. The strictest rule wins. It’s in the S-1. Risk factors, page forty-one.</w:t>
       </w:r>
-      <w:r>
-        <w:t xml:space="preserve"> </w:t>
-      </w:r>
-      <w:r>
-        <w:t xml:space="preserve">노아: 그럼 우리 규칙이죠. 가장 엄격한 규칙이 이깁니다. S-1에 있어요. 위험 요인, 41쪽.</w:t>
-      </w:r>
-    </w:p>
-    <w:p>
-      <w:pPr>
-        <w:numPr>
-          <w:ilvl w:val="0"/>
-          <w:numId w:val="1002"/>
-        </w:numPr>
+    </w:p>
+    <w:p>
+      <w:pPr>
+        <w:pStyle w:val="BodyText"/>
       </w:pPr>
       <w:r>
         <w:t xml:space="preserve">RUTH: Meeting nineteen. Day two. Same question. Different suit.</w:t>
       </w:r>
-      <w:r>
-        <w:t xml:space="preserve"> </w:t>
-      </w:r>
-      <w:r>
-        <w:t xml:space="preserve">루스: 미팅 19. 2일 차. 같은 질문. 다른 양복.</w:t>
-      </w:r>
-    </w:p>
-    <w:p>
-      <w:pPr>
-        <w:numPr>
-          <w:ilvl w:val="0"/>
-          <w:numId w:val="1002"/>
-        </w:numPr>
+    </w:p>
+    <w:p>
+      <w:pPr>
+        <w:pStyle w:val="BodyText"/>
       </w:pPr>
       <w:r>
         <w:t xml:space="preserve">PAUL: Halvern. Every meeting asks about Halvern.</w:t>
@@ -698,11 +494,29 @@
       <w:r>
         <w:t xml:space="preserve">”</w:t>
       </w:r>
-      <w:r>
-        <w:t xml:space="preserve"> </w:t>
-      </w:r>
-      <w:r>
-        <w:t xml:space="preserve">폴: 할번. 모든 미팅이 할번을 물어요.</w:t>
+    </w:p>
+    <w:p>
+      <w:pPr>
+        <w:pStyle w:val="BodyText"/>
+      </w:pPr>
+      <w:r>
+        <w:t xml:space="preserve">NOAH: Then they’d have to stop selling to beauticians. In the UK alone, that’s sixty percent of their volume.</w:t>
+      </w:r>
+    </w:p>
+    <w:p>
+      <w:pPr>
+        <w:pStyle w:val="BodyText"/>
+      </w:pPr>
+      <w:r>
+        <w:t xml:space="preserve">RUTH: Good. Same words as Monday. I’m counting.</w:t>
+      </w:r>
+    </w:p>
+    <w:p>
+      <w:pPr>
+        <w:pStyle w:val="BodyText"/>
+      </w:pPr>
+      <w:r>
+        <w:t xml:space="preserve">PAUL: Meeting twenty-six.</w:t>
       </w:r>
       <w:r>
         <w:t xml:space="preserve"> </w:t>
@@ -711,7 +525,7 @@
         <w:t xml:space="preserve">“</w:t>
       </w:r>
       <w:r>
-        <w:t xml:space="preserve">그들이 따라 하면요?</w:t>
+        <w:t xml:space="preserve">Your CTO just changed roles. Is Dr. Raman leaving?</w:t>
       </w:r>
       <w:r>
         <w:t xml:space="preserve">”</w:t>
@@ -719,47 +533,18 @@
     </w:p>
     <w:p>
       <w:pPr>
-        <w:numPr>
-          <w:ilvl w:val="0"/>
-          <w:numId w:val="1002"/>
-        </w:numPr>
-      </w:pPr>
-      <w:r>
-        <w:t xml:space="preserve">NOAH: Then they’d have to stop selling to beauticians. In the UK alone, that’s sixty percent of their volume.</w:t>
-      </w:r>
-      <w:r>
-        <w:t xml:space="preserve"> </w:t>
-      </w:r>
-      <w:r>
-        <w:t xml:space="preserve">노아: 그럼 미용사 판매를 끊어야 해요. 영국에서만 그게 그들 물량의 60%예요.</w:t>
-      </w:r>
-    </w:p>
-    <w:p>
-      <w:pPr>
-        <w:numPr>
-          <w:ilvl w:val="0"/>
-          <w:numId w:val="1002"/>
-        </w:numPr>
-      </w:pPr>
-      <w:r>
-        <w:t xml:space="preserve">RUTH: Good. Same words as Monday. I’m counting.</w:t>
-      </w:r>
-      <w:r>
-        <w:t xml:space="preserve"> </w:t>
-      </w:r>
-      <w:r>
-        <w:t xml:space="preserve">루스: 좋아요. 월요일이랑 같은 단어. 세고 있어요.</w:t>
-      </w:r>
-    </w:p>
-    <w:p>
-      <w:pPr>
-        <w:numPr>
-          <w:ilvl w:val="0"/>
-          <w:numId w:val="1002"/>
-        </w:numPr>
-      </w:pPr>
-      <w:r>
-        <w:t xml:space="preserve">PAUL: Meeting twenty-six.</w:t>
+        <w:pStyle w:val="BodyText"/>
+      </w:pPr>
+      <w:r>
+        <w:t xml:space="preserve">NOAH: No. She’s the Chief Scientist. She chose it. Sixty percent of her time on science. Measured quarterly.</w:t>
+      </w:r>
+    </w:p>
+    <w:p>
+      <w:pPr>
+        <w:pStyle w:val="BodyText"/>
+      </w:pPr>
+      <w:r>
+        <w:t xml:space="preserve">RUTH: You added</w:t>
       </w:r>
       <w:r>
         <w:t xml:space="preserve"> </w:t>
@@ -768,7 +553,7 @@
         <w:t xml:space="preserve">“</w:t>
       </w:r>
       <w:r>
-        <w:t xml:space="preserve">Your CTO just changed roles. Is Dr. Raman leaving?</w:t>
+        <w:t xml:space="preserve">measured quarterly.</w:t>
       </w:r>
       <w:r>
         <w:t xml:space="preserve">”</w:t>
@@ -777,7 +562,103 @@
         <w:t xml:space="preserve"> </w:t>
       </w:r>
       <w:r>
-        <w:t xml:space="preserve">폴: 미팅 26.</w:t>
+        <w:t xml:space="preserve">That’s new.</w:t>
+      </w:r>
+    </w:p>
+    <w:p>
+      <w:pPr>
+        <w:pStyle w:val="BodyText"/>
+      </w:pPr>
+      <w:r>
+        <w:t xml:space="preserve">NOAH: It’s true. It’s in the S-1. Management section.</w:t>
+      </w:r>
+    </w:p>
+    <w:p>
+      <w:pPr>
+        <w:pStyle w:val="BodyText"/>
+      </w:pPr>
+      <w:r>
+        <w:t xml:space="preserve">RUTH: Then it stays. Everywhere. From now on.</w:t>
+      </w:r>
+    </w:p>
+    <w:p>
+      <w:pPr>
+        <w:pStyle w:val="BodyText"/>
+      </w:pPr>
+      <w:r>
+        <w:t xml:space="preserve">MARCY: Marcy Feldman. Commonwealth. Boston. Day three. I’ve read your S-1 twice. Can I ask about the registry?</w:t>
+      </w:r>
+    </w:p>
+    <w:p>
+      <w:pPr>
+        <w:pStyle w:val="BodyText"/>
+      </w:pPr>
+      <w:r>
+        <w:t xml:space="preserve">NOAH: Please.</w:t>
+      </w:r>
+    </w:p>
+    <w:p>
+      <w:pPr>
+        <w:pStyle w:val="BodyText"/>
+      </w:pPr>
+      <w:r>
+        <w:t xml:space="preserve">MARCY: Thirteen hundred vascular events. Every one recorded. Public. Why would a company publish its own complications?</w:t>
+      </w:r>
+    </w:p>
+    <w:p>
+      <w:pPr>
+        <w:pStyle w:val="BodyText"/>
+      </w:pPr>
+      <w:r>
+        <w:t xml:space="preserve">NOAH: Because hiding them is exactly how the last generation of filler companies lost doctors’ trust, and once a doctor stops trusting your data, they stop trusting your product. So we publish everything. Ours even includes the recall, which wasn’t comfortable to put in.</w:t>
+      </w:r>
+    </w:p>
+    <w:p>
+      <w:pPr>
+        <w:pStyle w:val="BodyText"/>
+      </w:pPr>
+      <w:r>
+        <w:t xml:space="preserve">MARCY: That’s the first question I haven’t heard on this roadshow. And the first answer I believed.</w:t>
+      </w:r>
+    </w:p>
+    <w:p>
+      <w:pPr>
+        <w:pStyle w:val="BodyText"/>
+      </w:pPr>
+      <w:r>
+        <w:t xml:space="preserve">PAUL: She’s a long-only investor. Ten-year horizon. That’s the shareholder we want.</w:t>
+      </w:r>
+    </w:p>
+    <w:p>
+      <w:pPr>
+        <w:pStyle w:val="BodyText"/>
+      </w:pPr>
+      <w:r>
+        <w:t xml:space="preserve">RUTH: Day four. Boston. Afternoon. Noah, your voice.</w:t>
+      </w:r>
+    </w:p>
+    <w:p>
+      <w:pPr>
+        <w:pStyle w:val="BodyText"/>
+      </w:pPr>
+      <w:r>
+        <w:t xml:space="preserve">NOAH: …It’s going. Twenty-nine meetings. Thirty-one to go.</w:t>
+      </w:r>
+    </w:p>
+    <w:p>
+      <w:pPr>
+        <w:pStyle w:val="BodyText"/>
+      </w:pPr>
+      <w:r>
+        <w:t xml:space="preserve">RUTH: Honey and ginger. Then let Paul open the next three. You do Q and A only.</w:t>
+      </w:r>
+    </w:p>
+    <w:p>
+      <w:pPr>
+        <w:pStyle w:val="BodyText"/>
+      </w:pPr>
+      <w:r>
+        <w:t xml:space="preserve">PAUL:</w:t>
       </w:r>
       <w:r>
         <w:t xml:space="preserve"> </w:t>
@@ -786,7 +667,7 @@
         <w:t xml:space="preserve">“</w:t>
       </w:r>
       <w:r>
-        <w:t xml:space="preserve">CTO가 막 역할을 바꿨던데요. 라만 박사가 떠나나요?</w:t>
+        <w:t xml:space="preserve">Veyra Aesthetics makes a filler that lasts and dissolves three times faster. Our safety system is our moat.</w:t>
       </w:r>
       <w:r>
         <w:t xml:space="preserve">”</w:t>
@@ -794,30 +675,82 @@
     </w:p>
     <w:p>
       <w:pPr>
-        <w:numPr>
-          <w:ilvl w:val="0"/>
-          <w:numId w:val="1002"/>
-        </w:numPr>
-      </w:pPr>
-      <w:r>
-        <w:t xml:space="preserve">NOAH: No. She’s the Chief Scientist. She chose it. Sixty percent of her time on science. Measured quarterly.</w:t>
-      </w:r>
-      <w:r>
-        <w:t xml:space="preserve"> </w:t>
-      </w:r>
-      <w:r>
-        <w:t xml:space="preserve">노아: 아니요. 최고 과학 책임자예요. 본인이 선택했어요. 시간의 60%를 과학에. 분기마다 측정해요.</w:t>
-      </w:r>
-    </w:p>
-    <w:p>
-      <w:pPr>
-        <w:numPr>
-          <w:ilvl w:val="0"/>
-          <w:numId w:val="1002"/>
-        </w:numPr>
-      </w:pPr>
-      <w:r>
-        <w:t xml:space="preserve">RUTH: You added</w:t>
+        <w:pStyle w:val="BodyText"/>
+      </w:pPr>
+      <w:r>
+        <w:t xml:space="preserve">NOAH: …</w:t>
+      </w:r>
+    </w:p>
+    <w:p>
+      <w:pPr>
+        <w:pStyle w:val="BodyText"/>
+      </w:pPr>
+      <w:r>
+        <w:t xml:space="preserve">RUTH: What is it?</w:t>
+      </w:r>
+    </w:p>
+    <w:p>
+      <w:pPr>
+        <w:pStyle w:val="BodyText"/>
+      </w:pPr>
+      <w:r>
+        <w:t xml:space="preserve">NOAH: I’m hearing it from outside for the first time. It sounds like a brochure.</w:t>
+      </w:r>
+    </w:p>
+    <w:p>
+      <w:pPr>
+        <w:pStyle w:val="BodyText"/>
+      </w:pPr>
+      <w:r>
+        <w:t xml:space="preserve">RUTH: It is a brochure. A very compliant one.</w:t>
+      </w:r>
+    </w:p>
+    <w:p>
+      <w:pPr>
+        <w:pStyle w:val="BodyText"/>
+      </w:pPr>
+      <w:r>
+        <w:t xml:space="preserve">NOAH: Ruth, on day one, I believed every word. Now I’m reciting it. Like a hostage video.</w:t>
+      </w:r>
+    </w:p>
+    <w:p>
+      <w:pPr>
+        <w:pStyle w:val="BodyText"/>
+      </w:pPr>
+      <w:r>
+        <w:t xml:space="preserve">RUTH: That’s the day-four problem. The two CEOs who failed reached it too.</w:t>
+      </w:r>
+    </w:p>
+    <w:p>
+      <w:pPr>
+        <w:pStyle w:val="BodyText"/>
+      </w:pPr>
+      <w:r>
+        <w:t xml:space="preserve">NOAH: And what should they have done?</w:t>
+      </w:r>
+    </w:p>
+    <w:p>
+      <w:pPr>
+        <w:pStyle w:val="BodyText"/>
+      </w:pPr>
+      <w:r>
+        <w:t xml:space="preserve">RUTH: Changed the story without changing the facts. The numbers stay exactly the same, and so do the three messages, but the way in, the first minute, can be new. Most people can’t tell the difference, and that’s why they either bore investors or start improvising.</w:t>
+      </w:r>
+    </w:p>
+    <w:p>
+      <w:pPr>
+        <w:pStyle w:val="BodyText"/>
+      </w:pPr>
+      <w:r>
+        <w:t xml:space="preserve">NOAH: Can I open with Seoul? The thirteen minutes? It’s public. In the registry. A fact.</w:t>
+      </w:r>
+    </w:p>
+    <w:p>
+      <w:pPr>
+        <w:pStyle w:val="BodyText"/>
+      </w:pPr>
+      <w:r>
+        <w:t xml:space="preserve">RUTH: No patient names. No promises. No</w:t>
       </w:r>
       <w:r>
         <w:t xml:space="preserve"> </w:t>
@@ -826,7 +759,7 @@
         <w:t xml:space="preserve">“</w:t>
       </w:r>
       <w:r>
-        <w:t xml:space="preserve">measured quarterly.</w:t>
+        <w:t xml:space="preserve">this will never happen again.</w:t>
       </w:r>
       <w:r>
         <w:t xml:space="preserve">”</w:t>
@@ -835,479 +768,15 @@
         <w:t xml:space="preserve"> </w:t>
       </w:r>
       <w:r>
-        <w:t xml:space="preserve">That’s new.</w:t>
-      </w:r>
-      <w:r>
-        <w:t xml:space="preserve"> </w:t>
-      </w:r>
-      <w:r>
-        <w:t xml:space="preserve">루스:</w:t>
-      </w:r>
-      <w:r>
-        <w:t xml:space="preserve"> </w:t>
-      </w:r>
-      <w:r>
-        <w:t xml:space="preserve">“</w:t>
-      </w:r>
-      <w:r>
-        <w:t xml:space="preserve">분기마다 측정</w:t>
-      </w:r>
-      <w:r>
-        <w:t xml:space="preserve">”</w:t>
-      </w:r>
-      <w:r>
-        <w:t xml:space="preserve">을 덧붙였네요. 그건 새로운데요.</w:t>
-      </w:r>
-    </w:p>
-    <w:p>
-      <w:pPr>
-        <w:numPr>
-          <w:ilvl w:val="0"/>
-          <w:numId w:val="1002"/>
-        </w:numPr>
-      </w:pPr>
-      <w:r>
-        <w:t xml:space="preserve">NOAH: It’s true. It’s in the S-1. Management section.</w:t>
-      </w:r>
-      <w:r>
-        <w:t xml:space="preserve"> </w:t>
-      </w:r>
-      <w:r>
-        <w:t xml:space="preserve">노아: 사실이에요. S-1에 있어요. 경영진 항목.</w:t>
-      </w:r>
-    </w:p>
-    <w:p>
-      <w:pPr>
-        <w:numPr>
-          <w:ilvl w:val="0"/>
-          <w:numId w:val="1002"/>
-        </w:numPr>
-      </w:pPr>
-      <w:r>
-        <w:t xml:space="preserve">RUTH: Then it stays. Everywhere. From now on.</w:t>
-      </w:r>
-      <w:r>
-        <w:t xml:space="preserve"> </w:t>
-      </w:r>
-      <w:r>
-        <w:t xml:space="preserve">루스: 그럼 유지해요. 모든 곳에서. 지금부터.</w:t>
-      </w:r>
-    </w:p>
-    <w:p>
-      <w:pPr>
-        <w:numPr>
-          <w:ilvl w:val="0"/>
-          <w:numId w:val="1002"/>
-        </w:numPr>
-      </w:pPr>
-      <w:r>
-        <w:t xml:space="preserve">MARCY: Marcy Feldman. Commonwealth. Boston. Day three. I’ve read your S-1 twice. Can I ask about the registry?</w:t>
-      </w:r>
-      <w:r>
-        <w:t xml:space="preserve"> </w:t>
-      </w:r>
-      <w:r>
-        <w:t xml:space="preserve">마시: 마시 펠드먼. 커먼웰스. 보스턴. 3일 차. S-1을 두 번 읽었어요. 레지스트리에 대해 물어도 될까요?</w:t>
-      </w:r>
-    </w:p>
-    <w:p>
-      <w:pPr>
-        <w:numPr>
-          <w:ilvl w:val="0"/>
-          <w:numId w:val="1002"/>
-        </w:numPr>
-      </w:pPr>
-      <w:r>
-        <w:t xml:space="preserve">NOAH: Please.</w:t>
-      </w:r>
-      <w:r>
-        <w:t xml:space="preserve"> </w:t>
-      </w:r>
-      <w:r>
-        <w:t xml:space="preserve">노아: 그러세요.</w:t>
-      </w:r>
-    </w:p>
-    <w:p>
-      <w:pPr>
-        <w:numPr>
-          <w:ilvl w:val="0"/>
-          <w:numId w:val="1002"/>
-        </w:numPr>
-      </w:pPr>
-      <w:r>
-        <w:t xml:space="preserve">MARCY: Thirteen hundred vascular events. Every one recorded. Public. Why would a company publish its own complications?</w:t>
-      </w:r>
-      <w:r>
-        <w:t xml:space="preserve"> </w:t>
-      </w:r>
-      <w:r>
-        <w:t xml:space="preserve">마시: 혈관 사건 1,300건. 하나하나 기록. 공개. 회사가 왜 자기 합병증을 공개하죠?</w:t>
-      </w:r>
-    </w:p>
-    <w:p>
-      <w:pPr>
-        <w:numPr>
-          <w:ilvl w:val="0"/>
-          <w:numId w:val="1002"/>
-        </w:numPr>
-      </w:pPr>
-      <w:r>
-        <w:t xml:space="preserve">NOAH: Because hiding them is exactly how the last generation of filler companies lost doctors’ trust, and once a doctor stops trusting your data, they stop trusting your product. So we publish everything. Ours even includes the recall, which wasn’t comfortable to put in.</w:t>
-      </w:r>
-      <w:r>
-        <w:t xml:space="preserve"> </w:t>
-      </w:r>
-      <w:r>
-        <w:t xml:space="preserve">노아: 숨기는 게 바로 이전 세대 필러 회사들이 의사의 신뢰를 잃은 방식이니까요. 의사가 데이터를 믿지 않게 되면, 제품도 믿지 않게 돼요. 그래서 전부 공개합니다. 우리 건 회수까지 포함해요. 넣기 편한 내용은 아니었지만요.</w:t>
-      </w:r>
-    </w:p>
-    <w:p>
-      <w:pPr>
-        <w:numPr>
-          <w:ilvl w:val="0"/>
-          <w:numId w:val="1002"/>
-        </w:numPr>
-      </w:pPr>
-      <w:r>
-        <w:t xml:space="preserve">MARCY: That’s the first question I haven’t heard on this roadshow. And the first answer I believed.</w:t>
-      </w:r>
-      <w:r>
-        <w:t xml:space="preserve"> </w:t>
-      </w:r>
-      <w:r>
-        <w:t xml:space="preserve">마시: 이번 로드쇼에서 처음 듣는 질문이에요. 그리고 처음 믿게 된 답이고요.</w:t>
-      </w:r>
-    </w:p>
-    <w:p>
-      <w:pPr>
-        <w:numPr>
-          <w:ilvl w:val="0"/>
-          <w:numId w:val="1002"/>
-        </w:numPr>
-      </w:pPr>
-      <w:r>
-        <w:t xml:space="preserve">PAUL: She’s a long-only investor. Ten-year horizon. That’s the shareholder we want.</w:t>
-      </w:r>
-      <w:r>
-        <w:t xml:space="preserve"> </w:t>
-      </w:r>
-      <w:r>
-        <w:t xml:space="preserve">폴: 장기 투자자예요. 10년 시계. 우리가 원하는 주주죠.</w:t>
-      </w:r>
-    </w:p>
-    <w:p>
-      <w:pPr>
-        <w:numPr>
-          <w:ilvl w:val="0"/>
-          <w:numId w:val="1002"/>
-        </w:numPr>
-      </w:pPr>
-      <w:r>
-        <w:t xml:space="preserve">RUTH: Day four. Boston. Afternoon. Noah, your voice.</w:t>
-      </w:r>
-      <w:r>
-        <w:t xml:space="preserve"> </w:t>
-      </w:r>
-      <w:r>
-        <w:t xml:space="preserve">루스: 4일 차. 보스턴. 오후. 노아, 목소리.</w:t>
-      </w:r>
-    </w:p>
-    <w:p>
-      <w:pPr>
-        <w:numPr>
-          <w:ilvl w:val="0"/>
-          <w:numId w:val="1002"/>
-        </w:numPr>
-      </w:pPr>
-      <w:r>
-        <w:t xml:space="preserve">NOAH: …It’s going. Twenty-nine meetings. Thirty-one to go.</w:t>
-      </w:r>
-      <w:r>
-        <w:t xml:space="preserve"> </w:t>
-      </w:r>
-      <w:r>
-        <w:t xml:space="preserve">노아: …나가고 있어요. 미팅 29회. 31회 남았어요.</w:t>
-      </w:r>
-    </w:p>
-    <w:p>
-      <w:pPr>
-        <w:numPr>
-          <w:ilvl w:val="0"/>
-          <w:numId w:val="1002"/>
-        </w:numPr>
-      </w:pPr>
-      <w:r>
-        <w:t xml:space="preserve">RUTH: Honey and ginger. Then let Paul open the next three. You do Q and A only.</w:t>
-      </w:r>
-      <w:r>
-        <w:t xml:space="preserve"> </w:t>
-      </w:r>
-      <w:r>
-        <w:t xml:space="preserve">루스: 꿀이랑 생강. 그리고 다음 세 미팅은 폴이 시작해요. 당신은 질의응답만.</w:t>
-      </w:r>
-    </w:p>
-    <w:p>
-      <w:pPr>
-        <w:numPr>
-          <w:ilvl w:val="0"/>
-          <w:numId w:val="1002"/>
-        </w:numPr>
-      </w:pPr>
-      <w:r>
-        <w:t xml:space="preserve">PAUL:</w:t>
-      </w:r>
-      <w:r>
-        <w:t xml:space="preserve"> </w:t>
-      </w:r>
-      <w:r>
-        <w:t xml:space="preserve">“</w:t>
-      </w:r>
-      <w:r>
-        <w:t xml:space="preserve">Veyra Aesthetics makes a filler that lasts and dissolves three times faster. Our safety system is our moat.</w:t>
-      </w:r>
-      <w:r>
-        <w:t xml:space="preserve">”</w:t>
-      </w:r>
-      <w:r>
-        <w:t xml:space="preserve"> </w:t>
-      </w:r>
-      <w:r>
-        <w:t xml:space="preserve">폴:</w:t>
-      </w:r>
-      <w:r>
-        <w:t xml:space="preserve"> </w:t>
-      </w:r>
-      <w:r>
-        <w:t xml:space="preserve">“</w:t>
-      </w:r>
-      <w:r>
-        <w:t xml:space="preserve">베이라 에스테틱스는 오래가면서도 세 배 빨리 녹는 필러를 만듭니다. 우리의 안전 시스템이 해자입니다.</w:t>
-      </w:r>
-      <w:r>
-        <w:t xml:space="preserve">”</w:t>
-      </w:r>
-    </w:p>
-    <w:p>
-      <w:pPr>
-        <w:numPr>
-          <w:ilvl w:val="0"/>
-          <w:numId w:val="1002"/>
-        </w:numPr>
-      </w:pPr>
-      <w:r>
-        <w:t xml:space="preserve">NOAH: …</w:t>
-      </w:r>
-      <w:r>
-        <w:t xml:space="preserve"> </w:t>
-      </w:r>
-      <w:r>
-        <w:t xml:space="preserve">노아: …</w:t>
-      </w:r>
-    </w:p>
-    <w:p>
-      <w:pPr>
-        <w:numPr>
-          <w:ilvl w:val="0"/>
-          <w:numId w:val="1002"/>
-        </w:numPr>
-      </w:pPr>
-      <w:r>
-        <w:t xml:space="preserve">RUTH: What is it?</w:t>
-      </w:r>
-      <w:r>
-        <w:t xml:space="preserve"> </w:t>
-      </w:r>
-      <w:r>
-        <w:t xml:space="preserve">루스: 왜요?</w:t>
-      </w:r>
-    </w:p>
-    <w:p>
-      <w:pPr>
-        <w:numPr>
-          <w:ilvl w:val="0"/>
-          <w:numId w:val="1002"/>
-        </w:numPr>
-      </w:pPr>
-      <w:r>
-        <w:t xml:space="preserve">NOAH: I’m hearing it from outside for the first time. It sounds like a brochure.</w:t>
-      </w:r>
-      <w:r>
-        <w:t xml:space="preserve"> </w:t>
-      </w:r>
-      <w:r>
-        <w:t xml:space="preserve">노아: 처음으로 밖에서 듣고 있어요. 브로슈어처럼 들려요.</w:t>
-      </w:r>
-    </w:p>
-    <w:p>
-      <w:pPr>
-        <w:numPr>
-          <w:ilvl w:val="0"/>
-          <w:numId w:val="1002"/>
-        </w:numPr>
-      </w:pPr>
-      <w:r>
-        <w:t xml:space="preserve">RUTH: It is a brochure. A very compliant one.</w:t>
-      </w:r>
-      <w:r>
-        <w:t xml:space="preserve"> </w:t>
-      </w:r>
-      <w:r>
-        <w:t xml:space="preserve">루스: 브로슈어 맞아요. 아주 규정을 잘 지킨.</w:t>
-      </w:r>
-    </w:p>
-    <w:p>
-      <w:pPr>
-        <w:numPr>
-          <w:ilvl w:val="0"/>
-          <w:numId w:val="1002"/>
-        </w:numPr>
-      </w:pPr>
-      <w:r>
-        <w:t xml:space="preserve">NOAH: Ruth, on day one, I believed every word. Now I’m reciting it. Like a hostage video.</w:t>
-      </w:r>
-      <w:r>
-        <w:t xml:space="preserve"> </w:t>
-      </w:r>
-      <w:r>
-        <w:t xml:space="preserve">노아: 루스, 1일 차엔 한 단어 한 단어 믿었어요. 지금은 낭송하고 있어요. 인질 영상처럼.</w:t>
-      </w:r>
-    </w:p>
-    <w:p>
-      <w:pPr>
-        <w:numPr>
-          <w:ilvl w:val="0"/>
-          <w:numId w:val="1002"/>
-        </w:numPr>
-      </w:pPr>
-      <w:r>
-        <w:t xml:space="preserve">RUTH: That’s the day-four problem. The two CEOs who failed reached it too.</w:t>
-      </w:r>
-      <w:r>
-        <w:t xml:space="preserve"> </w:t>
-      </w:r>
-      <w:r>
-        <w:t xml:space="preserve">루스: 그게 4일 차 문제예요. 실패한 CEO 둘도 거기 도달했죠.</w:t>
-      </w:r>
-    </w:p>
-    <w:p>
-      <w:pPr>
-        <w:numPr>
-          <w:ilvl w:val="0"/>
-          <w:numId w:val="1002"/>
-        </w:numPr>
-      </w:pPr>
-      <w:r>
-        <w:t xml:space="preserve">NOAH: And what should they have done?</w:t>
-      </w:r>
-      <w:r>
-        <w:t xml:space="preserve"> </w:t>
-      </w:r>
-      <w:r>
-        <w:t xml:space="preserve">노아: 그럼 어떻게 했어야 했어요?</w:t>
-      </w:r>
-    </w:p>
-    <w:p>
-      <w:pPr>
-        <w:numPr>
-          <w:ilvl w:val="0"/>
-          <w:numId w:val="1002"/>
-        </w:numPr>
-      </w:pPr>
-      <w:r>
-        <w:t xml:space="preserve">RUTH: Changed the story without changing the facts. The numbers stay exactly the same, and so do the three messages, but the way in, the first minute, can be new. Most people can’t tell the difference, and that’s why they either bore investors or start improvising.</w:t>
-      </w:r>
-      <w:r>
-        <w:t xml:space="preserve"> </w:t>
-      </w:r>
-      <w:r>
-        <w:t xml:space="preserve">루스: 사실은 바꾸지 않고 이야기를 바꾸는 것. 숫자는 그대로, 메시지 세 개도 그대로지만, 들어가는 방식, 그러니까 첫 1분은 새로울 수 있어요. 대부분 그 차이를 구분 못 해요. 그래서 투자자를 지루하게 하거나, 즉흥으로 말하기 시작하죠.</w:t>
-      </w:r>
-    </w:p>
-    <w:p>
-      <w:pPr>
-        <w:numPr>
-          <w:ilvl w:val="0"/>
-          <w:numId w:val="1002"/>
-        </w:numPr>
-      </w:pPr>
-      <w:r>
-        <w:t xml:space="preserve">NOAH: Can I open with Seoul? The thirteen minutes? It’s public. In the registry. A fact.</w:t>
-      </w:r>
-      <w:r>
-        <w:t xml:space="preserve"> </w:t>
-      </w:r>
-      <w:r>
-        <w:t xml:space="preserve">노아: 서울로 시작해도 돼요? 13분? 공개된 거예요. 레지스트리에. 사실이고요.</w:t>
-      </w:r>
-    </w:p>
-    <w:p>
-      <w:pPr>
-        <w:numPr>
-          <w:ilvl w:val="0"/>
-          <w:numId w:val="1002"/>
-        </w:numPr>
-      </w:pPr>
-      <w:r>
-        <w:t xml:space="preserve">RUTH: No patient names. No promises. No</w:t>
-      </w:r>
-      <w:r>
-        <w:t xml:space="preserve"> </w:t>
-      </w:r>
-      <w:r>
-        <w:t xml:space="preserve">“</w:t>
-      </w:r>
-      <w:r>
-        <w:t xml:space="preserve">this will never happen again.</w:t>
-      </w:r>
-      <w:r>
-        <w:t xml:space="preserve">”</w:t>
-      </w:r>
-      <w:r>
-        <w:t xml:space="preserve"> </w:t>
-      </w:r>
-      <w:r>
         <w:t xml:space="preserve">Then yes.</w:t>
       </w:r>
-      <w:r>
-        <w:t xml:space="preserve"> </w:t>
-      </w:r>
-      <w:r>
-        <w:t xml:space="preserve">루스: 환자 이름 없이. 약속 없이.</w:t>
-      </w:r>
-      <w:r>
-        <w:t xml:space="preserve"> </w:t>
-      </w:r>
-      <w:r>
-        <w:t xml:space="preserve">“</w:t>
-      </w:r>
-      <w:r>
-        <w:t xml:space="preserve">다시는 이런 일 없을 것</w:t>
-      </w:r>
-      <w:r>
-        <w:t xml:space="preserve">”</w:t>
-      </w:r>
-      <w:r>
-        <w:t xml:space="preserve"> </w:t>
-      </w:r>
-      <w:r>
-        <w:t xml:space="preserve">없이. 그럼 좋아요.</w:t>
-      </w:r>
-    </w:p>
-    <w:p>
-      <w:pPr>
-        <w:numPr>
-          <w:ilvl w:val="0"/>
-          <w:numId w:val="1002"/>
-        </w:numPr>
+    </w:p>
+    <w:p>
+      <w:pPr>
+        <w:pStyle w:val="BodyText"/>
       </w:pPr>
       <w:r>
         <w:t xml:space="preserve">NOAH: Then from tomorrow, I start in Seoul. At ten fourteen p.m.</w:t>
-      </w:r>
-      <w:r>
-        <w:t xml:space="preserve"> </w:t>
-      </w:r>
-      <w:r>
-        <w:t xml:space="preserve">노아: 그럼 내일부터 서울에서 시작할게요. 밤 10시 14분에.</w:t>
       </w:r>
     </w:p>
     <w:bookmarkEnd w:id="22"/>
@@ -1322,10 +791,7 @@
     </w:p>
     <w:p>
       <w:pPr>
-        <w:numPr>
-          <w:ilvl w:val="0"/>
-          <w:numId w:val="1003"/>
-        </w:numPr>
+        <w:pStyle w:val="FirstParagraph"/>
       </w:pPr>
       <w:r>
         <w:t xml:space="preserve">NOAH:</w:t>
@@ -1342,11 +808,77 @@
       <w:r>
         <w:t xml:space="preserve">”</w:t>
       </w:r>
-      <w:r>
-        <w:t xml:space="preserve"> </w:t>
-      </w:r>
-      <w:r>
-        <w:t xml:space="preserve">노아:</w:t>
+    </w:p>
+    <w:p>
+      <w:pPr>
+        <w:pStyle w:val="BodyText"/>
+      </w:pPr>
+      <w:r>
+        <w:t xml:space="preserve">SANDRA: …Then?</w:t>
+      </w:r>
+    </w:p>
+    <w:p>
+      <w:pPr>
+        <w:pStyle w:val="BodyText"/>
+      </w:pPr>
+      <w:r>
+        <w:t xml:space="preserve">NOAH: Thirteen minutes. A trained doctor who recognised the signs. A traced syringe, so we knew exactly where it came from. A hotline that answered in two languages. That’s the system, and that’s what you’d really be investing in, more than the filler itself.</w:t>
+      </w:r>
+    </w:p>
+    <w:p>
+      <w:pPr>
+        <w:pStyle w:val="BodyText"/>
+      </w:pPr>
+      <w:r>
+        <w:t xml:space="preserve">RUTH: Sandra Liu again. Second meeting. She asked for it. That never happens.</w:t>
+      </w:r>
+    </w:p>
+    <w:p>
+      <w:pPr>
+        <w:pStyle w:val="BodyText"/>
+      </w:pPr>
+      <w:r>
+        <w:t xml:space="preserve">SANDRA: I heard about the new opening from a colleague. I wanted to hear it myself.</w:t>
+      </w:r>
+    </w:p>
+    <w:p>
+      <w:pPr>
+        <w:pStyle w:val="BodyText"/>
+      </w:pPr>
+      <w:r>
+        <w:t xml:space="preserve">PAUL: Order book update. Day five: four times covered. Day seven: seven times.</w:t>
+      </w:r>
+    </w:p>
+    <w:p>
+      <w:pPr>
+        <w:pStyle w:val="BodyText"/>
+      </w:pPr>
+      <w:r>
+        <w:t xml:space="preserve">ETHAN: Ethan Cole. San Francisco. Two questions. When does the lock-up expire? And how big will the first-day pop be?</w:t>
+      </w:r>
+    </w:p>
+    <w:p>
+      <w:pPr>
+        <w:pStyle w:val="BodyText"/>
+      </w:pPr>
+      <w:r>
+        <w:t xml:space="preserve">NOAH: A hundred eighty days. It’s in the S-1. As for the pop, we don’t comment on the stock price.</w:t>
+      </w:r>
+    </w:p>
+    <w:p>
+      <w:pPr>
+        <w:pStyle w:val="BodyText"/>
+      </w:pPr>
+      <w:r>
+        <w:t xml:space="preserve">ETHAN: Come on. Off the record.</w:t>
+      </w:r>
+    </w:p>
+    <w:p>
+      <w:pPr>
+        <w:pStyle w:val="BodyText"/>
+      </w:pPr>
+      <w:r>
+        <w:t xml:space="preserve">RUTH: There’s no</w:t>
       </w:r>
       <w:r>
         <w:t xml:space="preserve"> </w:t>
@@ -1355,536 +887,176 @@
         <w:t xml:space="preserve">“</w:t>
       </w:r>
       <w:r>
-        <w:t xml:space="preserve">서울 밤 10시 14분, 한 의사가 환자의 피부가 하얘지는 걸 봤습니다. 10시 27분, 다시 분홍색이 됐습니다.</w:t>
+        <w:t xml:space="preserve">off the record</w:t>
       </w:r>
       <w:r>
         <w:t xml:space="preserve">”</w:t>
       </w:r>
-    </w:p>
-    <w:p>
-      <w:pPr>
-        <w:numPr>
-          <w:ilvl w:val="0"/>
-          <w:numId w:val="1003"/>
-        </w:numPr>
-      </w:pPr>
-      <w:r>
-        <w:t xml:space="preserve">SANDRA: …Then?</w:t>
-      </w:r>
-      <w:r>
-        <w:t xml:space="preserve"> </w:t>
-      </w:r>
-      <w:r>
-        <w:t xml:space="preserve">샌드라: …그다음엔요?</w:t>
-      </w:r>
-    </w:p>
-    <w:p>
-      <w:pPr>
-        <w:numPr>
-          <w:ilvl w:val="0"/>
-          <w:numId w:val="1003"/>
-        </w:numPr>
-      </w:pPr>
-      <w:r>
-        <w:t xml:space="preserve">NOAH: Thirteen minutes. A trained doctor who recognised the signs. A traced syringe, so we knew exactly where it came from. A hotline that answered in two languages. That’s the system, and that’s what you’d really be investing in, more than the filler itself.</w:t>
-      </w:r>
-      <w:r>
-        <w:t xml:space="preserve"> </w:t>
-      </w:r>
-      <w:r>
-        <w:t xml:space="preserve">노아: 13분. 징후를 알아본 교육받은 의사. 추적되는 주사기, 그래서 어디서 온 건지 정확히 알았죠. 두 언어로 응답한 핫라인. 그게 시스템이고, 필러 자체보다 그게 여러분이 실제로 투자하시는 겁니다.</w:t>
-      </w:r>
-    </w:p>
-    <w:p>
-      <w:pPr>
-        <w:numPr>
-          <w:ilvl w:val="0"/>
-          <w:numId w:val="1003"/>
-        </w:numPr>
-      </w:pPr>
-      <w:r>
-        <w:t xml:space="preserve">RUTH: Sandra Liu again. Second meeting. She asked for it. That never happens.</w:t>
-      </w:r>
-      <w:r>
-        <w:t xml:space="preserve"> </w:t>
-      </w:r>
-      <w:r>
-        <w:t xml:space="preserve">루스: 또 샌드라 리우예요. 두 번째 미팅. 본인이 요청했어요. 그런 일은 없는데.</w:t>
-      </w:r>
-    </w:p>
-    <w:p>
-      <w:pPr>
-        <w:numPr>
-          <w:ilvl w:val="0"/>
-          <w:numId w:val="1003"/>
-        </w:numPr>
-      </w:pPr>
-      <w:r>
-        <w:t xml:space="preserve">SANDRA: I heard about the new opening from a colleague. I wanted to hear it myself.</w:t>
-      </w:r>
-      <w:r>
-        <w:t xml:space="preserve"> </w:t>
-      </w:r>
-      <w:r>
-        <w:t xml:space="preserve">샌드라: 동료한테 새 오프닝 얘기를 들었어요. 직접 듣고 싶었어요.</w:t>
-      </w:r>
-    </w:p>
-    <w:p>
-      <w:pPr>
-        <w:numPr>
-          <w:ilvl w:val="0"/>
-          <w:numId w:val="1003"/>
-        </w:numPr>
-      </w:pPr>
-      <w:r>
-        <w:t xml:space="preserve">PAUL: Order book update. Day five: four times covered. Day seven: seven times.</w:t>
-      </w:r>
-      <w:r>
-        <w:t xml:space="preserve"> </w:t>
-      </w:r>
-      <w:r>
-        <w:t xml:space="preserve">폴: 주문 장부 업데이트. 5일 차: 4배. 7일 차: 7배.</w:t>
-      </w:r>
-    </w:p>
-    <w:p>
-      <w:pPr>
-        <w:numPr>
-          <w:ilvl w:val="0"/>
-          <w:numId w:val="1003"/>
-        </w:numPr>
-      </w:pPr>
-      <w:r>
-        <w:t xml:space="preserve">ETHAN: Ethan Cole. San Francisco. Two questions. When does the lock-up expire? And how big will the first-day pop be?</w:t>
-      </w:r>
-      <w:r>
-        <w:t xml:space="preserve"> </w:t>
-      </w:r>
-      <w:r>
-        <w:t xml:space="preserve">이선: 이선 콜. 샌프란시스코. 질문 둘. 보호예수는 언제 풀려요? 그리고 첫날 상승은 얼마나 될까요?</w:t>
-      </w:r>
-    </w:p>
-    <w:p>
-      <w:pPr>
-        <w:numPr>
-          <w:ilvl w:val="0"/>
-          <w:numId w:val="1003"/>
-        </w:numPr>
-      </w:pPr>
-      <w:r>
-        <w:t xml:space="preserve">NOAH: A hundred eighty days. It’s in the S-1. As for the pop, we don’t comment on the stock price.</w:t>
-      </w:r>
-      <w:r>
-        <w:t xml:space="preserve"> </w:t>
-      </w:r>
-      <w:r>
-        <w:t xml:space="preserve">노아: 180일입니다. S-1에 있어요. 상승에 대해선, 주가에 대해 언급하지 않습니다.</w:t>
-      </w:r>
-    </w:p>
-    <w:p>
-      <w:pPr>
-        <w:numPr>
-          <w:ilvl w:val="0"/>
-          <w:numId w:val="1003"/>
-        </w:numPr>
-      </w:pPr>
-      <w:r>
-        <w:t xml:space="preserve">ETHAN: Come on. Off the record.</w:t>
-      </w:r>
-      <w:r>
-        <w:t xml:space="preserve"> </w:t>
-      </w:r>
-      <w:r>
-        <w:t xml:space="preserve">이선: 에이. 비공식으로.</w:t>
-      </w:r>
-    </w:p>
-    <w:p>
-      <w:pPr>
-        <w:numPr>
-          <w:ilvl w:val="0"/>
-          <w:numId w:val="1003"/>
-        </w:numPr>
-      </w:pPr>
-      <w:r>
-        <w:t xml:space="preserve">RUTH: There’s no</w:t>
-      </w:r>
-      <w:r>
-        <w:t xml:space="preserve"> </w:t>
-      </w:r>
-      <w:r>
-        <w:t xml:space="preserve">“</w:t>
-      </w:r>
-      <w:r>
-        <w:t xml:space="preserve">off the record</w:t>
-      </w:r>
-      <w:r>
-        <w:t xml:space="preserve">”</w:t>
-      </w:r>
       <w:r>
         <w:t xml:space="preserve"> </w:t>
       </w:r>
       <w:r>
         <w:t xml:space="preserve">in a quiet period, Mr. Cole.</w:t>
       </w:r>
-      <w:r>
-        <w:t xml:space="preserve"> </w:t>
-      </w:r>
-      <w:r>
-        <w:t xml:space="preserve">루스: 조용한 기간엔</w:t>
-      </w:r>
-      <w:r>
-        <w:t xml:space="preserve"> </w:t>
-      </w:r>
-      <w:r>
-        <w:t xml:space="preserve">“</w:t>
-      </w:r>
-      <w:r>
-        <w:t xml:space="preserve">비공식</w:t>
-      </w:r>
-      <w:r>
-        <w:t xml:space="preserve">”</w:t>
-      </w:r>
-      <w:r>
-        <w:t xml:space="preserve">이 없어요, 콜 씨.</w:t>
-      </w:r>
-    </w:p>
-    <w:p>
-      <w:pPr>
-        <w:numPr>
-          <w:ilvl w:val="0"/>
-          <w:numId w:val="1003"/>
-        </w:numPr>
+    </w:p>
+    <w:p>
+      <w:pPr>
+        <w:pStyle w:val="BodyText"/>
       </w:pPr>
       <w:r>
         <w:t xml:space="preserve">ETHAN: Then I’ll ask about Asia instead. Why not sell to beauticians?</w:t>
       </w:r>
-      <w:r>
-        <w:t xml:space="preserve"> </w:t>
-      </w:r>
-      <w:r>
-        <w:t xml:space="preserve">이선: 그럼 대신 아시아를 물을게요. 왜 미용사한테 안 팔아요?</w:t>
-      </w:r>
-    </w:p>
-    <w:p>
-      <w:pPr>
-        <w:numPr>
-          <w:ilvl w:val="0"/>
-          <w:numId w:val="1003"/>
-        </w:numPr>
+    </w:p>
+    <w:p>
+      <w:pPr>
+        <w:pStyle w:val="BodyText"/>
       </w:pPr>
       <w:r>
         <w:t xml:space="preserve">NOAH: Same answer as everyone. Medical-only is the brand. The strictest rule wins. Page forty-one.</w:t>
       </w:r>
-      <w:r>
-        <w:t xml:space="preserve"> </w:t>
-      </w:r>
-      <w:r>
-        <w:t xml:space="preserve">노아: 모두에게 한 것과 같은 답이에요. 의료인 전용이 브랜드입니다. 가장 엄격한 규칙이 이깁니다. 41쪽.</w:t>
-      </w:r>
-    </w:p>
-    <w:p>
-      <w:pPr>
-        <w:numPr>
-          <w:ilvl w:val="0"/>
-          <w:numId w:val="1003"/>
-        </w:numPr>
+    </w:p>
+    <w:p>
+      <w:pPr>
+        <w:pStyle w:val="BodyText"/>
       </w:pPr>
       <w:r>
         <w:t xml:space="preserve">ETHAN: That rule caps your growth.</w:t>
       </w:r>
-      <w:r>
-        <w:t xml:space="preserve"> </w:t>
-      </w:r>
-      <w:r>
-        <w:t xml:space="preserve">이선: 그 규칙이 성장을 제한하잖아요.</w:t>
-      </w:r>
-    </w:p>
-    <w:p>
-      <w:pPr>
-        <w:numPr>
-          <w:ilvl w:val="0"/>
-          <w:numId w:val="1003"/>
-        </w:numPr>
+    </w:p>
+    <w:p>
+      <w:pPr>
+        <w:pStyle w:val="BodyText"/>
       </w:pPr>
       <w:r>
         <w:t xml:space="preserve">NOAH: It caps our growth in kitchens. That’s the only growth we’ll ever refuse.</w:t>
       </w:r>
-      <w:r>
-        <w:t xml:space="preserve"> </w:t>
-      </w:r>
-      <w:r>
-        <w:t xml:space="preserve">노아: 부엌에서의 성장을 제한하죠. 우리가 거절하는 유일한 성장이에요.</w:t>
-      </w:r>
-    </w:p>
-    <w:p>
-      <w:pPr>
-        <w:numPr>
-          <w:ilvl w:val="0"/>
-          <w:numId w:val="1003"/>
-        </w:numPr>
+    </w:p>
+    <w:p>
+      <w:pPr>
+        <w:pStyle w:val="BodyText"/>
       </w:pPr>
       <w:r>
         <w:t xml:space="preserve">RUTH: That’s new. And it’s good. Keep it. Every time.</w:t>
       </w:r>
-      <w:r>
-        <w:t xml:space="preserve"> </w:t>
-      </w:r>
-      <w:r>
-        <w:t xml:space="preserve">루스: 그건 새롭네요. 그리고 좋아요. 유지해요. 매번.</w:t>
-      </w:r>
-    </w:p>
-    <w:p>
-      <w:pPr>
-        <w:numPr>
-          <w:ilvl w:val="0"/>
-          <w:numId w:val="1003"/>
-        </w:numPr>
+    </w:p>
+    <w:p>
+      <w:pPr>
+        <w:pStyle w:val="BodyText"/>
       </w:pPr>
       <w:r>
         <w:t xml:space="preserve">PAUL: Meeting fifty-eight. Last day. Noah, Claire’s calling. It’s seven p.m.</w:t>
       </w:r>
-      <w:r>
-        <w:t xml:space="preserve"> </w:t>
-      </w:r>
-      <w:r>
-        <w:t xml:space="preserve">폴: 미팅 58. 마지막 날. 노아, 클레어 전화예요. 저녁 7시예요.</w:t>
-      </w:r>
-    </w:p>
-    <w:p>
-      <w:pPr>
-        <w:numPr>
-          <w:ilvl w:val="0"/>
-          <w:numId w:val="1003"/>
-        </w:numPr>
+    </w:p>
+    <w:p>
+      <w:pPr>
+        <w:pStyle w:val="BodyText"/>
       </w:pPr>
       <w:r>
         <w:t xml:space="preserve">CLAIRE: How many meetings left?</w:t>
       </w:r>
-      <w:r>
-        <w:t xml:space="preserve"> </w:t>
-      </w:r>
-      <w:r>
-        <w:t xml:space="preserve">클레어: 미팅 몇 개 남았어?</w:t>
-      </w:r>
-    </w:p>
-    <w:p>
-      <w:pPr>
-        <w:numPr>
-          <w:ilvl w:val="0"/>
-          <w:numId w:val="1003"/>
-        </w:numPr>
+    </w:p>
+    <w:p>
+      <w:pPr>
+        <w:pStyle w:val="BodyText"/>
       </w:pPr>
       <w:r>
         <w:t xml:space="preserve">NOAH: Two. Then the flight to New York. Then pricing. Then the bell.</w:t>
       </w:r>
-      <w:r>
-        <w:t xml:space="preserve"> </w:t>
-      </w:r>
-      <w:r>
-        <w:t xml:space="preserve">노아: 두 개. 그다음 뉴욕행 비행기. 그다음 공모가. 그다음 벨.</w:t>
-      </w:r>
-    </w:p>
-    <w:p>
-      <w:pPr>
-        <w:numPr>
-          <w:ilvl w:val="0"/>
-          <w:numId w:val="1003"/>
-        </w:numPr>
+    </w:p>
+    <w:p>
+      <w:pPr>
+        <w:pStyle w:val="BodyText"/>
       </w:pPr>
       <w:r>
         <w:t xml:space="preserve">CLAIRE: Did you eat three meals today?</w:t>
       </w:r>
-      <w:r>
-        <w:t xml:space="preserve"> </w:t>
-      </w:r>
-      <w:r>
-        <w:t xml:space="preserve">클레어: 오늘 세 끼 먹었어?</w:t>
-      </w:r>
-    </w:p>
-    <w:p>
-      <w:pPr>
-        <w:numPr>
-          <w:ilvl w:val="0"/>
-          <w:numId w:val="1003"/>
-        </w:numPr>
+    </w:p>
+    <w:p>
+      <w:pPr>
+        <w:pStyle w:val="BodyText"/>
       </w:pPr>
       <w:r>
         <w:t xml:space="preserve">NOAH: Two and a half. The half was a granola bar. Not from Paris.</w:t>
       </w:r>
-      <w:r>
-        <w:t xml:space="preserve"> </w:t>
-      </w:r>
-      <w:r>
-        <w:t xml:space="preserve">노아: 두 끼 반. 반은 그래놀라 바. 파리산 아니야.</w:t>
-      </w:r>
-    </w:p>
-    <w:p>
-      <w:pPr>
-        <w:numPr>
-          <w:ilvl w:val="0"/>
-          <w:numId w:val="1003"/>
-        </w:numPr>
+    </w:p>
+    <w:p>
+      <w:pPr>
+        <w:pStyle w:val="BodyText"/>
       </w:pPr>
       <w:r>
         <w:t xml:space="preserve">CLAIRE: Progress. Ruth told me your voice came back. And that you changed the opening.</w:t>
       </w:r>
-      <w:r>
-        <w:t xml:space="preserve"> </w:t>
-      </w:r>
-      <w:r>
-        <w:t xml:space="preserve">클레어: 발전했네. 루스가 목소리 돌아왔다고 하더라. 그리고 오프닝을 바꿨다고.</w:t>
-      </w:r>
-    </w:p>
-    <w:p>
-      <w:pPr>
-        <w:numPr>
-          <w:ilvl w:val="0"/>
-          <w:numId w:val="1003"/>
-        </w:numPr>
+    </w:p>
+    <w:p>
+      <w:pPr>
+        <w:pStyle w:val="BodyText"/>
       </w:pPr>
       <w:r>
         <w:t xml:space="preserve">NOAH: Ruth talks to you?</w:t>
       </w:r>
-      <w:r>
-        <w:t xml:space="preserve"> </w:t>
-      </w:r>
-      <w:r>
-        <w:t xml:space="preserve">노아: 루스가 당신이랑 얘기해?</w:t>
-      </w:r>
-    </w:p>
-    <w:p>
-      <w:pPr>
-        <w:numPr>
-          <w:ilvl w:val="0"/>
-          <w:numId w:val="1003"/>
-        </w:numPr>
+    </w:p>
+    <w:p>
+      <w:pPr>
+        <w:pStyle w:val="BodyText"/>
       </w:pPr>
       <w:r>
         <w:t xml:space="preserve">CLAIRE: Every evening. Elena gave her my number. You have a support network, Noah. Deal with it.</w:t>
       </w:r>
-      <w:r>
-        <w:t xml:space="preserve"> </w:t>
-      </w:r>
-      <w:r>
-        <w:t xml:space="preserve">클레어: 매일 저녁. 엘레나가 내 번호를 줬어. 당신한텐 지원 네트워크가 있어, 노아. 받아들여.</w:t>
-      </w:r>
-    </w:p>
-    <w:p>
-      <w:pPr>
-        <w:numPr>
-          <w:ilvl w:val="0"/>
-          <w:numId w:val="1003"/>
-        </w:numPr>
+    </w:p>
+    <w:p>
+      <w:pPr>
+        <w:pStyle w:val="BodyText"/>
       </w:pPr>
       <w:r>
         <w:t xml:space="preserve">VICTOR: Noah. Victor. Bluewater is putting in an order. A big one. We want to hold for ten years.</w:t>
       </w:r>
-      <w:r>
-        <w:t xml:space="preserve"> </w:t>
-      </w:r>
-      <w:r>
-        <w:t xml:space="preserve">빅터: 노아. 빅터예요. 블루워터가 주문을 넣어요. 큰 거로. 10년 보유하고 싶어요.</w:t>
-      </w:r>
-    </w:p>
-    <w:p>
-      <w:pPr>
-        <w:numPr>
-          <w:ilvl w:val="0"/>
-          <w:numId w:val="1003"/>
-        </w:numPr>
+    </w:p>
+    <w:p>
+      <w:pPr>
+        <w:pStyle w:val="BodyText"/>
       </w:pPr>
       <w:r>
         <w:t xml:space="preserve">NOAH: Victor, a year ago you said one point two was a refund.</w:t>
       </w:r>
-      <w:r>
-        <w:t xml:space="preserve"> </w:t>
-      </w:r>
-      <w:r>
-        <w:t xml:space="preserve">노아: 빅터, 1년 전엔 12억이 환불이라고 했잖아요.</w:t>
-      </w:r>
-    </w:p>
-    <w:p>
-      <w:pPr>
-        <w:numPr>
-          <w:ilvl w:val="0"/>
-          <w:numId w:val="1003"/>
-        </w:numPr>
+    </w:p>
+    <w:p>
+      <w:pPr>
+        <w:pStyle w:val="BodyText"/>
       </w:pPr>
       <w:r>
         <w:t xml:space="preserve">VICTOR: And now you’re worth more than that. I don’t mind admitting it, because that’s the whole point of a ten-year order: you let the company prove you wrong, or right, slowly. I like being right slowly.</w:t>
       </w:r>
-      <w:r>
-        <w:t xml:space="preserve"> </w:t>
-      </w:r>
-      <w:r>
-        <w:t xml:space="preserve">빅터: 그리고 지금은 그보다 가치가 높죠. 인정하는 거 아무렇지 않아요. 그게 10년짜리 주문의 핵심이니까요. 회사가 내가 틀렸는지, 맞았는지 천천히 증명하게 두는 거죠. 난 천천히 맞는 게 좋아요.</w:t>
-      </w:r>
-    </w:p>
-    <w:p>
-      <w:pPr>
-        <w:numPr>
-          <w:ilvl w:val="0"/>
-          <w:numId w:val="1003"/>
-        </w:numPr>
+    </w:p>
+    <w:p>
+      <w:pPr>
+        <w:pStyle w:val="BodyText"/>
       </w:pPr>
       <w:r>
         <w:t xml:space="preserve">PAUL: Day eight. Final number. Nine times oversubscribed.</w:t>
       </w:r>
-      <w:r>
-        <w:t xml:space="preserve"> </w:t>
-      </w:r>
-      <w:r>
-        <w:t xml:space="preserve">폴: 8일 차. 최종 숫자. 9배 초과 청약.</w:t>
-      </w:r>
-    </w:p>
-    <w:p>
-      <w:pPr>
-        <w:numPr>
-          <w:ilvl w:val="0"/>
-          <w:numId w:val="1003"/>
-        </w:numPr>
+    </w:p>
+    <w:p>
+      <w:pPr>
+        <w:pStyle w:val="BodyText"/>
       </w:pPr>
       <w:r>
         <w:t xml:space="preserve">RUTH: Nine times. In my twelve years, I’ve seen that twice.</w:t>
       </w:r>
-      <w:r>
-        <w:t xml:space="preserve"> </w:t>
-      </w:r>
-      <w:r>
-        <w:t xml:space="preserve">루스: 9배. 12년 동안 두 번 봤어요.</w:t>
-      </w:r>
-    </w:p>
-    <w:p>
-      <w:pPr>
-        <w:numPr>
-          <w:ilvl w:val="0"/>
-          <w:numId w:val="1003"/>
-        </w:numPr>
+    </w:p>
+    <w:p>
+      <w:pPr>
+        <w:pStyle w:val="BodyText"/>
       </w:pPr>
       <w:r>
         <w:t xml:space="preserve">NOAH: Is that good?</w:t>
       </w:r>
-      <w:r>
-        <w:t xml:space="preserve"> </w:t>
-      </w:r>
-      <w:r>
-        <w:t xml:space="preserve">노아: 그게 좋은 거예요?</w:t>
-      </w:r>
-    </w:p>
-    <w:p>
-      <w:pPr>
-        <w:numPr>
-          <w:ilvl w:val="0"/>
-          <w:numId w:val="1003"/>
-        </w:numPr>
+    </w:p>
+    <w:p>
+      <w:pPr>
+        <w:pStyle w:val="BodyText"/>
       </w:pPr>
       <w:r>
         <w:t xml:space="preserve">RUTH: It’s good. It’s also dangerous, because nine times covered gives the bankers a reason to push. Tonight, they’ll want to raise the price, and they’ll have numbers to back it up. Be ready with your reason before they finish their slide.</w:t>
-      </w:r>
-      <w:r>
-        <w:t xml:space="preserve"> </w:t>
-      </w:r>
-      <w:r>
-        <w:t xml:space="preserve">루스: 좋아요. 위험하기도 하고요. 9배 청약이면 주관사가 밀어붙일 이유가 생기거든요. 오늘 밤 그들은 가격을 올리자고 할 거고, 뒷받침할 숫자도 갖고 올 거예요. 그들이 슬라이드를 다 넘기기 전에 당신 이유를 준비해 둬요.</w:t>
       </w:r>
     </w:p>
     <w:bookmarkEnd w:id="23"/>
@@ -1899,163 +1071,79 @@
     </w:p>
     <w:p>
       <w:pPr>
-        <w:numPr>
-          <w:ilvl w:val="0"/>
-          <w:numId w:val="1004"/>
-        </w:numPr>
+        <w:pStyle w:val="FirstParagraph"/>
       </w:pPr>
       <w:r>
         <w:t xml:space="preserve">JONATHAN: Congratulations. Nine times covered. We raised the range to twenty-five to twenty-seven on Thursday. We can price at twenty-nine.</w:t>
       </w:r>
-      <w:r>
-        <w:t xml:space="preserve"> </w:t>
-      </w:r>
-      <w:r>
-        <w:t xml:space="preserve">조너선: 축하합니다. 9배 청약. 목요일에 희망가를 25~27로 올렸죠. 29에 가격을 정할 수 있어요.</w:t>
-      </w:r>
-    </w:p>
-    <w:p>
-      <w:pPr>
-        <w:numPr>
-          <w:ilvl w:val="0"/>
-          <w:numId w:val="1004"/>
-        </w:numPr>
+    </w:p>
+    <w:p>
+      <w:pPr>
+        <w:pStyle w:val="BodyText"/>
       </w:pPr>
       <w:r>
         <w:t xml:space="preserve">PAUL: Twenty-nine. Two dollars above the top of the range.</w:t>
       </w:r>
-      <w:r>
-        <w:t xml:space="preserve"> </w:t>
-      </w:r>
-      <w:r>
-        <w:t xml:space="preserve">폴: 29. 상단보다 2달러 위.</w:t>
-      </w:r>
-    </w:p>
-    <w:p>
-      <w:pPr>
-        <w:numPr>
-          <w:ilvl w:val="0"/>
-          <w:numId w:val="1004"/>
-        </w:numPr>
+    </w:p>
+    <w:p>
+      <w:pPr>
+        <w:pStyle w:val="BodyText"/>
       </w:pPr>
       <w:r>
         <w:t xml:space="preserve">JONATHAN: The book supports it. Eleven and a half million shares at twenty-nine. Over three hundred thirty million.</w:t>
       </w:r>
-      <w:r>
-        <w:t xml:space="preserve"> </w:t>
-      </w:r>
-      <w:r>
-        <w:t xml:space="preserve">조너선: 수요가 받쳐 줘요. 1,150만 주에 29달러. 3억 3천만 이상.</w:t>
-      </w:r>
-    </w:p>
-    <w:p>
-      <w:pPr>
-        <w:numPr>
-          <w:ilvl w:val="0"/>
-          <w:numId w:val="1004"/>
-        </w:numPr>
+    </w:p>
+    <w:p>
+      <w:pPr>
+        <w:pStyle w:val="BodyText"/>
       </w:pPr>
       <w:r>
         <w:t xml:space="preserve">NOAH: And at twenty-seven?</w:t>
       </w:r>
-      <w:r>
-        <w:t xml:space="preserve"> </w:t>
-      </w:r>
-      <w:r>
-        <w:t xml:space="preserve">노아: 그럼 27에선요?</w:t>
-      </w:r>
-    </w:p>
-    <w:p>
-      <w:pPr>
-        <w:numPr>
-          <w:ilvl w:val="0"/>
-          <w:numId w:val="1004"/>
-        </w:numPr>
+    </w:p>
+    <w:p>
+      <w:pPr>
+        <w:pStyle w:val="BodyText"/>
       </w:pPr>
       <w:r>
         <w:t xml:space="preserve">JONATHAN: About three hundred ten. You’d leave about twenty-three million on the table.</w:t>
       </w:r>
-      <w:r>
-        <w:t xml:space="preserve"> </w:t>
-      </w:r>
-      <w:r>
-        <w:t xml:space="preserve">조너선: 약 3억 1천. 약 2,300만을 테이블에 남기는 거죠.</w:t>
-      </w:r>
-    </w:p>
-    <w:p>
-      <w:pPr>
-        <w:numPr>
-          <w:ilvl w:val="0"/>
-          <w:numId w:val="1004"/>
-        </w:numPr>
+    </w:p>
+    <w:p>
+      <w:pPr>
+        <w:pStyle w:val="BodyText"/>
       </w:pPr>
       <w:r>
         <w:t xml:space="preserve">PAUL: Twenty-three million is a lot of Line C, Noah.</w:t>
       </w:r>
-      <w:r>
-        <w:t xml:space="preserve"> </w:t>
-      </w:r>
-      <w:r>
-        <w:t xml:space="preserve">폴: 2,300만이면 라인 C를 꽤 지을 수 있어요, 노아.</w:t>
-      </w:r>
-    </w:p>
-    <w:p>
-      <w:pPr>
-        <w:numPr>
-          <w:ilvl w:val="0"/>
-          <w:numId w:val="1004"/>
-        </w:numPr>
+    </w:p>
+    <w:p>
+      <w:pPr>
+        <w:pStyle w:val="BodyText"/>
       </w:pPr>
       <w:r>
         <w:t xml:space="preserve">NOAH: Jonathan, who’s in the book at twenty-nine? Who drops out?</w:t>
       </w:r>
-      <w:r>
-        <w:t xml:space="preserve"> </w:t>
-      </w:r>
-      <w:r>
-        <w:t xml:space="preserve">노아: 조너선, 29에서 장부에 누가 남아요? 누가 빠져요?</w:t>
-      </w:r>
-    </w:p>
-    <w:p>
-      <w:pPr>
-        <w:numPr>
-          <w:ilvl w:val="0"/>
-          <w:numId w:val="1004"/>
-        </w:numPr>
+    </w:p>
+    <w:p>
+      <w:pPr>
+        <w:pStyle w:val="BodyText"/>
       </w:pPr>
       <w:r>
         <w:t xml:space="preserve">JONATHAN: Mostly the long-only funds drop their size, because they’re disciplined about valuation and twenty-nine is above where they modelled it. The fast money stays, since they expect a pop either way and they’re planning to sell into it.</w:t>
       </w:r>
-      <w:r>
-        <w:t xml:space="preserve"> </w:t>
-      </w:r>
-      <w:r>
-        <w:t xml:space="preserve">조너선: 주로 장기 펀드들이 규모를 줄여요. 밸류에이션에 엄격한데, 29는 그들이 모델링한 가격보다 높거든요. 빠른 돈은 남고요. 어쨌든 상승을 기대하고, 그때 팔 계획이니까요.</w:t>
-      </w:r>
-    </w:p>
-    <w:p>
-      <w:pPr>
-        <w:numPr>
-          <w:ilvl w:val="0"/>
-          <w:numId w:val="1004"/>
-        </w:numPr>
+    </w:p>
+    <w:p>
+      <w:pPr>
+        <w:pStyle w:val="BodyText"/>
       </w:pPr>
       <w:r>
         <w:t xml:space="preserve">NOAH: So at twenty-nine, we get more money. And worse shareholders.</w:t>
       </w:r>
-      <w:r>
-        <w:t xml:space="preserve"> </w:t>
-      </w:r>
-      <w:r>
-        <w:t xml:space="preserve">노아: 그러니까 29에선 돈은 더 받고. 주주는 더 나빠지는 거네요.</w:t>
-      </w:r>
-    </w:p>
-    <w:p>
-      <w:pPr>
-        <w:numPr>
-          <w:ilvl w:val="0"/>
-          <w:numId w:val="1004"/>
-        </w:numPr>
+    </w:p>
+    <w:p>
+      <w:pPr>
+        <w:pStyle w:val="BodyText"/>
       </w:pPr>
       <w:r>
         <w:t xml:space="preserve">JONATHAN:</w:t>
@@ -2078,281 +1166,125 @@
       <w:r>
         <w:t xml:space="preserve">is strong. Different time horizons.</w:t>
       </w:r>
-      <w:r>
-        <w:t xml:space="preserve"> </w:t>
-      </w:r>
-      <w:r>
-        <w:t xml:space="preserve">조너선:</w:t>
-      </w:r>
-      <w:r>
-        <w:t xml:space="preserve"> </w:t>
-      </w:r>
-      <w:r>
-        <w:t xml:space="preserve">“</w:t>
-      </w:r>
-      <w:r>
-        <w:t xml:space="preserve">더 나쁘다</w:t>
-      </w:r>
-      <w:r>
-        <w:t xml:space="preserve">”</w:t>
-      </w:r>
-      <w:r>
-        <w:t xml:space="preserve">는 강한 표현이에요. 투자 기간이 다른 거죠.</w:t>
-      </w:r>
-    </w:p>
-    <w:p>
-      <w:pPr>
-        <w:numPr>
-          <w:ilvl w:val="0"/>
-          <w:numId w:val="1004"/>
-        </w:numPr>
+    </w:p>
+    <w:p>
+      <w:pPr>
+        <w:pStyle w:val="BodyText"/>
       </w:pPr>
       <w:r>
         <w:t xml:space="preserve">RUTH: Ethan Cole asked two questions. Lock-up and pop. Marcy asked about the registry. That’s the difference.</w:t>
       </w:r>
-      <w:r>
-        <w:t xml:space="preserve"> </w:t>
-      </w:r>
-      <w:r>
-        <w:t xml:space="preserve">루스: 이선 콜은 질문 두 개를 했어요. 보호예수와 상승. 마시는 레지스트리를 물었고요. 그게 차이예요.</w:t>
-      </w:r>
-    </w:p>
-    <w:p>
-      <w:pPr>
-        <w:numPr>
-          <w:ilvl w:val="0"/>
-          <w:numId w:val="1004"/>
-        </w:numPr>
+    </w:p>
+    <w:p>
+      <w:pPr>
+        <w:pStyle w:val="BodyText"/>
       </w:pPr>
       <w:r>
         <w:t xml:space="preserve">NOAH: Here’s the thing. We’re not selling shares tonight. We’re choosing shareholders, for ten years. The people who asked about the registry will still be here when something goes wrong, and something will. The people who asked about the pop won’t.</w:t>
       </w:r>
-      <w:r>
-        <w:t xml:space="preserve"> </w:t>
-      </w:r>
-      <w:r>
-        <w:t xml:space="preserve">노아: 요점은 이거예요. 오늘 밤 우린 주식을 파는 게 아니에요. 주주를 고르는 거예요. 10년 동안. 레지스트리를 물은 사람들은 뭔가 잘못될 때도 여기 있을 거예요. 그리고 뭔가는 반드시 잘못돼요. 상승을 물은 사람들은 없을 거고요.</w:t>
-      </w:r>
-    </w:p>
-    <w:p>
-      <w:pPr>
-        <w:numPr>
-          <w:ilvl w:val="0"/>
-          <w:numId w:val="1004"/>
-        </w:numPr>
+    </w:p>
+    <w:p>
+      <w:pPr>
+        <w:pStyle w:val="BodyText"/>
       </w:pPr>
       <w:r>
         <w:t xml:space="preserve">PAUL: Then twenty-seven. With allocation priority to long-only holders. Commonwealth. Bluewater. Fjord.</w:t>
       </w:r>
-      <w:r>
-        <w:t xml:space="preserve"> </w:t>
-      </w:r>
-      <w:r>
-        <w:t xml:space="preserve">폴: 그럼 27. 장기 보유자에게 배정 우선권. 커먼웰스. 블루워터. 피오르드.</w:t>
-      </w:r>
-    </w:p>
-    <w:p>
-      <w:pPr>
-        <w:numPr>
-          <w:ilvl w:val="0"/>
-          <w:numId w:val="1004"/>
-        </w:numPr>
+    </w:p>
+    <w:p>
+      <w:pPr>
+        <w:pStyle w:val="BodyText"/>
       </w:pPr>
       <w:r>
         <w:t xml:space="preserve">JONATHAN: And the hedge funds get less. They’ll complain.</w:t>
       </w:r>
-      <w:r>
-        <w:t xml:space="preserve"> </w:t>
-      </w:r>
-      <w:r>
-        <w:t xml:space="preserve">조너선: 그럼 헤지펀드는 덜 받아요. 불평할 거예요.</w:t>
-      </w:r>
-    </w:p>
-    <w:p>
-      <w:pPr>
-        <w:numPr>
-          <w:ilvl w:val="0"/>
-          <w:numId w:val="1004"/>
-        </w:numPr>
+    </w:p>
+    <w:p>
+      <w:pPr>
+        <w:pStyle w:val="BodyText"/>
       </w:pPr>
       <w:r>
         <w:t xml:space="preserve">NOAH: They’ll complain for a day. A bad shareholder complains for ten years.</w:t>
       </w:r>
-      <w:r>
-        <w:t xml:space="preserve"> </w:t>
-      </w:r>
-      <w:r>
-        <w:t xml:space="preserve">노아: 하루 불평하겠죠. 나쁜 주주는 10년 불평해요.</w:t>
-      </w:r>
-    </w:p>
-    <w:p>
-      <w:pPr>
-        <w:numPr>
-          <w:ilvl w:val="0"/>
-          <w:numId w:val="1004"/>
-        </w:numPr>
+    </w:p>
+    <w:p>
+      <w:pPr>
+        <w:pStyle w:val="BodyText"/>
       </w:pPr>
       <w:r>
         <w:t xml:space="preserve">JONATHAN: It’s your company. But the pricing committee must approve. Elaine?</w:t>
       </w:r>
-      <w:r>
-        <w:t xml:space="preserve"> </w:t>
-      </w:r>
-      <w:r>
-        <w:t xml:space="preserve">조너선: 당신 회사예요. 하지만 가격위원회가 승인해야 해요. 일레인?</w:t>
-      </w:r>
-    </w:p>
-    <w:p>
-      <w:pPr>
-        <w:numPr>
-          <w:ilvl w:val="0"/>
-          <w:numId w:val="1004"/>
-        </w:numPr>
+    </w:p>
+    <w:p>
+      <w:pPr>
+        <w:pStyle w:val="BodyText"/>
       </w:pPr>
       <w:r>
         <w:t xml:space="preserve">ELAINE: I’m here. On speaker. In my pyjamas. Paul, your view?</w:t>
       </w:r>
-      <w:r>
-        <w:t xml:space="preserve"> </w:t>
-      </w:r>
-      <w:r>
-        <w:t xml:space="preserve">일레인: 여기 있어요. 스피커로. 잠옷 차림으로. 폴, 의견은?</w:t>
-      </w:r>
-    </w:p>
-    <w:p>
-      <w:pPr>
-        <w:numPr>
-          <w:ilvl w:val="0"/>
-          <w:numId w:val="1004"/>
-        </w:numPr>
+    </w:p>
+    <w:p>
+      <w:pPr>
+        <w:pStyle w:val="BodyText"/>
       </w:pPr>
       <w:r>
         <w:t xml:space="preserve">PAUL: My head says twenty-nine, because twenty-three million is real money for Line C. My experience says twenty-seven. A first day that’s too flat scares long-term holders too, and a little room for them to win early buys a lot of loyalty later.</w:t>
       </w:r>
-      <w:r>
-        <w:t xml:space="preserve"> </w:t>
-      </w:r>
-      <w:r>
-        <w:t xml:space="preserve">폴: 머리는 29라고 해요. 2,300만은 라인 C에 진짜 큰돈이니까요. 경험은 27이라고 하고요. 첫날이 너무 밋밋하면 장기 보유자도 겁먹어요. 초반에 그들이 이길 여지를 조금 남겨 두면, 나중에 큰 충성도로 돌아와요.</w:t>
-      </w:r>
-    </w:p>
-    <w:p>
-      <w:pPr>
-        <w:numPr>
-          <w:ilvl w:val="0"/>
-          <w:numId w:val="1004"/>
-        </w:numPr>
+    </w:p>
+    <w:p>
+      <w:pPr>
+        <w:pStyle w:val="BodyText"/>
       </w:pPr>
       <w:r>
         <w:t xml:space="preserve">ELAINE: Then the committee approves twenty-seven. With Noah’s allocation. Recorded at nine forty-two p.m.</w:t>
       </w:r>
-      <w:r>
-        <w:t xml:space="preserve"> </w:t>
-      </w:r>
-      <w:r>
-        <w:t xml:space="preserve">일레인: 그럼 위원회는 27을 승인해요. 노아의 배정안으로. 밤 9시 42분 기록.</w:t>
-      </w:r>
-    </w:p>
-    <w:p>
-      <w:pPr>
-        <w:numPr>
-          <w:ilvl w:val="0"/>
-          <w:numId w:val="1004"/>
-        </w:numPr>
+    </w:p>
+    <w:p>
+      <w:pPr>
+        <w:pStyle w:val="BodyText"/>
       </w:pPr>
       <w:r>
         <w:t xml:space="preserve">JONATHAN: Then we have a deal. Eleven and a half million shares. Twenty-seven dollars. About three hundred ten million.</w:t>
       </w:r>
-      <w:r>
-        <w:t xml:space="preserve"> </w:t>
-      </w:r>
-      <w:r>
-        <w:t xml:space="preserve">조너선: 그럼 확정입니다. 1,150만 주. 27달러. 약 3억 1천만.</w:t>
-      </w:r>
-    </w:p>
-    <w:p>
-      <w:pPr>
-        <w:numPr>
-          <w:ilvl w:val="0"/>
-          <w:numId w:val="1004"/>
-        </w:numPr>
+    </w:p>
+    <w:p>
+      <w:pPr>
+        <w:pStyle w:val="BodyText"/>
       </w:pPr>
       <w:r>
         <w:t xml:space="preserve">RUTH: And Ethan Cole’s allocation?</w:t>
       </w:r>
-      <w:r>
-        <w:t xml:space="preserve"> </w:t>
-      </w:r>
-      <w:r>
-        <w:t xml:space="preserve">루스: 그럼 이선 콜의 배정은요?</w:t>
-      </w:r>
-    </w:p>
-    <w:p>
-      <w:pPr>
-        <w:numPr>
-          <w:ilvl w:val="0"/>
-          <w:numId w:val="1004"/>
-        </w:numPr>
+    </w:p>
+    <w:p>
+      <w:pPr>
+        <w:pStyle w:val="BodyText"/>
       </w:pPr>
       <w:r>
         <w:t xml:space="preserve">JONATHAN: A third of his order. He’ll call me in five minutes. Shouting.</w:t>
       </w:r>
-      <w:r>
-        <w:t xml:space="preserve"> </w:t>
-      </w:r>
-      <w:r>
-        <w:t xml:space="preserve">조너선: 주문의 3분의 1. 5분 안에 전화할 거예요. 소리 지르면서.</w:t>
-      </w:r>
-    </w:p>
-    <w:p>
-      <w:pPr>
-        <w:numPr>
-          <w:ilvl w:val="0"/>
-          <w:numId w:val="1004"/>
-        </w:numPr>
+    </w:p>
+    <w:p>
+      <w:pPr>
+        <w:pStyle w:val="BodyText"/>
       </w:pPr>
       <w:r>
         <w:t xml:space="preserve">NOAH: Tell him the S-1 explains everything. Page and section.</w:t>
       </w:r>
-      <w:r>
-        <w:t xml:space="preserve"> </w:t>
-      </w:r>
-      <w:r>
-        <w:t xml:space="preserve">노아: S-1에 다 설명돼 있다고 전해 줘요. 쪽과 항목.</w:t>
-      </w:r>
-    </w:p>
-    <w:p>
-      <w:pPr>
-        <w:numPr>
-          <w:ilvl w:val="0"/>
-          <w:numId w:val="1004"/>
-        </w:numPr>
+    </w:p>
+    <w:p>
+      <w:pPr>
+        <w:pStyle w:val="BodyText"/>
       </w:pPr>
       <w:r>
         <w:t xml:space="preserve">RUTH: You’ve learned the sentence. I’m proud. Slightly frightened. But proud.</w:t>
       </w:r>
-      <w:r>
-        <w:t xml:space="preserve"> </w:t>
-      </w:r>
-      <w:r>
-        <w:t xml:space="preserve">루스: 그 문장을 익혔네요. 자랑스러워요. 약간 무섭지만. 자랑스러워요.</w:t>
-      </w:r>
-    </w:p>
-    <w:p>
-      <w:pPr>
-        <w:numPr>
-          <w:ilvl w:val="0"/>
-          <w:numId w:val="1004"/>
-        </w:numPr>
+    </w:p>
+    <w:p>
+      <w:pPr>
+        <w:pStyle w:val="BodyText"/>
       </w:pPr>
       <w:r>
         <w:t xml:space="preserve">ELAINE: Noah. Before I go back to sleep. Seven years ago, you couldn’t name a number. Tonight, you turned one down.</w:t>
-      </w:r>
-      <w:r>
-        <w:t xml:space="preserve"> </w:t>
-      </w:r>
-      <w:r>
-        <w:t xml:space="preserve">일레인: 노아. 다시 자기 전에. 7년 전엔 숫자 하나 못 댔죠. 오늘 밤엔 숫자를 거절했네요.</w:t>
       </w:r>
     </w:p>
     <w:bookmarkEnd w:id="24"/>
@@ -2367,129 +1299,63 @@
     </w:p>
     <w:p>
       <w:pPr>
-        <w:numPr>
-          <w:ilvl w:val="0"/>
-          <w:numId w:val="1005"/>
-        </w:numPr>
+        <w:pStyle w:val="FirstParagraph"/>
       </w:pPr>
       <w:r>
         <w:t xml:space="preserve">PAUL: Twenty-three million on the table. I’ll dream about it.</w:t>
       </w:r>
-      <w:r>
-        <w:t xml:space="preserve"> </w:t>
-      </w:r>
-      <w:r>
-        <w:t xml:space="preserve">폴: 테이블에 2,300만. 꿈에 나올 거예요.</w:t>
-      </w:r>
-    </w:p>
-    <w:p>
-      <w:pPr>
-        <w:numPr>
-          <w:ilvl w:val="0"/>
-          <w:numId w:val="1005"/>
-        </w:numPr>
+    </w:p>
+    <w:p>
+      <w:pPr>
+        <w:pStyle w:val="BodyText"/>
       </w:pPr>
       <w:r>
         <w:t xml:space="preserve">NOAH: Dream about Marcy. Ten years. That’s worth more.</w:t>
       </w:r>
-      <w:r>
-        <w:t xml:space="preserve"> </w:t>
-      </w:r>
-      <w:r>
-        <w:t xml:space="preserve">노아: 마시 꿈을 꿔요. 10년. 그게 더 가치 있어요.</w:t>
-      </w:r>
-    </w:p>
-    <w:p>
-      <w:pPr>
-        <w:numPr>
-          <w:ilvl w:val="0"/>
-          <w:numId w:val="1005"/>
-        </w:numPr>
+    </w:p>
+    <w:p>
+      <w:pPr>
+        <w:pStyle w:val="BodyText"/>
       </w:pPr>
       <w:r>
         <w:t xml:space="preserve">RUTH: Schedule for tomorrow. Six a.m., breakfast. Seven thirty, Nasdaq. Nine thirty, the opening bell.</w:t>
       </w:r>
-      <w:r>
-        <w:t xml:space="preserve"> </w:t>
-      </w:r>
-      <w:r>
-        <w:t xml:space="preserve">루스: 내일 일정. 오전 6시 조찬. 7시 반 나스닥. 9시 반 개장 벨.</w:t>
-      </w:r>
-    </w:p>
-    <w:p>
-      <w:pPr>
-        <w:numPr>
-          <w:ilvl w:val="0"/>
-          <w:numId w:val="1005"/>
-        </w:numPr>
+    </w:p>
+    <w:p>
+      <w:pPr>
+        <w:pStyle w:val="BodyText"/>
       </w:pPr>
       <w:r>
         <w:t xml:space="preserve">NOAH: Who’s coming?</w:t>
       </w:r>
-      <w:r>
-        <w:t xml:space="preserve"> </w:t>
-      </w:r>
-      <w:r>
-        <w:t xml:space="preserve">노아: 누가 와요?</w:t>
-      </w:r>
-    </w:p>
-    <w:p>
-      <w:pPr>
-        <w:numPr>
-          <w:ilvl w:val="0"/>
-          <w:numId w:val="1005"/>
-        </w:numPr>
+    </w:p>
+    <w:p>
+      <w:pPr>
+        <w:pStyle w:val="BodyText"/>
       </w:pPr>
       <w:r>
         <w:t xml:space="preserve">RUTH: All four founders. Claire. Lily. Your mother. Elaine. Fifty employees by lottery. And Ji-woo, on video.</w:t>
       </w:r>
-      <w:r>
-        <w:t xml:space="preserve"> </w:t>
-      </w:r>
-      <w:r>
-        <w:t xml:space="preserve">루스: 공동창업자 네 명 전부. 클레어. 릴리. 어머님. 일레인. 추첨으로 뽑힌 직원 50명. 그리고 화상으로 지우.</w:t>
-      </w:r>
-    </w:p>
-    <w:p>
-      <w:pPr>
-        <w:numPr>
-          <w:ilvl w:val="0"/>
-          <w:numId w:val="1005"/>
-        </w:numPr>
+    </w:p>
+    <w:p>
+      <w:pPr>
+        <w:pStyle w:val="BodyText"/>
       </w:pPr>
       <w:r>
         <w:t xml:space="preserve">PAUL: And Lily’s logo on the Times Square screen. Eight stories high.</w:t>
       </w:r>
-      <w:r>
-        <w:t xml:space="preserve"> </w:t>
-      </w:r>
-      <w:r>
-        <w:t xml:space="preserve">폴: 그리고 타임스스퀘어 스크린에 릴리 로고. 8층 높이.</w:t>
-      </w:r>
-    </w:p>
-    <w:p>
-      <w:pPr>
-        <w:numPr>
-          <w:ilvl w:val="0"/>
-          <w:numId w:val="1005"/>
-        </w:numPr>
+    </w:p>
+    <w:p>
+      <w:pPr>
+        <w:pStyle w:val="BodyText"/>
       </w:pPr>
       <w:r>
         <w:t xml:space="preserve">NOAH: Lily approved it?</w:t>
       </w:r>
-      <w:r>
-        <w:t xml:space="preserve"> </w:t>
-      </w:r>
-      <w:r>
-        <w:t xml:space="preserve">노아: 릴리가 승인했어요?</w:t>
-      </w:r>
-    </w:p>
-    <w:p>
-      <w:pPr>
-        <w:numPr>
-          <w:ilvl w:val="0"/>
-          <w:numId w:val="1005"/>
-        </w:numPr>
+    </w:p>
+    <w:p>
+      <w:pPr>
+        <w:pStyle w:val="BodyText"/>
       </w:pPr>
       <w:r>
         <w:t xml:space="preserve">RUTH: With one comment. I quote:</w:t>
@@ -2506,11 +1372,21 @@
       <w:r>
         <w:t xml:space="preserve">”</w:t>
       </w:r>
-      <w:r>
-        <w:t xml:space="preserve"> </w:t>
-      </w:r>
-      <w:r>
-        <w:t xml:space="preserve">루스: 코멘트 하나와 함께. 인용할게요.</w:t>
+    </w:p>
+    <w:p>
+      <w:pPr>
+        <w:pStyle w:val="BodyText"/>
+      </w:pPr>
+      <w:r>
+        <w:t xml:space="preserve">NOAH: Ruth, one question. Tomorrow, when the stock moves, what do I say?</w:t>
+      </w:r>
+    </w:p>
+    <w:p>
+      <w:pPr>
+        <w:pStyle w:val="BodyText"/>
+      </w:pPr>
+      <w:r>
+        <w:t xml:space="preserve">RUTH: Nothing. You say,</w:t>
       </w:r>
       <w:r>
         <w:t xml:space="preserve"> </w:t>
@@ -2519,165 +1395,56 @@
         <w:t xml:space="preserve">“</w:t>
       </w:r>
       <w:r>
-        <w:t xml:space="preserve">번쩍이게 하지 마. 또.</w:t>
+        <w:t xml:space="preserve">We don’t comment on the stock price. We focus on patients.</w:t>
       </w:r>
       <w:r>
         <w:t xml:space="preserve">”</w:t>
       </w:r>
-    </w:p>
-    <w:p>
-      <w:pPr>
-        <w:numPr>
-          <w:ilvl w:val="0"/>
-          <w:numId w:val="1005"/>
-        </w:numPr>
-      </w:pPr>
-      <w:r>
-        <w:t xml:space="preserve">NOAH: Ruth, one question. Tomorrow, when the stock moves, what do I say?</w:t>
-      </w:r>
-      <w:r>
-        <w:t xml:space="preserve"> </w:t>
-      </w:r>
-      <w:r>
-        <w:t xml:space="preserve">노아: 루스, 질문 하나. 내일 주가가 움직이면, 뭐라고 해요?</w:t>
-      </w:r>
-    </w:p>
-    <w:p>
-      <w:pPr>
-        <w:numPr>
-          <w:ilvl w:val="0"/>
-          <w:numId w:val="1005"/>
-        </w:numPr>
-      </w:pPr>
-      <w:r>
-        <w:t xml:space="preserve">RUTH: Nothing. You say,</w:t>
-      </w:r>
-      <w:r>
-        <w:t xml:space="preserve"> </w:t>
-      </w:r>
-      <w:r>
-        <w:t xml:space="preserve">“</w:t>
-      </w:r>
-      <w:r>
-        <w:t xml:space="preserve">We don’t comment on the stock price. We focus on patients.</w:t>
-      </w:r>
-      <w:r>
-        <w:t xml:space="preserve">”</w:t>
-      </w:r>
       <w:r>
         <w:t xml:space="preserve"> </w:t>
       </w:r>
       <w:r>
         <w:t xml:space="preserve">Every time.</w:t>
       </w:r>
-      <w:r>
-        <w:t xml:space="preserve"> </w:t>
-      </w:r>
-      <w:r>
-        <w:t xml:space="preserve">루스: 아무것도요.</w:t>
-      </w:r>
-      <w:r>
-        <w:t xml:space="preserve"> </w:t>
-      </w:r>
-      <w:r>
-        <w:t xml:space="preserve">“</w:t>
-      </w:r>
-      <w:r>
-        <w:t xml:space="preserve">주가에 대해 언급하지 않습니다. 환자에게 집중합니다.</w:t>
-      </w:r>
-      <w:r>
-        <w:t xml:space="preserve">”</w:t>
-      </w:r>
-      <w:r>
-        <w:t xml:space="preserve"> </w:t>
-      </w:r>
-      <w:r>
-        <w:t xml:space="preserve">매번.</w:t>
-      </w:r>
-    </w:p>
-    <w:p>
-      <w:pPr>
-        <w:numPr>
-          <w:ilvl w:val="0"/>
-          <w:numId w:val="1005"/>
-        </w:numPr>
+    </w:p>
+    <w:p>
+      <w:pPr>
+        <w:pStyle w:val="BodyText"/>
       </w:pPr>
       <w:r>
         <w:t xml:space="preserve">NOAH: Same answer. Every time.</w:t>
       </w:r>
-      <w:r>
-        <w:t xml:space="preserve"> </w:t>
-      </w:r>
-      <w:r>
-        <w:t xml:space="preserve">노아: 같은 답. 매번.</w:t>
-      </w:r>
-    </w:p>
-    <w:p>
-      <w:pPr>
-        <w:numPr>
-          <w:ilvl w:val="0"/>
-          <w:numId w:val="1005"/>
-        </w:numPr>
+    </w:p>
+    <w:p>
+      <w:pPr>
+        <w:pStyle w:val="BodyText"/>
       </w:pPr>
       <w:r>
         <w:t xml:space="preserve">PAUL: Even if it goes up fifty percent?</w:t>
       </w:r>
-      <w:r>
-        <w:t xml:space="preserve"> </w:t>
-      </w:r>
-      <w:r>
-        <w:t xml:space="preserve">폴: 50% 올라도요?</w:t>
-      </w:r>
-    </w:p>
-    <w:p>
-      <w:pPr>
-        <w:numPr>
-          <w:ilvl w:val="0"/>
-          <w:numId w:val="1005"/>
-        </w:numPr>
+    </w:p>
+    <w:p>
+      <w:pPr>
+        <w:pStyle w:val="BodyText"/>
       </w:pPr>
       <w:r>
         <w:t xml:space="preserve">RUTH: Especially then. A CEO who celebrates the stock price owns it on the way down too. And it will go down at some point, on a day that has nothing to do with patients. If you didn’t cheer on the way up, nobody can quote you on the way down.</w:t>
       </w:r>
-      <w:r>
-        <w:t xml:space="preserve"> </w:t>
-      </w:r>
-      <w:r>
-        <w:t xml:space="preserve">루스: 특히 그때요. 주가를 축하하는 CEO는 떨어질 때도 그걸 책임지게 돼요. 그리고 언젠가는 떨어져요. 환자와 아무 상관 없는 날에요. 오를 때 환호하지 않았다면, 떨어질 때 아무도 당신 말을 인용할 수 없어요.</w:t>
-      </w:r>
-    </w:p>
-    <w:p>
-      <w:pPr>
-        <w:numPr>
-          <w:ilvl w:val="0"/>
-          <w:numId w:val="1005"/>
-        </w:numPr>
+    </w:p>
+    <w:p>
+      <w:pPr>
+        <w:pStyle w:val="BodyText"/>
       </w:pPr>
       <w:r>
         <w:t xml:space="preserve">NOAH: …Then tomorrow I celebrate the people. Not the number.</w:t>
       </w:r>
-      <w:r>
-        <w:t xml:space="preserve"> </w:t>
-      </w:r>
-      <w:r>
-        <w:t xml:space="preserve">노아: …그럼 내일은 사람들을 축하할게요. 숫자 말고.</w:t>
-      </w:r>
-    </w:p>
-    <w:p>
-      <w:pPr>
-        <w:numPr>
-          <w:ilvl w:val="0"/>
-          <w:numId w:val="1005"/>
-        </w:numPr>
+    </w:p>
+    <w:p>
+      <w:pPr>
+        <w:pStyle w:val="BodyText"/>
       </w:pPr>
       <w:r>
         <w:t xml:space="preserve">RUTH: That’s the answer. Now sleep. Five hours. Claire is checking.</w:t>
-      </w:r>
-      <w:r>
-        <w:t xml:space="preserve"> </w:t>
-      </w:r>
-      <w:r>
-        <w:t xml:space="preserve">루스: 그게 답이에요. 이제 자요. 다섯 시간. 클레어가 확인하고 있어요.</w:t>
       </w:r>
     </w:p>
     <w:p>
@@ -2868,7 +1635,7 @@
               <w:jc w:val="left"/>
             </w:pPr>
             <w:r>
-              <w:t xml:space="preserve">1턴. 메시지 일관성 원칙.</w:t>
+              <w:t xml:space="preserve">도입. 메시지 일관성 원칙.</w:t>
             </w:r>
           </w:p>
         </w:tc>
@@ -2918,7 +1685,7 @@
               <w:jc w:val="left"/>
             </w:pPr>
             <w:r>
-              <w:t xml:space="preserve">13턴. 조용한 기간의 답변.</w:t>
+              <w:t xml:space="preserve">도입. 조용한 기간의 답변.</w:t>
             </w:r>
           </w:p>
         </w:tc>
@@ -2968,7 +1735,7 @@
               <w:jc w:val="left"/>
             </w:pPr>
             <w:r>
-              <w:t xml:space="preserve">20턴. 근거 제시.</w:t>
+              <w:t xml:space="preserve">장면1. 근거 제시.</w:t>
             </w:r>
           </w:p>
         </w:tc>
@@ -3018,7 +1785,7 @@
               <w:jc w:val="left"/>
             </w:pPr>
             <w:r>
-              <w:t xml:space="preserve">56턴. 수요 보고.</w:t>
+              <w:t xml:space="preserve">장면2. 수요 보고.</w:t>
             </w:r>
           </w:p>
         </w:tc>
@@ -3068,7 +1835,7 @@
               <w:jc w:val="left"/>
             </w:pPr>
             <w:r>
-              <w:t xml:space="preserve">77턴. 수요 초과.</w:t>
+              <w:t xml:space="preserve">장면2. 수요 초과.</w:t>
             </w:r>
           </w:p>
         </w:tc>
@@ -3118,7 +1885,7 @@
               <w:jc w:val="left"/>
             </w:pPr>
             <w:r>
-              <w:t xml:space="preserve">47턴. 피치 재활성화.</w:t>
+              <w:t xml:space="preserve">장면1. 피치 재활성화.</w:t>
             </w:r>
           </w:p>
         </w:tc>
@@ -3168,7 +1935,7 @@
               <w:jc w:val="left"/>
             </w:pPr>
             <w:r>
-              <w:t xml:space="preserve">81~85턴. 가격 결정.</w:t>
+              <w:t xml:space="preserve">절정·전환. 가격 결정.</w:t>
             </w:r>
           </w:p>
         </w:tc>
@@ -3218,7 +1985,7 @@
               <w:jc w:val="left"/>
             </w:pPr>
             <w:r>
-              <w:t xml:space="preserve">93턴. 주주 구성 선택.</w:t>
+              <w:t xml:space="preserve">절정·전환. 주주 구성 선택.</w:t>
             </w:r>
           </w:p>
         </w:tc>
@@ -3268,7 +2035,7 @@
               <w:jc w:val="left"/>
             </w:pPr>
             <w:r>
-              <w:t xml:space="preserve">92턴. 핵심 판단 기준.</w:t>
+              <w:t xml:space="preserve">절정·전환. 핵심 판단 기준.</w:t>
             </w:r>
           </w:p>
         </w:tc>
@@ -3729,7 +2496,7 @@
           <w:bCs/>
           <w:b/>
         </w:rPr>
-        <w:t xml:space="preserve">3턴 RUTH:</w:t>
+        <w:t xml:space="preserve">RUTH (도입):</w:t>
       </w:r>
       <w:r>
         <w:t xml:space="preserve"> </w:t>
@@ -4018,9 +2785,1189 @@
         <w:t xml:space="preserve">고객마다 다른 할인율을 주자는 동료에게 같은 구조로 40단어 안팎으로 반대해 보기.</w:t>
       </w:r>
     </w:p>
+    <w:p>
+      <w:r>
+        <w:pict>
+          <v:rect style="width:0;height:1.5pt" o:hralign="center" o:hrstd="t" o:hr="t"/>
+        </w:pict>
+      </w:r>
+    </w:p>
     <w:bookmarkEnd w:id="30"/>
     <w:bookmarkEnd w:id="31"/>
+    <w:bookmarkStart w:id="37" w:name="한국어-번역"/>
+    <w:p>
+      <w:pPr>
+        <w:pStyle w:val="Heading2"/>
+      </w:pPr>
+      <w:r>
+        <w:t xml:space="preserve">한국어 번역</w:t>
+      </w:r>
+    </w:p>
+    <w:bookmarkStart w:id="32" w:name="도입-3월-2일-오전-7시-뉴욕-호텔-조식당-1"/>
+    <w:p>
+      <w:pPr>
+        <w:pStyle w:val="Heading3"/>
+      </w:pPr>
+      <w:r>
+        <w:t xml:space="preserve">도입 — 3월 2일 오전 7시, 뉴욕 호텔 조식당</w:t>
+      </w:r>
+    </w:p>
+    <w:p>
+      <w:pPr>
+        <w:pStyle w:val="FirstParagraph"/>
+      </w:pPr>
+      <w:r>
+        <w:t xml:space="preserve">루스: 좋은 아침이에요. 8일. 3개 도시. 미팅 60회. 그리고 규칙 하나. 같은 답. 매번.</w:t>
+      </w:r>
+    </w:p>
+    <w:p>
+      <w:pPr>
+        <w:pStyle w:val="BodyText"/>
+      </w:pPr>
+      <w:r>
+        <w:t xml:space="preserve">노아: 매번요? 5일 차에 더 좋은 답이 생각나도요?</w:t>
+      </w:r>
+    </w:p>
+    <w:p>
+      <w:pPr>
+        <w:pStyle w:val="BodyText"/>
+      </w:pPr>
+      <w:r>
+        <w:t xml:space="preserve">루스: 특히 그때요. 투자자들은 서로 메모를 비교하는데, 생각보다 훨씬 많이 해요. 보스턴이 뉴욕과 다른 답을 들으면, 답이 나아졌다고 생각하지 않아요. 어느 쪽이 사실인지 의심하고, 그다음엔 또 뭐가 사실이 아닐지 의심하기 시작하죠.</w:t>
+      </w:r>
+    </w:p>
+    <w:p>
+      <w:pPr>
+        <w:pStyle w:val="BodyText"/>
+      </w:pPr>
+      <w:r>
+        <w:t xml:space="preserve">폴: 루스는 대형 의료기기 회사에서 12년간 IR을 했어요. 그러니 이 중 어느 것도 짐작으로 하는 말이 아니에요. IPO를 세 번 봤는데, 객석에서가 아니에요. 안에서요. 실제로 결정이 내려지는 곳에서.</w:t>
+      </w:r>
+    </w:p>
+    <w:p>
+      <w:pPr>
+        <w:pStyle w:val="BodyText"/>
+      </w:pPr>
+      <w:r>
+        <w:t xml:space="preserve">루스: 그리고 실패한 두 번도요. 안에서. 그게 더 많이 가르쳐 줬어요.</w:t>
+      </w:r>
+    </w:p>
+    <w:p>
+      <w:pPr>
+        <w:pStyle w:val="BodyText"/>
+      </w:pPr>
+      <w:r>
+        <w:t xml:space="preserve">노아: 왜 실패했어요?</w:t>
+      </w:r>
+    </w:p>
+    <w:p>
+      <w:pPr>
+        <w:pStyle w:val="BodyText"/>
+      </w:pPr>
+      <w:r>
+        <w:t xml:space="preserve">루스: CEO가 자기 이야기에 질렸어요. 4일 차엔 즉흥으로. 6일 차엔 약속을 하고 있었죠.</w:t>
+      </w:r>
+    </w:p>
+    <w:p>
+      <w:pPr>
+        <w:pStyle w:val="BodyText"/>
+      </w:pPr>
+      <w:r>
+        <w:t xml:space="preserve">폴: 조용한 기간에 약속은 불법이에요. 음. 현명하지 않죠. 다이앤은 불법이래요.</w:t>
+      </w:r>
+    </w:p>
+    <w:p>
+      <w:pPr>
+        <w:pStyle w:val="BodyText"/>
+      </w:pPr>
+      <w:r>
+        <w:t xml:space="preserve">루스: 메시지 세 개. 전화번호처럼 외워요. 하나. 안전 시스템이 해자다.</w:t>
+      </w:r>
+    </w:p>
+    <w:p>
+      <w:pPr>
+        <w:pStyle w:val="BodyText"/>
+      </w:pPr>
+      <w:r>
+        <w:t xml:space="preserve">노아: 둘. 미국과 영국은 흑자. 아시아는 투자. 일정이 있는.</w:t>
+      </w:r>
+    </w:p>
+    <w:p>
+      <w:pPr>
+        <w:pStyle w:val="BodyText"/>
+      </w:pPr>
+      <w:r>
+        <w:t xml:space="preserve">폴: 셋. 의료인 전용은 비용이 아니다. 브랜드다. 경쟁사는 따라 할 여유가 없다.</w:t>
+      </w:r>
+    </w:p>
+    <w:p>
+      <w:pPr>
+        <w:pStyle w:val="BodyText"/>
+      </w:pPr>
+      <w:r>
+        <w:t xml:space="preserve">루스: 좋아요. 그럼 투자 설명서 밖의 걸 물으면요?</w:t>
+      </w:r>
+    </w:p>
+    <w:p>
+      <w:pPr>
+        <w:pStyle w:val="BodyText"/>
+      </w:pPr>
+      <w:r>
+        <w:t xml:space="preserve">노아:</w:t>
+      </w:r>
+      <w:r>
+        <w:t xml:space="preserve"> </w:t>
+      </w:r>
+      <w:r>
+        <w:t xml:space="preserve">“</w:t>
+      </w:r>
+      <w:r>
+        <w:t xml:space="preserve">좋은 질문입니다. 공유할 수 있는 건 모두 S-1에 있습니다. 쪽과 항목.</w:t>
+      </w:r>
+      <w:r>
+        <w:t xml:space="preserve">”</w:t>
+      </w:r>
+    </w:p>
+    <w:p>
+      <w:pPr>
+        <w:pStyle w:val="BodyText"/>
+      </w:pPr>
+      <w:r>
+        <w:t xml:space="preserve">루스: 완벽해요. 그 말을 마흔 번 할 거예요. 매번 웃으면서. 첫 미팅 22분 후예요.</w:t>
+      </w:r>
+    </w:p>
+    <w:p>
+      <w:pPr>
+        <w:pStyle w:val="BodyText"/>
+      </w:pPr>
+      <w:r>
+        <w:t xml:space="preserve">노아: 22분. 뭐 좀 먹을게요. 클레어가 약속하게 했어요. 세 끼. 로드쇼 중에도.</w:t>
+      </w:r>
+    </w:p>
     <w:bookmarkEnd w:id="32"/>
+    <w:bookmarkStart w:id="33" w:name="장면1-3월-26일-미팅들-1"/>
+    <w:p>
+      <w:pPr>
+        <w:pStyle w:val="Heading3"/>
+      </w:pPr>
+      <w:r>
+        <w:t xml:space="preserve">장면1 — 3월 2~6일, 미팅들</w:t>
+      </w:r>
+    </w:p>
+    <w:p>
+      <w:pPr>
+        <w:pStyle w:val="FirstParagraph"/>
+      </w:pPr>
+      <w:r>
+        <w:t xml:space="preserve">루스: 미팅 7. 1일 차. 대형 뮤추얼 펀드. 아시아를 물을 거예요. 다들 아시아를 물어요.</w:t>
+      </w:r>
+    </w:p>
+    <w:p>
+      <w:pPr>
+        <w:pStyle w:val="BodyText"/>
+      </w:pPr>
+      <w:r>
+        <w:t xml:space="preserve">샌드라: 샌드라 리우. 헬스케어 애널리스트. 아시아에서 미용 시술자에게 왜 안 팔아요? 시장 대부분인데.</w:t>
+      </w:r>
+    </w:p>
+    <w:p>
+      <w:pPr>
+        <w:pStyle w:val="BodyText"/>
+      </w:pPr>
+      <w:r>
+        <w:t xml:space="preserve">노아: 의료인 전용이 브랜드이고, 의사들이 돈을 내는 이유가 바로 그 브랜드니까요. 한국과 일본에선 어차피 의사만 주사할 수 있어요. 그곳 법이니까요. 미용 시술자에게 팔면 이 제품을 살 만한 가치가 있게 만드는 신뢰를 잃게 됩니다.</w:t>
+      </w:r>
+    </w:p>
+    <w:p>
+      <w:pPr>
+        <w:pStyle w:val="BodyText"/>
+      </w:pPr>
+      <w:r>
+        <w:t xml:space="preserve">샌드라: 그럼 동남아는요? 법이 아닌 곳은요?</w:t>
+      </w:r>
+    </w:p>
+    <w:p>
+      <w:pPr>
+        <w:pStyle w:val="BodyText"/>
+      </w:pPr>
+      <w:r>
+        <w:t xml:space="preserve">노아: 그럼 우리 규칙이죠. 가장 엄격한 규칙이 이깁니다. S-1에 있어요. 위험 요인, 41쪽.</w:t>
+      </w:r>
+    </w:p>
+    <w:p>
+      <w:pPr>
+        <w:pStyle w:val="BodyText"/>
+      </w:pPr>
+      <w:r>
+        <w:t xml:space="preserve">루스: 미팅 19. 2일 차. 같은 질문. 다른 양복.</w:t>
+      </w:r>
+    </w:p>
+    <w:p>
+      <w:pPr>
+        <w:pStyle w:val="BodyText"/>
+      </w:pPr>
+      <w:r>
+        <w:t xml:space="preserve">폴: 할번. 모든 미팅이 할번을 물어요.</w:t>
+      </w:r>
+      <w:r>
+        <w:t xml:space="preserve"> </w:t>
+      </w:r>
+      <w:r>
+        <w:t xml:space="preserve">“</w:t>
+      </w:r>
+      <w:r>
+        <w:t xml:space="preserve">그들이 따라 하면요?</w:t>
+      </w:r>
+      <w:r>
+        <w:t xml:space="preserve">”</w:t>
+      </w:r>
+    </w:p>
+    <w:p>
+      <w:pPr>
+        <w:pStyle w:val="BodyText"/>
+      </w:pPr>
+      <w:r>
+        <w:t xml:space="preserve">노아: 그럼 미용사 판매를 끊어야 해요. 영국에서만 그게 그들 물량의 60%예요.</w:t>
+      </w:r>
+    </w:p>
+    <w:p>
+      <w:pPr>
+        <w:pStyle w:val="BodyText"/>
+      </w:pPr>
+      <w:r>
+        <w:t xml:space="preserve">루스: 좋아요. 월요일이랑 같은 단어. 세고 있어요.</w:t>
+      </w:r>
+    </w:p>
+    <w:p>
+      <w:pPr>
+        <w:pStyle w:val="BodyText"/>
+      </w:pPr>
+      <w:r>
+        <w:t xml:space="preserve">폴: 미팅 26.</w:t>
+      </w:r>
+      <w:r>
+        <w:t xml:space="preserve"> </w:t>
+      </w:r>
+      <w:r>
+        <w:t xml:space="preserve">“</w:t>
+      </w:r>
+      <w:r>
+        <w:t xml:space="preserve">CTO가 막 역할을 바꿨던데요. 라만 박사가 떠나나요?</w:t>
+      </w:r>
+      <w:r>
+        <w:t xml:space="preserve">”</w:t>
+      </w:r>
+    </w:p>
+    <w:p>
+      <w:pPr>
+        <w:pStyle w:val="BodyText"/>
+      </w:pPr>
+      <w:r>
+        <w:t xml:space="preserve">노아: 아니요. 최고 과학 책임자예요. 본인이 선택했어요. 시간의 60%를 과학에. 분기마다 측정해요.</w:t>
+      </w:r>
+    </w:p>
+    <w:p>
+      <w:pPr>
+        <w:pStyle w:val="BodyText"/>
+      </w:pPr>
+      <w:r>
+        <w:t xml:space="preserve">루스:</w:t>
+      </w:r>
+      <w:r>
+        <w:t xml:space="preserve"> </w:t>
+      </w:r>
+      <w:r>
+        <w:t xml:space="preserve">“</w:t>
+      </w:r>
+      <w:r>
+        <w:t xml:space="preserve">분기마다 측정</w:t>
+      </w:r>
+      <w:r>
+        <w:t xml:space="preserve">”</w:t>
+      </w:r>
+      <w:r>
+        <w:t xml:space="preserve">을 덧붙였네요. 그건 새로운데요.</w:t>
+      </w:r>
+    </w:p>
+    <w:p>
+      <w:pPr>
+        <w:pStyle w:val="BodyText"/>
+      </w:pPr>
+      <w:r>
+        <w:t xml:space="preserve">노아: 사실이에요. S-1에 있어요. 경영진 항목.</w:t>
+      </w:r>
+    </w:p>
+    <w:p>
+      <w:pPr>
+        <w:pStyle w:val="BodyText"/>
+      </w:pPr>
+      <w:r>
+        <w:t xml:space="preserve">루스: 그럼 유지해요. 모든 곳에서. 지금부터.</w:t>
+      </w:r>
+    </w:p>
+    <w:p>
+      <w:pPr>
+        <w:pStyle w:val="BodyText"/>
+      </w:pPr>
+      <w:r>
+        <w:t xml:space="preserve">마시: 마시 펠드먼. 커먼웰스. 보스턴. 3일 차. S-1을 두 번 읽었어요. 레지스트리에 대해 물어도 될까요?</w:t>
+      </w:r>
+    </w:p>
+    <w:p>
+      <w:pPr>
+        <w:pStyle w:val="BodyText"/>
+      </w:pPr>
+      <w:r>
+        <w:t xml:space="preserve">노아: 그러세요.</w:t>
+      </w:r>
+    </w:p>
+    <w:p>
+      <w:pPr>
+        <w:pStyle w:val="BodyText"/>
+      </w:pPr>
+      <w:r>
+        <w:t xml:space="preserve">마시: 혈관 사건 1,300건. 하나하나 기록. 공개. 회사가 왜 자기 합병증을 공개하죠?</w:t>
+      </w:r>
+    </w:p>
+    <w:p>
+      <w:pPr>
+        <w:pStyle w:val="BodyText"/>
+      </w:pPr>
+      <w:r>
+        <w:t xml:space="preserve">노아: 숨기는 게 바로 이전 세대 필러 회사들이 의사의 신뢰를 잃은 방식이니까요. 의사가 데이터를 믿지 않게 되면, 제품도 믿지 않게 돼요. 그래서 전부 공개합니다. 우리 건 회수까지 포함해요. 넣기 편한 내용은 아니었지만요.</w:t>
+      </w:r>
+    </w:p>
+    <w:p>
+      <w:pPr>
+        <w:pStyle w:val="BodyText"/>
+      </w:pPr>
+      <w:r>
+        <w:t xml:space="preserve">마시: 이번 로드쇼에서 처음 듣는 질문이에요. 그리고 처음 믿게 된 답이고요.</w:t>
+      </w:r>
+    </w:p>
+    <w:p>
+      <w:pPr>
+        <w:pStyle w:val="BodyText"/>
+      </w:pPr>
+      <w:r>
+        <w:t xml:space="preserve">폴: 장기 투자자예요. 10년 시계. 우리가 원하는 주주죠.</w:t>
+      </w:r>
+    </w:p>
+    <w:p>
+      <w:pPr>
+        <w:pStyle w:val="BodyText"/>
+      </w:pPr>
+      <w:r>
+        <w:t xml:space="preserve">루스: 4일 차. 보스턴. 오후. 노아, 목소리.</w:t>
+      </w:r>
+    </w:p>
+    <w:p>
+      <w:pPr>
+        <w:pStyle w:val="BodyText"/>
+      </w:pPr>
+      <w:r>
+        <w:t xml:space="preserve">노아: …나가고 있어요. 미팅 29회. 31회 남았어요.</w:t>
+      </w:r>
+    </w:p>
+    <w:p>
+      <w:pPr>
+        <w:pStyle w:val="BodyText"/>
+      </w:pPr>
+      <w:r>
+        <w:t xml:space="preserve">루스: 꿀이랑 생강. 그리고 다음 세 미팅은 폴이 시작해요. 당신은 질의응답만.</w:t>
+      </w:r>
+    </w:p>
+    <w:p>
+      <w:pPr>
+        <w:pStyle w:val="BodyText"/>
+      </w:pPr>
+      <w:r>
+        <w:t xml:space="preserve">폴:</w:t>
+      </w:r>
+      <w:r>
+        <w:t xml:space="preserve"> </w:t>
+      </w:r>
+      <w:r>
+        <w:t xml:space="preserve">“</w:t>
+      </w:r>
+      <w:r>
+        <w:t xml:space="preserve">베이라 에스테틱스는 오래가면서도 세 배 빨리 녹는 필러를 만듭니다. 우리의 안전 시스템이 해자입니다.</w:t>
+      </w:r>
+      <w:r>
+        <w:t xml:space="preserve">”</w:t>
+      </w:r>
+    </w:p>
+    <w:p>
+      <w:pPr>
+        <w:pStyle w:val="BodyText"/>
+      </w:pPr>
+      <w:r>
+        <w:t xml:space="preserve">노아: …</w:t>
+      </w:r>
+    </w:p>
+    <w:p>
+      <w:pPr>
+        <w:pStyle w:val="BodyText"/>
+      </w:pPr>
+      <w:r>
+        <w:t xml:space="preserve">루스: 왜요?</w:t>
+      </w:r>
+    </w:p>
+    <w:p>
+      <w:pPr>
+        <w:pStyle w:val="BodyText"/>
+      </w:pPr>
+      <w:r>
+        <w:t xml:space="preserve">노아: 처음으로 밖에서 듣고 있어요. 브로슈어처럼 들려요.</w:t>
+      </w:r>
+    </w:p>
+    <w:p>
+      <w:pPr>
+        <w:pStyle w:val="BodyText"/>
+      </w:pPr>
+      <w:r>
+        <w:t xml:space="preserve">루스: 브로슈어 맞아요. 아주 규정을 잘 지킨.</w:t>
+      </w:r>
+    </w:p>
+    <w:p>
+      <w:pPr>
+        <w:pStyle w:val="BodyText"/>
+      </w:pPr>
+      <w:r>
+        <w:t xml:space="preserve">노아: 루스, 1일 차엔 한 단어 한 단어 믿었어요. 지금은 낭송하고 있어요. 인질 영상처럼.</w:t>
+      </w:r>
+    </w:p>
+    <w:p>
+      <w:pPr>
+        <w:pStyle w:val="BodyText"/>
+      </w:pPr>
+      <w:r>
+        <w:t xml:space="preserve">루스: 그게 4일 차 문제예요. 실패한 CEO 둘도 거기 도달했죠.</w:t>
+      </w:r>
+    </w:p>
+    <w:p>
+      <w:pPr>
+        <w:pStyle w:val="BodyText"/>
+      </w:pPr>
+      <w:r>
+        <w:t xml:space="preserve">노아: 그럼 어떻게 했어야 했어요?</w:t>
+      </w:r>
+    </w:p>
+    <w:p>
+      <w:pPr>
+        <w:pStyle w:val="BodyText"/>
+      </w:pPr>
+      <w:r>
+        <w:t xml:space="preserve">루스: 사실은 바꾸지 않고 이야기를 바꾸는 것. 숫자는 그대로, 메시지 세 개도 그대로지만, 들어가는 방식, 그러니까 첫 1분은 새로울 수 있어요. 대부분 그 차이를 구분 못 해요. 그래서 투자자를 지루하게 하거나, 즉흥으로 말하기 시작하죠.</w:t>
+      </w:r>
+    </w:p>
+    <w:p>
+      <w:pPr>
+        <w:pStyle w:val="BodyText"/>
+      </w:pPr>
+      <w:r>
+        <w:t xml:space="preserve">노아: 서울로 시작해도 돼요? 13분? 공개된 거예요. 레지스트리에. 사실이고요.</w:t>
+      </w:r>
+    </w:p>
+    <w:p>
+      <w:pPr>
+        <w:pStyle w:val="BodyText"/>
+      </w:pPr>
+      <w:r>
+        <w:t xml:space="preserve">루스: 환자 이름 없이. 약속 없이.</w:t>
+      </w:r>
+      <w:r>
+        <w:t xml:space="preserve"> </w:t>
+      </w:r>
+      <w:r>
+        <w:t xml:space="preserve">“</w:t>
+      </w:r>
+      <w:r>
+        <w:t xml:space="preserve">다시는 이런 일 없을 것</w:t>
+      </w:r>
+      <w:r>
+        <w:t xml:space="preserve">”</w:t>
+      </w:r>
+      <w:r>
+        <w:t xml:space="preserve"> </w:t>
+      </w:r>
+      <w:r>
+        <w:t xml:space="preserve">없이. 그럼 좋아요.</w:t>
+      </w:r>
+    </w:p>
+    <w:p>
+      <w:pPr>
+        <w:pStyle w:val="BodyText"/>
+      </w:pPr>
+      <w:r>
+        <w:t xml:space="preserve">노아: 그럼 내일부터 서울에서 시작할게요. 밤 10시 14분에.</w:t>
+      </w:r>
+    </w:p>
+    <w:bookmarkEnd w:id="33"/>
+    <w:bookmarkStart w:id="34" w:name="장면2-3월-79일-샌프란시스코-1"/>
+    <w:p>
+      <w:pPr>
+        <w:pStyle w:val="Heading3"/>
+      </w:pPr>
+      <w:r>
+        <w:t xml:space="preserve">장면2 — 3월 7~9일, 샌프란시스코</w:t>
+      </w:r>
+    </w:p>
+    <w:p>
+      <w:pPr>
+        <w:pStyle w:val="FirstParagraph"/>
+      </w:pPr>
+      <w:r>
+        <w:t xml:space="preserve">노아:</w:t>
+      </w:r>
+      <w:r>
+        <w:t xml:space="preserve"> </w:t>
+      </w:r>
+      <w:r>
+        <w:t xml:space="preserve">“</w:t>
+      </w:r>
+      <w:r>
+        <w:t xml:space="preserve">서울 밤 10시 14분, 한 의사가 환자의 피부가 하얘지는 걸 봤습니다. 10시 27분, 다시 분홍색이 됐습니다.</w:t>
+      </w:r>
+      <w:r>
+        <w:t xml:space="preserve">”</w:t>
+      </w:r>
+    </w:p>
+    <w:p>
+      <w:pPr>
+        <w:pStyle w:val="BodyText"/>
+      </w:pPr>
+      <w:r>
+        <w:t xml:space="preserve">샌드라: …그다음엔요?</w:t>
+      </w:r>
+    </w:p>
+    <w:p>
+      <w:pPr>
+        <w:pStyle w:val="BodyText"/>
+      </w:pPr>
+      <w:r>
+        <w:t xml:space="preserve">노아: 13분. 징후를 알아본 교육받은 의사. 추적되는 주사기, 그래서 어디서 온 건지 정확히 알았죠. 두 언어로 응답한 핫라인. 그게 시스템이고, 필러 자체보다 그게 여러분이 실제로 투자하시는 겁니다.</w:t>
+      </w:r>
+    </w:p>
+    <w:p>
+      <w:pPr>
+        <w:pStyle w:val="BodyText"/>
+      </w:pPr>
+      <w:r>
+        <w:t xml:space="preserve">루스: 또 샌드라 리우예요. 두 번째 미팅. 본인이 요청했어요. 그런 일은 없는데.</w:t>
+      </w:r>
+    </w:p>
+    <w:p>
+      <w:pPr>
+        <w:pStyle w:val="BodyText"/>
+      </w:pPr>
+      <w:r>
+        <w:t xml:space="preserve">샌드라: 동료한테 새 오프닝 얘기를 들었어요. 직접 듣고 싶었어요.</w:t>
+      </w:r>
+    </w:p>
+    <w:p>
+      <w:pPr>
+        <w:pStyle w:val="BodyText"/>
+      </w:pPr>
+      <w:r>
+        <w:t xml:space="preserve">폴: 주문 장부 업데이트. 5일 차: 4배. 7일 차: 7배.</w:t>
+      </w:r>
+    </w:p>
+    <w:p>
+      <w:pPr>
+        <w:pStyle w:val="BodyText"/>
+      </w:pPr>
+      <w:r>
+        <w:t xml:space="preserve">이선: 이선 콜. 샌프란시스코. 질문 둘. 보호예수는 언제 풀려요? 그리고 첫날 상승은 얼마나 될까요?</w:t>
+      </w:r>
+    </w:p>
+    <w:p>
+      <w:pPr>
+        <w:pStyle w:val="BodyText"/>
+      </w:pPr>
+      <w:r>
+        <w:t xml:space="preserve">노아: 180일입니다. S-1에 있어요. 상승에 대해선, 주가에 대해 언급하지 않습니다.</w:t>
+      </w:r>
+    </w:p>
+    <w:p>
+      <w:pPr>
+        <w:pStyle w:val="BodyText"/>
+      </w:pPr>
+      <w:r>
+        <w:t xml:space="preserve">이선: 에이. 비공식으로.</w:t>
+      </w:r>
+    </w:p>
+    <w:p>
+      <w:pPr>
+        <w:pStyle w:val="BodyText"/>
+      </w:pPr>
+      <w:r>
+        <w:t xml:space="preserve">루스: 조용한 기간엔</w:t>
+      </w:r>
+      <w:r>
+        <w:t xml:space="preserve"> </w:t>
+      </w:r>
+      <w:r>
+        <w:t xml:space="preserve">“</w:t>
+      </w:r>
+      <w:r>
+        <w:t xml:space="preserve">비공식</w:t>
+      </w:r>
+      <w:r>
+        <w:t xml:space="preserve">”</w:t>
+      </w:r>
+      <w:r>
+        <w:t xml:space="preserve">이 없어요, 콜 씨.</w:t>
+      </w:r>
+    </w:p>
+    <w:p>
+      <w:pPr>
+        <w:pStyle w:val="BodyText"/>
+      </w:pPr>
+      <w:r>
+        <w:t xml:space="preserve">이선: 그럼 대신 아시아를 물을게요. 왜 미용사한테 안 팔아요?</w:t>
+      </w:r>
+    </w:p>
+    <w:p>
+      <w:pPr>
+        <w:pStyle w:val="BodyText"/>
+      </w:pPr>
+      <w:r>
+        <w:t xml:space="preserve">노아: 모두에게 한 것과 같은 답이에요. 의료인 전용이 브랜드입니다. 가장 엄격한 규칙이 이깁니다. 41쪽.</w:t>
+      </w:r>
+    </w:p>
+    <w:p>
+      <w:pPr>
+        <w:pStyle w:val="BodyText"/>
+      </w:pPr>
+      <w:r>
+        <w:t xml:space="preserve">이선: 그 규칙이 성장을 제한하잖아요.</w:t>
+      </w:r>
+    </w:p>
+    <w:p>
+      <w:pPr>
+        <w:pStyle w:val="BodyText"/>
+      </w:pPr>
+      <w:r>
+        <w:t xml:space="preserve">노아: 부엌에서의 성장을 제한하죠. 우리가 거절하는 유일한 성장이에요.</w:t>
+      </w:r>
+    </w:p>
+    <w:p>
+      <w:pPr>
+        <w:pStyle w:val="BodyText"/>
+      </w:pPr>
+      <w:r>
+        <w:t xml:space="preserve">루스: 그건 새롭네요. 그리고 좋아요. 유지해요. 매번.</w:t>
+      </w:r>
+    </w:p>
+    <w:p>
+      <w:pPr>
+        <w:pStyle w:val="BodyText"/>
+      </w:pPr>
+      <w:r>
+        <w:t xml:space="preserve">폴: 미팅 58. 마지막 날. 노아, 클레어 전화예요. 저녁 7시예요.</w:t>
+      </w:r>
+    </w:p>
+    <w:p>
+      <w:pPr>
+        <w:pStyle w:val="BodyText"/>
+      </w:pPr>
+      <w:r>
+        <w:t xml:space="preserve">클레어: 미팅 몇 개 남았어?</w:t>
+      </w:r>
+    </w:p>
+    <w:p>
+      <w:pPr>
+        <w:pStyle w:val="BodyText"/>
+      </w:pPr>
+      <w:r>
+        <w:t xml:space="preserve">노아: 두 개. 그다음 뉴욕행 비행기. 그다음 공모가. 그다음 벨.</w:t>
+      </w:r>
+    </w:p>
+    <w:p>
+      <w:pPr>
+        <w:pStyle w:val="BodyText"/>
+      </w:pPr>
+      <w:r>
+        <w:t xml:space="preserve">클레어: 오늘 세 끼 먹었어?</w:t>
+      </w:r>
+    </w:p>
+    <w:p>
+      <w:pPr>
+        <w:pStyle w:val="BodyText"/>
+      </w:pPr>
+      <w:r>
+        <w:t xml:space="preserve">노아: 두 끼 반. 반은 그래놀라 바. 파리산 아니야.</w:t>
+      </w:r>
+    </w:p>
+    <w:p>
+      <w:pPr>
+        <w:pStyle w:val="BodyText"/>
+      </w:pPr>
+      <w:r>
+        <w:t xml:space="preserve">클레어: 발전했네. 루스가 목소리 돌아왔다고 하더라. 그리고 오프닝을 바꿨다고.</w:t>
+      </w:r>
+    </w:p>
+    <w:p>
+      <w:pPr>
+        <w:pStyle w:val="BodyText"/>
+      </w:pPr>
+      <w:r>
+        <w:t xml:space="preserve">노아: 루스가 당신이랑 얘기해?</w:t>
+      </w:r>
+    </w:p>
+    <w:p>
+      <w:pPr>
+        <w:pStyle w:val="BodyText"/>
+      </w:pPr>
+      <w:r>
+        <w:t xml:space="preserve">클레어: 매일 저녁. 엘레나가 내 번호를 줬어. 당신한텐 지원 네트워크가 있어, 노아. 받아들여.</w:t>
+      </w:r>
+    </w:p>
+    <w:p>
+      <w:pPr>
+        <w:pStyle w:val="BodyText"/>
+      </w:pPr>
+      <w:r>
+        <w:t xml:space="preserve">빅터: 노아. 빅터예요. 블루워터가 주문을 넣어요. 큰 거로. 10년 보유하고 싶어요.</w:t>
+      </w:r>
+    </w:p>
+    <w:p>
+      <w:pPr>
+        <w:pStyle w:val="BodyText"/>
+      </w:pPr>
+      <w:r>
+        <w:t xml:space="preserve">노아: 빅터, 1년 전엔 12억이 환불이라고 했잖아요.</w:t>
+      </w:r>
+    </w:p>
+    <w:p>
+      <w:pPr>
+        <w:pStyle w:val="BodyText"/>
+      </w:pPr>
+      <w:r>
+        <w:t xml:space="preserve">빅터: 그리고 지금은 그보다 가치가 높죠. 인정하는 거 아무렇지 않아요. 그게 10년짜리 주문의 핵심이니까요. 회사가 내가 틀렸는지, 맞았는지 천천히 증명하게 두는 거죠. 난 천천히 맞는 게 좋아요.</w:t>
+      </w:r>
+    </w:p>
+    <w:p>
+      <w:pPr>
+        <w:pStyle w:val="BodyText"/>
+      </w:pPr>
+      <w:r>
+        <w:t xml:space="preserve">폴: 8일 차. 최종 숫자. 9배 초과 청약.</w:t>
+      </w:r>
+    </w:p>
+    <w:p>
+      <w:pPr>
+        <w:pStyle w:val="BodyText"/>
+      </w:pPr>
+      <w:r>
+        <w:t xml:space="preserve">루스: 9배. 12년 동안 두 번 봤어요.</w:t>
+      </w:r>
+    </w:p>
+    <w:p>
+      <w:pPr>
+        <w:pStyle w:val="BodyText"/>
+      </w:pPr>
+      <w:r>
+        <w:t xml:space="preserve">노아: 그게 좋은 거예요?</w:t>
+      </w:r>
+    </w:p>
+    <w:p>
+      <w:pPr>
+        <w:pStyle w:val="BodyText"/>
+      </w:pPr>
+      <w:r>
+        <w:t xml:space="preserve">루스: 좋아요. 위험하기도 하고요. 9배 청약이면 주관사가 밀어붙일 이유가 생기거든요. 오늘 밤 그들은 가격을 올리자고 할 거고, 뒷받침할 숫자도 갖고 올 거예요. 그들이 슬라이드를 다 넘기기 전에 당신 이유를 준비해 둬요.</w:t>
+      </w:r>
+    </w:p>
+    <w:bookmarkEnd w:id="34"/>
+    <w:bookmarkStart w:id="35" w:name="절정전환-3월-10일-오후-9시-공모가-결정-1"/>
+    <w:p>
+      <w:pPr>
+        <w:pStyle w:val="Heading3"/>
+      </w:pPr>
+      <w:r>
+        <w:t xml:space="preserve">절정·전환 — 3월 10일 오후 9시, 공모가 결정</w:t>
+      </w:r>
+    </w:p>
+    <w:p>
+      <w:pPr>
+        <w:pStyle w:val="FirstParagraph"/>
+      </w:pPr>
+      <w:r>
+        <w:t xml:space="preserve">조너선: 축하합니다. 9배 청약. 목요일에 희망가를 25~27로 올렸죠. 29에 가격을 정할 수 있어요.</w:t>
+      </w:r>
+    </w:p>
+    <w:p>
+      <w:pPr>
+        <w:pStyle w:val="BodyText"/>
+      </w:pPr>
+      <w:r>
+        <w:t xml:space="preserve">폴: 29. 상단보다 2달러 위.</w:t>
+      </w:r>
+    </w:p>
+    <w:p>
+      <w:pPr>
+        <w:pStyle w:val="BodyText"/>
+      </w:pPr>
+      <w:r>
+        <w:t xml:space="preserve">조너선: 수요가 받쳐 줘요. 1,150만 주에 29달러. 3억 3천만 이상.</w:t>
+      </w:r>
+    </w:p>
+    <w:p>
+      <w:pPr>
+        <w:pStyle w:val="BodyText"/>
+      </w:pPr>
+      <w:r>
+        <w:t xml:space="preserve">노아: 그럼 27에선요?</w:t>
+      </w:r>
+    </w:p>
+    <w:p>
+      <w:pPr>
+        <w:pStyle w:val="BodyText"/>
+      </w:pPr>
+      <w:r>
+        <w:t xml:space="preserve">조너선: 약 3억 1천. 약 2,300만을 테이블에 남기는 거죠.</w:t>
+      </w:r>
+    </w:p>
+    <w:p>
+      <w:pPr>
+        <w:pStyle w:val="BodyText"/>
+      </w:pPr>
+      <w:r>
+        <w:t xml:space="preserve">폴: 2,300만이면 라인 C를 꽤 지을 수 있어요, 노아.</w:t>
+      </w:r>
+    </w:p>
+    <w:p>
+      <w:pPr>
+        <w:pStyle w:val="BodyText"/>
+      </w:pPr>
+      <w:r>
+        <w:t xml:space="preserve">노아: 조너선, 29에서 장부에 누가 남아요? 누가 빠져요?</w:t>
+      </w:r>
+    </w:p>
+    <w:p>
+      <w:pPr>
+        <w:pStyle w:val="BodyText"/>
+      </w:pPr>
+      <w:r>
+        <w:t xml:space="preserve">조너선: 주로 장기 펀드들이 규모를 줄여요. 밸류에이션에 엄격한데, 29는 그들이 모델링한 가격보다 높거든요. 빠른 돈은 남고요. 어쨌든 상승을 기대하고, 그때 팔 계획이니까요.</w:t>
+      </w:r>
+    </w:p>
+    <w:p>
+      <w:pPr>
+        <w:pStyle w:val="BodyText"/>
+      </w:pPr>
+      <w:r>
+        <w:t xml:space="preserve">노아: 그러니까 29에선 돈은 더 받고. 주주는 더 나빠지는 거네요.</w:t>
+      </w:r>
+    </w:p>
+    <w:p>
+      <w:pPr>
+        <w:pStyle w:val="BodyText"/>
+      </w:pPr>
+      <w:r>
+        <w:t xml:space="preserve">조너선:</w:t>
+      </w:r>
+      <w:r>
+        <w:t xml:space="preserve"> </w:t>
+      </w:r>
+      <w:r>
+        <w:t xml:space="preserve">“</w:t>
+      </w:r>
+      <w:r>
+        <w:t xml:space="preserve">더 나쁘다</w:t>
+      </w:r>
+      <w:r>
+        <w:t xml:space="preserve">”</w:t>
+      </w:r>
+      <w:r>
+        <w:t xml:space="preserve">는 강한 표현이에요. 투자 기간이 다른 거죠.</w:t>
+      </w:r>
+    </w:p>
+    <w:p>
+      <w:pPr>
+        <w:pStyle w:val="BodyText"/>
+      </w:pPr>
+      <w:r>
+        <w:t xml:space="preserve">루스: 이선 콜은 질문 두 개를 했어요. 보호예수와 상승. 마시는 레지스트리를 물었고요. 그게 차이예요.</w:t>
+      </w:r>
+    </w:p>
+    <w:p>
+      <w:pPr>
+        <w:pStyle w:val="BodyText"/>
+      </w:pPr>
+      <w:r>
+        <w:t xml:space="preserve">노아: 요점은 이거예요. 오늘 밤 우린 주식을 파는 게 아니에요. 주주를 고르는 거예요. 10년 동안. 레지스트리를 물은 사람들은 뭔가 잘못될 때도 여기 있을 거예요. 그리고 뭔가는 반드시 잘못돼요. 상승을 물은 사람들은 없을 거고요.</w:t>
+      </w:r>
+    </w:p>
+    <w:p>
+      <w:pPr>
+        <w:pStyle w:val="BodyText"/>
+      </w:pPr>
+      <w:r>
+        <w:t xml:space="preserve">폴: 그럼 27. 장기 보유자에게 배정 우선권. 커먼웰스. 블루워터. 피오르드.</w:t>
+      </w:r>
+    </w:p>
+    <w:p>
+      <w:pPr>
+        <w:pStyle w:val="BodyText"/>
+      </w:pPr>
+      <w:r>
+        <w:t xml:space="preserve">조너선: 그럼 헤지펀드는 덜 받아요. 불평할 거예요.</w:t>
+      </w:r>
+    </w:p>
+    <w:p>
+      <w:pPr>
+        <w:pStyle w:val="BodyText"/>
+      </w:pPr>
+      <w:r>
+        <w:t xml:space="preserve">노아: 하루 불평하겠죠. 나쁜 주주는 10년 불평해요.</w:t>
+      </w:r>
+    </w:p>
+    <w:p>
+      <w:pPr>
+        <w:pStyle w:val="BodyText"/>
+      </w:pPr>
+      <w:r>
+        <w:t xml:space="preserve">조너선: 당신 회사예요. 하지만 가격위원회가 승인해야 해요. 일레인?</w:t>
+      </w:r>
+    </w:p>
+    <w:p>
+      <w:pPr>
+        <w:pStyle w:val="BodyText"/>
+      </w:pPr>
+      <w:r>
+        <w:t xml:space="preserve">일레인: 여기 있어요. 스피커로. 잠옷 차림으로. 폴, 의견은?</w:t>
+      </w:r>
+    </w:p>
+    <w:p>
+      <w:pPr>
+        <w:pStyle w:val="BodyText"/>
+      </w:pPr>
+      <w:r>
+        <w:t xml:space="preserve">폴: 머리는 29라고 해요. 2,300만은 라인 C에 진짜 큰돈이니까요. 경험은 27이라고 하고요. 첫날이 너무 밋밋하면 장기 보유자도 겁먹어요. 초반에 그들이 이길 여지를 조금 남겨 두면, 나중에 큰 충성도로 돌아와요.</w:t>
+      </w:r>
+    </w:p>
+    <w:p>
+      <w:pPr>
+        <w:pStyle w:val="BodyText"/>
+      </w:pPr>
+      <w:r>
+        <w:t xml:space="preserve">일레인: 그럼 위원회는 27을 승인해요. 노아의 배정안으로. 밤 9시 42분 기록.</w:t>
+      </w:r>
+    </w:p>
+    <w:p>
+      <w:pPr>
+        <w:pStyle w:val="BodyText"/>
+      </w:pPr>
+      <w:r>
+        <w:t xml:space="preserve">조너선: 그럼 확정입니다. 1,150만 주. 27달러. 약 3억 1천만.</w:t>
+      </w:r>
+    </w:p>
+    <w:p>
+      <w:pPr>
+        <w:pStyle w:val="BodyText"/>
+      </w:pPr>
+      <w:r>
+        <w:t xml:space="preserve">루스: 그럼 이선 콜의 배정은요?</w:t>
+      </w:r>
+    </w:p>
+    <w:p>
+      <w:pPr>
+        <w:pStyle w:val="BodyText"/>
+      </w:pPr>
+      <w:r>
+        <w:t xml:space="preserve">조너선: 주문의 3분의 1. 5분 안에 전화할 거예요. 소리 지르면서.</w:t>
+      </w:r>
+    </w:p>
+    <w:p>
+      <w:pPr>
+        <w:pStyle w:val="BodyText"/>
+      </w:pPr>
+      <w:r>
+        <w:t xml:space="preserve">노아: S-1에 다 설명돼 있다고 전해 줘요. 쪽과 항목.</w:t>
+      </w:r>
+    </w:p>
+    <w:p>
+      <w:pPr>
+        <w:pStyle w:val="BodyText"/>
+      </w:pPr>
+      <w:r>
+        <w:t xml:space="preserve">루스: 그 문장을 익혔네요. 자랑스러워요. 약간 무섭지만. 자랑스러워요.</w:t>
+      </w:r>
+    </w:p>
+    <w:p>
+      <w:pPr>
+        <w:pStyle w:val="BodyText"/>
+      </w:pPr>
+      <w:r>
+        <w:t xml:space="preserve">일레인: 노아. 다시 자기 전에. 7년 전엔 숫자 하나 못 댔죠. 오늘 밤엔 숫자를 거절했네요.</w:t>
+      </w:r>
+    </w:p>
+    <w:bookmarkEnd w:id="35"/>
+    <w:bookmarkStart w:id="36" w:name="마무리-밤-11시-30분-호텔-로비-1"/>
+    <w:p>
+      <w:pPr>
+        <w:pStyle w:val="Heading3"/>
+      </w:pPr>
+      <w:r>
+        <w:t xml:space="preserve">마무리 — 밤 11시 30분, 호텔 로비</w:t>
+      </w:r>
+    </w:p>
+    <w:p>
+      <w:pPr>
+        <w:pStyle w:val="FirstParagraph"/>
+      </w:pPr>
+      <w:r>
+        <w:t xml:space="preserve">폴: 테이블에 2,300만. 꿈에 나올 거예요.</w:t>
+      </w:r>
+    </w:p>
+    <w:p>
+      <w:pPr>
+        <w:pStyle w:val="BodyText"/>
+      </w:pPr>
+      <w:r>
+        <w:t xml:space="preserve">노아: 마시 꿈을 꿔요. 10년. 그게 더 가치 있어요.</w:t>
+      </w:r>
+    </w:p>
+    <w:p>
+      <w:pPr>
+        <w:pStyle w:val="BodyText"/>
+      </w:pPr>
+      <w:r>
+        <w:t xml:space="preserve">루스: 내일 일정. 오전 6시 조찬. 7시 반 나스닥. 9시 반 개장 벨.</w:t>
+      </w:r>
+    </w:p>
+    <w:p>
+      <w:pPr>
+        <w:pStyle w:val="BodyText"/>
+      </w:pPr>
+      <w:r>
+        <w:t xml:space="preserve">노아: 누가 와요?</w:t>
+      </w:r>
+    </w:p>
+    <w:p>
+      <w:pPr>
+        <w:pStyle w:val="BodyText"/>
+      </w:pPr>
+      <w:r>
+        <w:t xml:space="preserve">루스: 공동창업자 네 명 전부. 클레어. 릴리. 어머님. 일레인. 추첨으로 뽑힌 직원 50명. 그리고 화상으로 지우.</w:t>
+      </w:r>
+    </w:p>
+    <w:p>
+      <w:pPr>
+        <w:pStyle w:val="BodyText"/>
+      </w:pPr>
+      <w:r>
+        <w:t xml:space="preserve">폴: 그리고 타임스스퀘어 스크린에 릴리 로고. 8층 높이.</w:t>
+      </w:r>
+    </w:p>
+    <w:p>
+      <w:pPr>
+        <w:pStyle w:val="BodyText"/>
+      </w:pPr>
+      <w:r>
+        <w:t xml:space="preserve">노아: 릴리가 승인했어요?</w:t>
+      </w:r>
+    </w:p>
+    <w:p>
+      <w:pPr>
+        <w:pStyle w:val="BodyText"/>
+      </w:pPr>
+      <w:r>
+        <w:t xml:space="preserve">루스: 코멘트 하나와 함께. 인용할게요.</w:t>
+      </w:r>
+      <w:r>
+        <w:t xml:space="preserve"> </w:t>
+      </w:r>
+      <w:r>
+        <w:t xml:space="preserve">“</w:t>
+      </w:r>
+      <w:r>
+        <w:t xml:space="preserve">번쩍이게 하지 마. 또.</w:t>
+      </w:r>
+      <w:r>
+        <w:t xml:space="preserve">”</w:t>
+      </w:r>
+    </w:p>
+    <w:p>
+      <w:pPr>
+        <w:pStyle w:val="BodyText"/>
+      </w:pPr>
+      <w:r>
+        <w:t xml:space="preserve">노아: 루스, 질문 하나. 내일 주가가 움직이면, 뭐라고 해요?</w:t>
+      </w:r>
+    </w:p>
+    <w:p>
+      <w:pPr>
+        <w:pStyle w:val="BodyText"/>
+      </w:pPr>
+      <w:r>
+        <w:t xml:space="preserve">루스: 아무것도요.</w:t>
+      </w:r>
+      <w:r>
+        <w:t xml:space="preserve"> </w:t>
+      </w:r>
+      <w:r>
+        <w:t xml:space="preserve">“</w:t>
+      </w:r>
+      <w:r>
+        <w:t xml:space="preserve">주가에 대해 언급하지 않습니다. 환자에게 집중합니다.</w:t>
+      </w:r>
+      <w:r>
+        <w:t xml:space="preserve">”</w:t>
+      </w:r>
+      <w:r>
+        <w:t xml:space="preserve"> </w:t>
+      </w:r>
+      <w:r>
+        <w:t xml:space="preserve">매번.</w:t>
+      </w:r>
+    </w:p>
+    <w:p>
+      <w:pPr>
+        <w:pStyle w:val="BodyText"/>
+      </w:pPr>
+      <w:r>
+        <w:t xml:space="preserve">노아: 같은 답. 매번.</w:t>
+      </w:r>
+    </w:p>
+    <w:p>
+      <w:pPr>
+        <w:pStyle w:val="BodyText"/>
+      </w:pPr>
+      <w:r>
+        <w:t xml:space="preserve">폴: 50% 올라도요?</w:t>
+      </w:r>
+    </w:p>
+    <w:p>
+      <w:pPr>
+        <w:pStyle w:val="BodyText"/>
+      </w:pPr>
+      <w:r>
+        <w:t xml:space="preserve">루스: 특히 그때요. 주가를 축하하는 CEO는 떨어질 때도 그걸 책임지게 돼요. 그리고 언젠가는 떨어져요. 환자와 아무 상관 없는 날에요. 오를 때 환호하지 않았다면, 떨어질 때 아무도 당신 말을 인용할 수 없어요.</w:t>
+      </w:r>
+    </w:p>
+    <w:p>
+      <w:pPr>
+        <w:pStyle w:val="BodyText"/>
+      </w:pPr>
+      <w:r>
+        <w:t xml:space="preserve">노아: …그럼 내일은 사람들을 축하할게요. 숫자 말고.</w:t>
+      </w:r>
+    </w:p>
+    <w:p>
+      <w:pPr>
+        <w:pStyle w:val="BodyText"/>
+      </w:pPr>
+      <w:r>
+        <w:t xml:space="preserve">루스: 그게 답이에요. 이제 자요. 다섯 시간. 클레어가 확인하고 있어요.</w:t>
+      </w:r>
+    </w:p>
+    <w:bookmarkEnd w:id="36"/>
+    <w:bookmarkEnd w:id="37"/>
+    <w:bookmarkEnd w:id="38"/>
     <w:sectPr/>
   </w:body>
 </w:document>
@@ -4127,583 +4074,8 @@
       </w:pPr>
     </w:lvl>
   </w:abstractNum>
-  <w:abstractNum w:abstractNumId="99411">
-    <w:nsid w:val="A99411"/>
-    <w:multiLevelType w:val="multilevel"/>
-    <w:lvl w:ilvl="0">
-      <w:start w:val="1"/>
-      <w:numFmt w:val="decimal"/>
-      <w:lvlText w:val="%1."/>
-      <w:lvlJc w:val="left"/>
-      <w:pPr>
-        <w:ind w:left="720" w:hanging="480"/>
-      </w:pPr>
-    </w:lvl>
-    <w:lvl w:ilvl="1">
-      <w:start w:val="1"/>
-      <w:numFmt w:val="decimal"/>
-      <w:lvlText w:val="%2."/>
-      <w:lvlJc w:val="left"/>
-      <w:pPr>
-        <w:ind w:left="1440" w:hanging="480"/>
-      </w:pPr>
-    </w:lvl>
-    <w:lvl w:ilvl="2">
-      <w:start w:val="1"/>
-      <w:numFmt w:val="decimal"/>
-      <w:lvlText w:val="%3."/>
-      <w:lvlJc w:val="left"/>
-      <w:pPr>
-        <w:ind w:left="2160" w:hanging="480"/>
-      </w:pPr>
-    </w:lvl>
-    <w:lvl w:ilvl="3">
-      <w:start w:val="1"/>
-      <w:numFmt w:val="decimal"/>
-      <w:lvlText w:val="%4."/>
-      <w:lvlJc w:val="left"/>
-      <w:pPr>
-        <w:ind w:left="2880" w:hanging="480"/>
-      </w:pPr>
-    </w:lvl>
-    <w:lvl w:ilvl="4">
-      <w:start w:val="1"/>
-      <w:numFmt w:val="decimal"/>
-      <w:lvlText w:val="%5."/>
-      <w:lvlJc w:val="left"/>
-      <w:pPr>
-        <w:ind w:left="3600" w:hanging="480"/>
-      </w:pPr>
-    </w:lvl>
-    <w:lvl w:ilvl="5">
-      <w:start w:val="1"/>
-      <w:numFmt w:val="decimal"/>
-      <w:lvlText w:val="%6."/>
-      <w:lvlJc w:val="left"/>
-      <w:pPr>
-        <w:ind w:left="4320" w:hanging="480"/>
-      </w:pPr>
-    </w:lvl>
-    <w:lvl w:ilvl="6">
-      <w:start w:val="1"/>
-      <w:numFmt w:val="decimal"/>
-      <w:lvlText w:val="%7."/>
-      <w:lvlJc w:val="left"/>
-      <w:pPr>
-        <w:ind w:left="5040" w:hanging="480"/>
-      </w:pPr>
-    </w:lvl>
-    <w:lvl w:ilvl="7">
-      <w:start w:val="1"/>
-      <w:numFmt w:val="decimal"/>
-      <w:lvlText w:val="%8."/>
-      <w:lvlJc w:val="left"/>
-      <w:pPr>
-        <w:ind w:left="5760" w:hanging="480"/>
-      </w:pPr>
-    </w:lvl>
-    <w:lvl w:ilvl="8">
-      <w:start w:val="1"/>
-      <w:numFmt w:val="decimal"/>
-      <w:lvlText w:val="%9."/>
-      <w:lvlJc w:val="left"/>
-      <w:pPr>
-        <w:ind w:left="6480" w:hanging="480"/>
-      </w:pPr>
-    </w:lvl>
-  </w:abstractNum>
-  <w:abstractNum w:abstractNumId="994116">
-    <w:nsid w:val="A994116"/>
-    <w:multiLevelType w:val="multilevel"/>
-    <w:lvl w:ilvl="0">
-      <w:start w:val="16"/>
-      <w:numFmt w:val="decimal"/>
-      <w:lvlText w:val="%1."/>
-      <w:lvlJc w:val="left"/>
-      <w:pPr>
-        <w:ind w:left="720" w:hanging="480"/>
-      </w:pPr>
-    </w:lvl>
-    <w:lvl w:ilvl="1">
-      <w:start w:val="16"/>
-      <w:numFmt w:val="decimal"/>
-      <w:lvlText w:val="%2."/>
-      <w:lvlJc w:val="left"/>
-      <w:pPr>
-        <w:ind w:left="1440" w:hanging="480"/>
-      </w:pPr>
-    </w:lvl>
-    <w:lvl w:ilvl="2">
-      <w:start w:val="16"/>
-      <w:numFmt w:val="decimal"/>
-      <w:lvlText w:val="%3."/>
-      <w:lvlJc w:val="left"/>
-      <w:pPr>
-        <w:ind w:left="2160" w:hanging="480"/>
-      </w:pPr>
-    </w:lvl>
-    <w:lvl w:ilvl="3">
-      <w:start w:val="16"/>
-      <w:numFmt w:val="decimal"/>
-      <w:lvlText w:val="%4."/>
-      <w:lvlJc w:val="left"/>
-      <w:pPr>
-        <w:ind w:left="2880" w:hanging="480"/>
-      </w:pPr>
-    </w:lvl>
-    <w:lvl w:ilvl="4">
-      <w:start w:val="16"/>
-      <w:numFmt w:val="decimal"/>
-      <w:lvlText w:val="%5."/>
-      <w:lvlJc w:val="left"/>
-      <w:pPr>
-        <w:ind w:left="3600" w:hanging="480"/>
-      </w:pPr>
-    </w:lvl>
-    <w:lvl w:ilvl="5">
-      <w:start w:val="16"/>
-      <w:numFmt w:val="decimal"/>
-      <w:lvlText w:val="%6."/>
-      <w:lvlJc w:val="left"/>
-      <w:pPr>
-        <w:ind w:left="4320" w:hanging="480"/>
-      </w:pPr>
-    </w:lvl>
-    <w:lvl w:ilvl="6">
-      <w:start w:val="16"/>
-      <w:numFmt w:val="decimal"/>
-      <w:lvlText w:val="%7."/>
-      <w:lvlJc w:val="left"/>
-      <w:pPr>
-        <w:ind w:left="5040" w:hanging="480"/>
-      </w:pPr>
-    </w:lvl>
-    <w:lvl w:ilvl="7">
-      <w:start w:val="16"/>
-      <w:numFmt w:val="decimal"/>
-      <w:lvlText w:val="%8."/>
-      <w:lvlJc w:val="left"/>
-      <w:pPr>
-        <w:ind w:left="5760" w:hanging="480"/>
-      </w:pPr>
-    </w:lvl>
-    <w:lvl w:ilvl="8">
-      <w:start w:val="16"/>
-      <w:numFmt w:val="decimal"/>
-      <w:lvlText w:val="%9."/>
-      <w:lvlJc w:val="left"/>
-      <w:pPr>
-        <w:ind w:left="6480" w:hanging="480"/>
-      </w:pPr>
-    </w:lvl>
-  </w:abstractNum>
-  <w:abstractNum w:abstractNumId="994151">
-    <w:nsid w:val="A994151"/>
-    <w:multiLevelType w:val="multilevel"/>
-    <w:lvl w:ilvl="0">
-      <w:start w:val="51"/>
-      <w:numFmt w:val="decimal"/>
-      <w:lvlText w:val="%1."/>
-      <w:lvlJc w:val="left"/>
-      <w:pPr>
-        <w:ind w:left="720" w:hanging="480"/>
-      </w:pPr>
-    </w:lvl>
-    <w:lvl w:ilvl="1">
-      <w:start w:val="51"/>
-      <w:numFmt w:val="decimal"/>
-      <w:lvlText w:val="%2."/>
-      <w:lvlJc w:val="left"/>
-      <w:pPr>
-        <w:ind w:left="1440" w:hanging="480"/>
-      </w:pPr>
-    </w:lvl>
-    <w:lvl w:ilvl="2">
-      <w:start w:val="51"/>
-      <w:numFmt w:val="decimal"/>
-      <w:lvlText w:val="%3."/>
-      <w:lvlJc w:val="left"/>
-      <w:pPr>
-        <w:ind w:left="2160" w:hanging="480"/>
-      </w:pPr>
-    </w:lvl>
-    <w:lvl w:ilvl="3">
-      <w:start w:val="51"/>
-      <w:numFmt w:val="decimal"/>
-      <w:lvlText w:val="%4."/>
-      <w:lvlJc w:val="left"/>
-      <w:pPr>
-        <w:ind w:left="2880" w:hanging="480"/>
-      </w:pPr>
-    </w:lvl>
-    <w:lvl w:ilvl="4">
-      <w:start w:val="51"/>
-      <w:numFmt w:val="decimal"/>
-      <w:lvlText w:val="%5."/>
-      <w:lvlJc w:val="left"/>
-      <w:pPr>
-        <w:ind w:left="3600" w:hanging="480"/>
-      </w:pPr>
-    </w:lvl>
-    <w:lvl w:ilvl="5">
-      <w:start w:val="51"/>
-      <w:numFmt w:val="decimal"/>
-      <w:lvlText w:val="%6."/>
-      <w:lvlJc w:val="left"/>
-      <w:pPr>
-        <w:ind w:left="4320" w:hanging="480"/>
-      </w:pPr>
-    </w:lvl>
-    <w:lvl w:ilvl="6">
-      <w:start w:val="51"/>
-      <w:numFmt w:val="decimal"/>
-      <w:lvlText w:val="%7."/>
-      <w:lvlJc w:val="left"/>
-      <w:pPr>
-        <w:ind w:left="5040" w:hanging="480"/>
-      </w:pPr>
-    </w:lvl>
-    <w:lvl w:ilvl="7">
-      <w:start w:val="51"/>
-      <w:numFmt w:val="decimal"/>
-      <w:lvlText w:val="%8."/>
-      <w:lvlJc w:val="left"/>
-      <w:pPr>
-        <w:ind w:left="5760" w:hanging="480"/>
-      </w:pPr>
-    </w:lvl>
-    <w:lvl w:ilvl="8">
-      <w:start w:val="51"/>
-      <w:numFmt w:val="decimal"/>
-      <w:lvlText w:val="%9."/>
-      <w:lvlJc w:val="left"/>
-      <w:pPr>
-        <w:ind w:left="6480" w:hanging="480"/>
-      </w:pPr>
-    </w:lvl>
-  </w:abstractNum>
-  <w:abstractNum w:abstractNumId="994181">
-    <w:nsid w:val="A994181"/>
-    <w:multiLevelType w:val="multilevel"/>
-    <w:lvl w:ilvl="0">
-      <w:start w:val="81"/>
-      <w:numFmt w:val="decimal"/>
-      <w:lvlText w:val="%1."/>
-      <w:lvlJc w:val="left"/>
-      <w:pPr>
-        <w:ind w:left="720" w:hanging="480"/>
-      </w:pPr>
-    </w:lvl>
-    <w:lvl w:ilvl="1">
-      <w:start w:val="81"/>
-      <w:numFmt w:val="decimal"/>
-      <w:lvlText w:val="%2."/>
-      <w:lvlJc w:val="left"/>
-      <w:pPr>
-        <w:ind w:left="1440" w:hanging="480"/>
-      </w:pPr>
-    </w:lvl>
-    <w:lvl w:ilvl="2">
-      <w:start w:val="81"/>
-      <w:numFmt w:val="decimal"/>
-      <w:lvlText w:val="%3."/>
-      <w:lvlJc w:val="left"/>
-      <w:pPr>
-        <w:ind w:left="2160" w:hanging="480"/>
-      </w:pPr>
-    </w:lvl>
-    <w:lvl w:ilvl="3">
-      <w:start w:val="81"/>
-      <w:numFmt w:val="decimal"/>
-      <w:lvlText w:val="%4."/>
-      <w:lvlJc w:val="left"/>
-      <w:pPr>
-        <w:ind w:left="2880" w:hanging="480"/>
-      </w:pPr>
-    </w:lvl>
-    <w:lvl w:ilvl="4">
-      <w:start w:val="81"/>
-      <w:numFmt w:val="decimal"/>
-      <w:lvlText w:val="%5."/>
-      <w:lvlJc w:val="left"/>
-      <w:pPr>
-        <w:ind w:left="3600" w:hanging="480"/>
-      </w:pPr>
-    </w:lvl>
-    <w:lvl w:ilvl="5">
-      <w:start w:val="81"/>
-      <w:numFmt w:val="decimal"/>
-      <w:lvlText w:val="%6."/>
-      <w:lvlJc w:val="left"/>
-      <w:pPr>
-        <w:ind w:left="4320" w:hanging="480"/>
-      </w:pPr>
-    </w:lvl>
-    <w:lvl w:ilvl="6">
-      <w:start w:val="81"/>
-      <w:numFmt w:val="decimal"/>
-      <w:lvlText w:val="%7."/>
-      <w:lvlJc w:val="left"/>
-      <w:pPr>
-        <w:ind w:left="5040" w:hanging="480"/>
-      </w:pPr>
-    </w:lvl>
-    <w:lvl w:ilvl="7">
-      <w:start w:val="81"/>
-      <w:numFmt w:val="decimal"/>
-      <w:lvlText w:val="%8."/>
-      <w:lvlJc w:val="left"/>
-      <w:pPr>
-        <w:ind w:left="5760" w:hanging="480"/>
-      </w:pPr>
-    </w:lvl>
-    <w:lvl w:ilvl="8">
-      <w:start w:val="81"/>
-      <w:numFmt w:val="decimal"/>
-      <w:lvlText w:val="%9."/>
-      <w:lvlJc w:val="left"/>
-      <w:pPr>
-        <w:ind w:left="6480" w:hanging="480"/>
-      </w:pPr>
-    </w:lvl>
-  </w:abstractNum>
-  <w:abstractNum w:abstractNumId="9941106">
-    <w:nsid w:val="A9941106"/>
-    <w:multiLevelType w:val="multilevel"/>
-    <w:lvl w:ilvl="0">
-      <w:start w:val="106"/>
-      <w:numFmt w:val="decimal"/>
-      <w:lvlText w:val="%1."/>
-      <w:lvlJc w:val="left"/>
-      <w:pPr>
-        <w:ind w:left="720" w:hanging="480"/>
-      </w:pPr>
-    </w:lvl>
-    <w:lvl w:ilvl="1">
-      <w:start w:val="106"/>
-      <w:numFmt w:val="decimal"/>
-      <w:lvlText w:val="%2."/>
-      <w:lvlJc w:val="left"/>
-      <w:pPr>
-        <w:ind w:left="1440" w:hanging="480"/>
-      </w:pPr>
-    </w:lvl>
-    <w:lvl w:ilvl="2">
-      <w:start w:val="106"/>
-      <w:numFmt w:val="decimal"/>
-      <w:lvlText w:val="%3."/>
-      <w:lvlJc w:val="left"/>
-      <w:pPr>
-        <w:ind w:left="2160" w:hanging="480"/>
-      </w:pPr>
-    </w:lvl>
-    <w:lvl w:ilvl="3">
-      <w:start w:val="106"/>
-      <w:numFmt w:val="decimal"/>
-      <w:lvlText w:val="%4."/>
-      <w:lvlJc w:val="left"/>
-      <w:pPr>
-        <w:ind w:left="2880" w:hanging="480"/>
-      </w:pPr>
-    </w:lvl>
-    <w:lvl w:ilvl="4">
-      <w:start w:val="106"/>
-      <w:numFmt w:val="decimal"/>
-      <w:lvlText w:val="%5."/>
-      <w:lvlJc w:val="left"/>
-      <w:pPr>
-        <w:ind w:left="3600" w:hanging="480"/>
-      </w:pPr>
-    </w:lvl>
-    <w:lvl w:ilvl="5">
-      <w:start w:val="106"/>
-      <w:numFmt w:val="decimal"/>
-      <w:lvlText w:val="%6."/>
-      <w:lvlJc w:val="left"/>
-      <w:pPr>
-        <w:ind w:left="4320" w:hanging="480"/>
-      </w:pPr>
-    </w:lvl>
-    <w:lvl w:ilvl="6">
-      <w:start w:val="106"/>
-      <w:numFmt w:val="decimal"/>
-      <w:lvlText w:val="%7."/>
-      <w:lvlJc w:val="left"/>
-      <w:pPr>
-        <w:ind w:left="5040" w:hanging="480"/>
-      </w:pPr>
-    </w:lvl>
-    <w:lvl w:ilvl="7">
-      <w:start w:val="106"/>
-      <w:numFmt w:val="decimal"/>
-      <w:lvlText w:val="%8."/>
-      <w:lvlJc w:val="left"/>
-      <w:pPr>
-        <w:ind w:left="5760" w:hanging="480"/>
-      </w:pPr>
-    </w:lvl>
-    <w:lvl w:ilvl="8">
-      <w:start w:val="106"/>
-      <w:numFmt w:val="decimal"/>
-      <w:lvlText w:val="%9."/>
-      <w:lvlJc w:val="left"/>
-      <w:pPr>
-        <w:ind w:left="6480" w:hanging="480"/>
-      </w:pPr>
-    </w:lvl>
-  </w:abstractNum>
   <w:num w:numId="1000">
     <w:abstractNumId w:val="990"/>
-  </w:num>
-  <w:num w:numId="1001">
-    <w:abstractNumId w:val="99411"/>
-    <w:lvlOverride w:ilvl="0">
-      <w:startOverride w:val="1"/>
-    </w:lvlOverride>
-    <w:lvlOverride w:ilvl="1">
-      <w:startOverride w:val="1"/>
-    </w:lvlOverride>
-    <w:lvlOverride w:ilvl="2">
-      <w:startOverride w:val="1"/>
-    </w:lvlOverride>
-    <w:lvlOverride w:ilvl="3">
-      <w:startOverride w:val="1"/>
-    </w:lvlOverride>
-    <w:lvlOverride w:ilvl="4">
-      <w:startOverride w:val="1"/>
-    </w:lvlOverride>
-    <w:lvlOverride w:ilvl="5">
-      <w:startOverride w:val="1"/>
-    </w:lvlOverride>
-    <w:lvlOverride w:ilvl="6">
-      <w:startOverride w:val="1"/>
-    </w:lvlOverride>
-    <w:lvlOverride w:ilvl="7">
-      <w:startOverride w:val="1"/>
-    </w:lvlOverride>
-    <w:lvlOverride w:ilvl="8">
-      <w:startOverride w:val="1"/>
-    </w:lvlOverride>
-  </w:num>
-  <w:num w:numId="1002">
-    <w:abstractNumId w:val="994116"/>
-    <w:lvlOverride w:ilvl="0">
-      <w:startOverride w:val="16"/>
-    </w:lvlOverride>
-    <w:lvlOverride w:ilvl="1">
-      <w:startOverride w:val="16"/>
-    </w:lvlOverride>
-    <w:lvlOverride w:ilvl="2">
-      <w:startOverride w:val="16"/>
-    </w:lvlOverride>
-    <w:lvlOverride w:ilvl="3">
-      <w:startOverride w:val="16"/>
-    </w:lvlOverride>
-    <w:lvlOverride w:ilvl="4">
-      <w:startOverride w:val="16"/>
-    </w:lvlOverride>
-    <w:lvlOverride w:ilvl="5">
-      <w:startOverride w:val="16"/>
-    </w:lvlOverride>
-    <w:lvlOverride w:ilvl="6">
-      <w:startOverride w:val="16"/>
-    </w:lvlOverride>
-    <w:lvlOverride w:ilvl="7">
-      <w:startOverride w:val="16"/>
-    </w:lvlOverride>
-    <w:lvlOverride w:ilvl="8">
-      <w:startOverride w:val="16"/>
-    </w:lvlOverride>
-  </w:num>
-  <w:num w:numId="1003">
-    <w:abstractNumId w:val="994151"/>
-    <w:lvlOverride w:ilvl="0">
-      <w:startOverride w:val="51"/>
-    </w:lvlOverride>
-    <w:lvlOverride w:ilvl="1">
-      <w:startOverride w:val="51"/>
-    </w:lvlOverride>
-    <w:lvlOverride w:ilvl="2">
-      <w:startOverride w:val="51"/>
-    </w:lvlOverride>
-    <w:lvlOverride w:ilvl="3">
-      <w:startOverride w:val="51"/>
-    </w:lvlOverride>
-    <w:lvlOverride w:ilvl="4">
-      <w:startOverride w:val="51"/>
-    </w:lvlOverride>
-    <w:lvlOverride w:ilvl="5">
-      <w:startOverride w:val="51"/>
-    </w:lvlOverride>
-    <w:lvlOverride w:ilvl="6">
-      <w:startOverride w:val="51"/>
-    </w:lvlOverride>
-    <w:lvlOverride w:ilvl="7">
-      <w:startOverride w:val="51"/>
-    </w:lvlOverride>
-    <w:lvlOverride w:ilvl="8">
-      <w:startOverride w:val="51"/>
-    </w:lvlOverride>
-  </w:num>
-  <w:num w:numId="1004">
-    <w:abstractNumId w:val="994181"/>
-    <w:lvlOverride w:ilvl="0">
-      <w:startOverride w:val="81"/>
-    </w:lvlOverride>
-    <w:lvlOverride w:ilvl="1">
-      <w:startOverride w:val="81"/>
-    </w:lvlOverride>
-    <w:lvlOverride w:ilvl="2">
-      <w:startOverride w:val="81"/>
-    </w:lvlOverride>
-    <w:lvlOverride w:ilvl="3">
-      <w:startOverride w:val="81"/>
-    </w:lvlOverride>
-    <w:lvlOverride w:ilvl="4">
-      <w:startOverride w:val="81"/>
-    </w:lvlOverride>
-    <w:lvlOverride w:ilvl="5">
-      <w:startOverride w:val="81"/>
-    </w:lvlOverride>
-    <w:lvlOverride w:ilvl="6">
-      <w:startOverride w:val="81"/>
-    </w:lvlOverride>
-    <w:lvlOverride w:ilvl="7">
-      <w:startOverride w:val="81"/>
-    </w:lvlOverride>
-    <w:lvlOverride w:ilvl="8">
-      <w:startOverride w:val="81"/>
-    </w:lvlOverride>
-  </w:num>
-  <w:num w:numId="1005">
-    <w:abstractNumId w:val="9941106"/>
-    <w:lvlOverride w:ilvl="0">
-      <w:startOverride w:val="106"/>
-    </w:lvlOverride>
-    <w:lvlOverride w:ilvl="1">
-      <w:startOverride w:val="106"/>
-    </w:lvlOverride>
-    <w:lvlOverride w:ilvl="2">
-      <w:startOverride w:val="106"/>
-    </w:lvlOverride>
-    <w:lvlOverride w:ilvl="3">
-      <w:startOverride w:val="106"/>
-    </w:lvlOverride>
-    <w:lvlOverride w:ilvl="4">
-      <w:startOverride w:val="106"/>
-    </w:lvlOverride>
-    <w:lvlOverride w:ilvl="5">
-      <w:startOverride w:val="106"/>
-    </w:lvlOverride>
-    <w:lvlOverride w:ilvl="6">
-      <w:startOverride w:val="106"/>
-    </w:lvlOverride>
-    <w:lvlOverride w:ilvl="7">
-      <w:startOverride w:val="106"/>
-    </w:lvlOverride>
-    <w:lvlOverride w:ilvl="8">
-      <w:startOverride w:val="106"/>
-    </w:lvlOverride>
   </w:num>
 </w:numbering>
 </file>
